--- a/docs/specs/FindHouseQuick_Decisions_Log.docx
+++ b/docs/specs/FindHouseQuick_Decisions_Log.docx
@@ -2365,6 +2365,366 @@
           </w:p>
         </w:tc>
       </w:tr>
+      <w:tr>
+        <w:tc>
+          <w:tcPr>
+            <w:tcW w:type="dxa" w:w="632"/>
+            <w:tcBorders>
+              <w:top w:val="single" w:color="A6A6A6" w:sz="4"/>
+              <w:left w:val="single" w:color="A6A6A6" w:sz="4"/>
+              <w:bottom w:val="single" w:color="A6A6A6" w:sz="4"/>
+              <w:right w:val="single" w:color="A6A6A6" w:sz="4"/>
+            </w:tcBorders>
+            <w:tcMar>
+              <w:top w:type="dxa" w:w="80"/>
+              <w:left w:type="dxa" w:w="120"/>
+              <w:bottom w:type="dxa" w:w="80"/>
+              <w:right w:type="dxa" w:w="120"/>
+            </w:tcMar>
+          </w:tcPr>
+          <w:p>
+            <w:r>
+              <w:t xml:space="preserve">24</w:t>
+            </w:r>
+          </w:p>
+        </w:tc>
+        <w:tc>
+          <w:tcPr>
+            <w:tcW w:type="dxa" w:w="1625"/>
+            <w:tcBorders>
+              <w:top w:val="single" w:color="A6A6A6" w:sz="4"/>
+              <w:left w:val="single" w:color="A6A6A6" w:sz="4"/>
+              <w:bottom w:val="single" w:color="A6A6A6" w:sz="4"/>
+              <w:right w:val="single" w:color="A6A6A6" w:sz="4"/>
+            </w:tcBorders>
+            <w:tcMar>
+              <w:top w:type="dxa" w:w="80"/>
+              <w:left w:type="dxa" w:w="120"/>
+              <w:bottom w:type="dxa" w:w="80"/>
+              <w:right w:type="dxa" w:w="120"/>
+            </w:tcMar>
+          </w:tcPr>
+          <w:p>
+            <w:r>
+              <w:t xml:space="preserve">Technology</w:t>
+            </w:r>
+          </w:p>
+        </w:tc>
+        <w:tc>
+          <w:tcPr>
+            <w:tcW w:type="dxa" w:w="5235"/>
+            <w:tcBorders>
+              <w:top w:val="single" w:color="A6A6A6" w:sz="4"/>
+              <w:left w:val="single" w:color="A6A6A6" w:sz="4"/>
+              <w:bottom w:val="single" w:color="A6A6A6" w:sz="4"/>
+              <w:right w:val="single" w:color="A6A6A6" w:sz="4"/>
+            </w:tcBorders>
+            <w:tcMar>
+              <w:top w:type="dxa" w:w="80"/>
+              <w:left w:type="dxa" w:w="120"/>
+              <w:bottom w:type="dxa" w:w="80"/>
+              <w:right w:type="dxa" w:w="120"/>
+            </w:tcMar>
+          </w:tcPr>
+          <w:p>
+            <w:r>
+              <w:t xml:space="preserve">Recommended stack adopted: Flutter apps, NestJS (TypeScript) server, PostgreSQL with PostGIS, Redis.</w:t>
+            </w:r>
+          </w:p>
+        </w:tc>
+        <w:tc>
+          <w:tcPr>
+            <w:tcW w:type="dxa" w:w="1534"/>
+            <w:tcBorders>
+              <w:top w:val="single" w:color="A6A6A6" w:sz="4"/>
+              <w:left w:val="single" w:color="A6A6A6" w:sz="4"/>
+              <w:bottom w:val="single" w:color="A6A6A6" w:sz="4"/>
+              <w:right w:val="single" w:color="A6A6A6" w:sz="4"/>
+            </w:tcBorders>
+            <w:tcMar>
+              <w:top w:type="dxa" w:w="80"/>
+              <w:left w:type="dxa" w:w="120"/>
+              <w:bottom w:type="dxa" w:w="80"/>
+              <w:right w:type="dxa" w:w="120"/>
+            </w:tcMar>
+          </w:tcPr>
+          <w:p>
+            <w:r>
+              <w:t xml:space="preserve">22 Oct 2026</w:t>
+            </w:r>
+          </w:p>
+        </w:tc>
+      </w:tr>
+      <w:tr>
+        <w:tc>
+          <w:tcPr>
+            <w:tcW w:type="dxa" w:w="632"/>
+            <w:tcBorders>
+              <w:top w:val="single" w:color="A6A6A6" w:sz="4"/>
+              <w:left w:val="single" w:color="A6A6A6" w:sz="4"/>
+              <w:bottom w:val="single" w:color="A6A6A6" w:sz="4"/>
+              <w:right w:val="single" w:color="A6A6A6" w:sz="4"/>
+            </w:tcBorders>
+            <w:tcMar>
+              <w:top w:type="dxa" w:w="80"/>
+              <w:left w:type="dxa" w:w="120"/>
+              <w:bottom w:type="dxa" w:w="80"/>
+              <w:right w:type="dxa" w:w="120"/>
+            </w:tcMar>
+          </w:tcPr>
+          <w:p>
+            <w:r>
+              <w:t xml:space="preserve">25</w:t>
+            </w:r>
+          </w:p>
+        </w:tc>
+        <w:tc>
+          <w:tcPr>
+            <w:tcW w:type="dxa" w:w="1625"/>
+            <w:tcBorders>
+              <w:top w:val="single" w:color="A6A6A6" w:sz="4"/>
+              <w:left w:val="single" w:color="A6A6A6" w:sz="4"/>
+              <w:bottom w:val="single" w:color="A6A6A6" w:sz="4"/>
+              <w:right w:val="single" w:color="A6A6A6" w:sz="4"/>
+            </w:tcBorders>
+            <w:tcMar>
+              <w:top w:type="dxa" w:w="80"/>
+              <w:left w:type="dxa" w:w="120"/>
+              <w:bottom w:type="dxa" w:w="80"/>
+              <w:right w:type="dxa" w:w="120"/>
+            </w:tcMar>
+          </w:tcPr>
+          <w:p>
+            <w:r>
+              <w:t xml:space="preserve">Old prototype</w:t>
+            </w:r>
+          </w:p>
+        </w:tc>
+        <w:tc>
+          <w:tcPr>
+            <w:tcW w:type="dxa" w:w="5235"/>
+            <w:tcBorders>
+              <w:top w:val="single" w:color="A6A6A6" w:sz="4"/>
+              <w:left w:val="single" w:color="A6A6A6" w:sz="4"/>
+              <w:bottom w:val="single" w:color="A6A6A6" w:sz="4"/>
+              <w:right w:val="single" w:color="A6A6A6" w:sz="4"/>
+            </w:tcBorders>
+            <w:tcMar>
+              <w:top w:type="dxa" w:w="80"/>
+              <w:left w:type="dxa" w:w="120"/>
+              <w:bottom w:type="dxa" w:w="80"/>
+              <w:right w:type="dxa" w:w="120"/>
+            </w:tcMar>
+          </w:tcPr>
+          <w:p>
+            <w:r>
+              <w:t xml:space="preserve">The 2023 PHP prototype is kept for reference only, in the repository findhousequick-legacy. The new build reuses the findhousequick name.</w:t>
+            </w:r>
+          </w:p>
+        </w:tc>
+        <w:tc>
+          <w:tcPr>
+            <w:tcW w:type="dxa" w:w="1534"/>
+            <w:tcBorders>
+              <w:top w:val="single" w:color="A6A6A6" w:sz="4"/>
+              <w:left w:val="single" w:color="A6A6A6" w:sz="4"/>
+              <w:bottom w:val="single" w:color="A6A6A6" w:sz="4"/>
+              <w:right w:val="single" w:color="A6A6A6" w:sz="4"/>
+            </w:tcBorders>
+            <w:tcMar>
+              <w:top w:type="dxa" w:w="80"/>
+              <w:left w:type="dxa" w:w="120"/>
+              <w:bottom w:type="dxa" w:w="80"/>
+              <w:right w:type="dxa" w:w="120"/>
+            </w:tcMar>
+          </w:tcPr>
+          <w:p>
+            <w:r>
+              <w:t xml:space="preserve">22 Oct 2026</w:t>
+            </w:r>
+          </w:p>
+        </w:tc>
+      </w:tr>
+      <w:tr>
+        <w:tc>
+          <w:tcPr>
+            <w:tcW w:type="dxa" w:w="632"/>
+            <w:tcBorders>
+              <w:top w:val="single" w:color="A6A6A6" w:sz="4"/>
+              <w:left w:val="single" w:color="A6A6A6" w:sz="4"/>
+              <w:bottom w:val="single" w:color="A6A6A6" w:sz="4"/>
+              <w:right w:val="single" w:color="A6A6A6" w:sz="4"/>
+            </w:tcBorders>
+            <w:tcMar>
+              <w:top w:type="dxa" w:w="80"/>
+              <w:left w:type="dxa" w:w="120"/>
+              <w:bottom w:type="dxa" w:w="80"/>
+              <w:right w:type="dxa" w:w="120"/>
+            </w:tcMar>
+          </w:tcPr>
+          <w:p>
+            <w:r>
+              <w:t xml:space="preserve">26</w:t>
+            </w:r>
+          </w:p>
+        </w:tc>
+        <w:tc>
+          <w:tcPr>
+            <w:tcW w:type="dxa" w:w="1625"/>
+            <w:tcBorders>
+              <w:top w:val="single" w:color="A6A6A6" w:sz="4"/>
+              <w:left w:val="single" w:color="A6A6A6" w:sz="4"/>
+              <w:bottom w:val="single" w:color="A6A6A6" w:sz="4"/>
+              <w:right w:val="single" w:color="A6A6A6" w:sz="4"/>
+            </w:tcBorders>
+            <w:tcMar>
+              <w:top w:type="dxa" w:w="80"/>
+              <w:left w:type="dxa" w:w="120"/>
+              <w:bottom w:type="dxa" w:w="80"/>
+              <w:right w:type="dxa" w:w="120"/>
+            </w:tcMar>
+          </w:tcPr>
+          <w:p>
+            <w:r>
+              <w:t xml:space="preserve">Code repository</w:t>
+            </w:r>
+          </w:p>
+        </w:tc>
+        <w:tc>
+          <w:tcPr>
+            <w:tcW w:type="dxa" w:w="5235"/>
+            <w:tcBorders>
+              <w:top w:val="single" w:color="A6A6A6" w:sz="4"/>
+              <w:left w:val="single" w:color="A6A6A6" w:sz="4"/>
+              <w:bottom w:val="single" w:color="A6A6A6" w:sz="4"/>
+              <w:right w:val="single" w:color="A6A6A6" w:sz="4"/>
+            </w:tcBorders>
+            <w:tcMar>
+              <w:top w:type="dxa" w:w="80"/>
+              <w:left w:type="dxa" w:w="120"/>
+              <w:bottom w:type="dxa" w:w="80"/>
+              <w:right w:type="dxa" w:w="120"/>
+            </w:tcMar>
+          </w:tcPr>
+          <w:p>
+            <w:r>
+              <w:t xml:space="preserve">Code lives in projectiles-tech-hub/findhousequick, owned by the Projectiles Tech Hub Limited GitHub organisation. Public during the build; production systems will run on private, secure servers.</w:t>
+            </w:r>
+          </w:p>
+        </w:tc>
+        <w:tc>
+          <w:tcPr>
+            <w:tcW w:type="dxa" w:w="1534"/>
+            <w:tcBorders>
+              <w:top w:val="single" w:color="A6A6A6" w:sz="4"/>
+              <w:left w:val="single" w:color="A6A6A6" w:sz="4"/>
+              <w:bottom w:val="single" w:color="A6A6A6" w:sz="4"/>
+              <w:right w:val="single" w:color="A6A6A6" w:sz="4"/>
+            </w:tcBorders>
+            <w:tcMar>
+              <w:top w:type="dxa" w:w="80"/>
+              <w:left w:type="dxa" w:w="120"/>
+              <w:bottom w:type="dxa" w:w="80"/>
+              <w:right w:type="dxa" w:w="120"/>
+            </w:tcMar>
+          </w:tcPr>
+          <w:p>
+            <w:r>
+              <w:t xml:space="preserve">22 Oct 2026</w:t>
+            </w:r>
+          </w:p>
+        </w:tc>
+      </w:tr>
+      <w:tr>
+        <w:tc>
+          <w:tcPr>
+            <w:tcW w:type="dxa" w:w="632"/>
+            <w:tcBorders>
+              <w:top w:val="single" w:color="A6A6A6" w:sz="4"/>
+              <w:left w:val="single" w:color="A6A6A6" w:sz="4"/>
+              <w:bottom w:val="single" w:color="A6A6A6" w:sz="4"/>
+              <w:right w:val="single" w:color="A6A6A6" w:sz="4"/>
+            </w:tcBorders>
+            <w:tcMar>
+              <w:top w:type="dxa" w:w="80"/>
+              <w:left w:type="dxa" w:w="120"/>
+              <w:bottom w:type="dxa" w:w="80"/>
+              <w:right w:type="dxa" w:w="120"/>
+            </w:tcMar>
+          </w:tcPr>
+          <w:p>
+            <w:r>
+              <w:t xml:space="preserve">27</w:t>
+            </w:r>
+          </w:p>
+        </w:tc>
+        <w:tc>
+          <w:tcPr>
+            <w:tcW w:type="dxa" w:w="1625"/>
+            <w:tcBorders>
+              <w:top w:val="single" w:color="A6A6A6" w:sz="4"/>
+              <w:left w:val="single" w:color="A6A6A6" w:sz="4"/>
+              <w:bottom w:val="single" w:color="A6A6A6" w:sz="4"/>
+              <w:right w:val="single" w:color="A6A6A6" w:sz="4"/>
+            </w:tcBorders>
+            <w:tcMar>
+              <w:top w:type="dxa" w:w="80"/>
+              <w:left w:type="dxa" w:w="120"/>
+              <w:bottom w:type="dxa" w:w="80"/>
+              <w:right w:type="dxa" w:w="120"/>
+            </w:tcMar>
+          </w:tcPr>
+          <w:p>
+            <w:r>
+              <w:t xml:space="preserve">Release 0</w:t>
+            </w:r>
+          </w:p>
+        </w:tc>
+        <w:tc>
+          <w:tcPr>
+            <w:tcW w:type="dxa" w:w="5235"/>
+            <w:tcBorders>
+              <w:top w:val="single" w:color="A6A6A6" w:sz="4"/>
+              <w:left w:val="single" w:color="A6A6A6" w:sz="4"/>
+              <w:bottom w:val="single" w:color="A6A6A6" w:sz="4"/>
+              <w:right w:val="single" w:color="A6A6A6" w:sz="4"/>
+            </w:tcBorders>
+            <w:tcMar>
+              <w:top w:type="dxa" w:w="80"/>
+              <w:left w:type="dxa" w:w="120"/>
+              <w:bottom w:type="dxa" w:w="80"/>
+              <w:right w:type="dxa" w:w="120"/>
+            </w:tcMar>
+          </w:tcPr>
+          <w:p>
+            <w:r>
+              <w:t xml:space="preserve">Foundations completed and passing all automatic checks (pull request #1).</w:t>
+            </w:r>
+          </w:p>
+        </w:tc>
+        <w:tc>
+          <w:tcPr>
+            <w:tcW w:type="dxa" w:w="1534"/>
+            <w:tcBorders>
+              <w:top w:val="single" w:color="A6A6A6" w:sz="4"/>
+              <w:left w:val="single" w:color="A6A6A6" w:sz="4"/>
+              <w:bottom w:val="single" w:color="A6A6A6" w:sz="4"/>
+              <w:right w:val="single" w:color="A6A6A6" w:sz="4"/>
+            </w:tcBorders>
+            <w:tcMar>
+              <w:top w:type="dxa" w:w="80"/>
+              <w:left w:type="dxa" w:w="120"/>
+              <w:bottom w:type="dxa" w:w="80"/>
+              <w:right w:type="dxa" w:w="120"/>
+            </w:tcMar>
+          </w:tcPr>
+          <w:p>
+            <w:r>
+              <w:t xml:space="preserve">22 Oct 2026</w:t>
+            </w:r>
+          </w:p>
+        </w:tc>
+      </w:tr>
     </w:tbl>
     <w:p>
       <w:pPr>
@@ -3138,7 +3498,7 @@
           </w:tcPr>
           <w:p>
             <w:r>
-              <w:t xml:space="preserve">Technology choices</w:t>
+              <w:t xml:space="preserve">Budget for development and first 12 to 18 months of running costs</w:t>
             </w:r>
           </w:p>
         </w:tc>
@@ -3160,7 +3520,7 @@
           </w:tcPr>
           <w:p>
             <w:r>
-              <w:t xml:space="preserve">Recommended in the Technical Architecture and Execution Plan; to be confirmed with the technical lead</w:t>
+              <w:t xml:space="preserve">To be prepared</w:t>
             </w:r>
           </w:p>
         </w:tc>
@@ -3206,7 +3566,7 @@
           </w:tcPr>
           <w:p>
             <w:r>
-              <w:t xml:space="preserve">Budget for development and first 12 to 18 months of running costs</w:t>
+              <w:t xml:space="preserve">Hiring of technical lead and team</w:t>
             </w:r>
           </w:p>
         </w:tc>
@@ -3228,7 +3588,7 @@
           </w:tcPr>
           <w:p>
             <w:r>
-              <w:t xml:space="preserve">To be prepared</w:t>
+              <w:t xml:space="preserve">To be started</w:t>
             </w:r>
           </w:p>
         </w:tc>
@@ -3274,7 +3634,7 @@
           </w:tcPr>
           <w:p>
             <w:r>
-              <w:t xml:space="preserve">Hiring of technical lead and team</w:t>
+              <w:t xml:space="preserve">Domain name, trademark and app store name checks for FindHouseQuick</w:t>
             </w:r>
           </w:p>
         </w:tc>
@@ -3296,7 +3656,7 @@
           </w:tcPr>
           <w:p>
             <w:r>
-              <w:t xml:space="preserve">To be started</w:t>
+              <w:t xml:space="preserve">To be done</w:t>
             </w:r>
           </w:p>
         </w:tc>
@@ -3342,7 +3702,7 @@
           </w:tcPr>
           <w:p>
             <w:r>
-              <w:t xml:space="preserve">GitHub account for Projectiles and the FindHouseQuick repository</w:t>
+              <w:t xml:space="preserve">Feature controls: up to 30 seconds for a switch change to reach every server</w:t>
             </w:r>
           </w:p>
         </w:tc>
@@ -3364,7 +3724,7 @@
           </w:tcPr>
           <w:p>
             <w:r>
-              <w:t xml:space="preserve">To be created and connected</w:t>
+              <w:t xml:space="preserve">To be confirmed (ADR 0002)</w:t>
             </w:r>
           </w:p>
         </w:tc>
@@ -3410,7 +3770,7 @@
           </w:tcPr>
           <w:p>
             <w:r>
-              <w:t xml:space="preserve">Domain name, trademark and app store name checks for FindHouseQuick</w:t>
+              <w:t xml:space="preserve">Feature controls: country managers may change non-critical switches in their own countries without a second approval</w:t>
             </w:r>
           </w:p>
         </w:tc>
@@ -3432,7 +3792,75 @@
           </w:tcPr>
           <w:p>
             <w:r>
-              <w:t xml:space="preserve">To be done</w:t>
+              <w:t xml:space="preserve">To be confirmed (ADR 0002)</w:t>
+            </w:r>
+          </w:p>
+        </w:tc>
+      </w:tr>
+      <w:tr>
+        <w:tc>
+          <w:tcPr>
+            <w:tcW w:type="dxa" w:w="632"/>
+            <w:tcBorders>
+              <w:top w:val="single" w:color="A6A6A6" w:sz="4"/>
+              <w:left w:val="single" w:color="A6A6A6" w:sz="4"/>
+              <w:bottom w:val="single" w:color="A6A6A6" w:sz="4"/>
+              <w:right w:val="single" w:color="A6A6A6" w:sz="4"/>
+            </w:tcBorders>
+            <w:tcMar>
+              <w:top w:type="dxa" w:w="80"/>
+              <w:left w:type="dxa" w:w="120"/>
+              <w:bottom w:type="dxa" w:w="80"/>
+              <w:right w:type="dxa" w:w="120"/>
+            </w:tcMar>
+          </w:tcPr>
+          <w:p>
+            <w:r>
+              <w:t xml:space="preserve">15</w:t>
+            </w:r>
+          </w:p>
+        </w:tc>
+        <w:tc>
+          <w:tcPr>
+            <w:tcW w:type="dxa" w:w="4784"/>
+            <w:tcBorders>
+              <w:top w:val="single" w:color="A6A6A6" w:sz="4"/>
+              <w:left w:val="single" w:color="A6A6A6" w:sz="4"/>
+              <w:bottom w:val="single" w:color="A6A6A6" w:sz="4"/>
+              <w:right w:val="single" w:color="A6A6A6" w:sz="4"/>
+            </w:tcBorders>
+            <w:tcMar>
+              <w:top w:type="dxa" w:w="80"/>
+              <w:left w:type="dxa" w:w="120"/>
+              <w:bottom w:type="dxa" w:w="80"/>
+              <w:right w:type="dxa" w:w="120"/>
+            </w:tcMar>
+          </w:tcPr>
+          <w:p>
+            <w:r>
+              <w:t xml:space="preserve">Whether to make the code repository private again before launch</w:t>
+            </w:r>
+          </w:p>
+        </w:tc>
+        <w:tc>
+          <w:tcPr>
+            <w:tcW w:type="dxa" w:w="3610"/>
+            <w:tcBorders>
+              <w:top w:val="single" w:color="A6A6A6" w:sz="4"/>
+              <w:left w:val="single" w:color="A6A6A6" w:sz="4"/>
+              <w:bottom w:val="single" w:color="A6A6A6" w:sz="4"/>
+              <w:right w:val="single" w:color="A6A6A6" w:sz="4"/>
+            </w:tcBorders>
+            <w:tcMar>
+              <w:top w:type="dxa" w:w="80"/>
+              <w:left w:type="dxa" w:w="120"/>
+              <w:bottom w:type="dxa" w:w="80"/>
+              <w:right w:type="dxa" w:w="120"/>
+            </w:tcMar>
+          </w:tcPr>
+          <w:p>
+            <w:r>
+              <w:t xml:space="preserve">To be decided</w:t>
             </w:r>
           </w:p>
         </w:tc>
@@ -3616,6 +4044,52 @@
           <w:p>
             <w:r>
               <w:t xml:space="preserve">1.0, 22 October 2026</w:t>
+            </w:r>
+          </w:p>
+        </w:tc>
+      </w:tr>
+      <w:tr>
+        <w:tc>
+          <w:tcPr>
+            <w:tcW w:type="dxa" w:w="6318"/>
+            <w:tcBorders>
+              <w:top w:val="single" w:color="A6A6A6" w:sz="4"/>
+              <w:left w:val="single" w:color="A6A6A6" w:sz="4"/>
+              <w:bottom w:val="single" w:color="A6A6A6" w:sz="4"/>
+              <w:right w:val="single" w:color="A6A6A6" w:sz="4"/>
+            </w:tcBorders>
+            <w:tcMar>
+              <w:top w:type="dxa" w:w="80"/>
+              <w:left w:type="dxa" w:w="120"/>
+              <w:bottom w:type="dxa" w:w="80"/>
+              <w:right w:type="dxa" w:w="120"/>
+            </w:tcMar>
+          </w:tcPr>
+          <w:p>
+            <w:r>
+              <w:t xml:space="preserve">Project status (in the code repository)</w:t>
+            </w:r>
+          </w:p>
+        </w:tc>
+        <w:tc>
+          <w:tcPr>
+            <w:tcW w:type="dxa" w:w="2708"/>
+            <w:tcBorders>
+              <w:top w:val="single" w:color="A6A6A6" w:sz="4"/>
+              <w:left w:val="single" w:color="A6A6A6" w:sz="4"/>
+              <w:bottom w:val="single" w:color="A6A6A6" w:sz="4"/>
+              <w:right w:val="single" w:color="A6A6A6" w:sz="4"/>
+            </w:tcBorders>
+            <w:tcMar>
+              <w:top w:type="dxa" w:w="80"/>
+              <w:left w:type="dxa" w:w="120"/>
+              <w:bottom w:type="dxa" w:w="80"/>
+              <w:right w:type="dxa" w:w="120"/>
+            </w:tcMar>
+          </w:tcPr>
+          <w:p>
+            <w:r>
+              <w:t xml:space="preserve">docs/STATUS.md</w:t>
             </w:r>
           </w:p>
         </w:tc>

--- a/docs/specs/FindHouseQuick_Decisions_Log.docx
+++ b/docs/specs/FindHouseQuick_Decisions_Log.docx
@@ -2725,6 +2725,276 @@
           </w:p>
         </w:tc>
       </w:tr>
+      <w:tr>
+        <w:tc>
+          <w:tcPr>
+            <w:tcW w:type="dxa" w:w="632"/>
+            <w:tcBorders>
+              <w:top w:val="single" w:color="A6A6A6" w:sz="4"/>
+              <w:left w:val="single" w:color="A6A6A6" w:sz="4"/>
+              <w:bottom w:val="single" w:color="A6A6A6" w:sz="4"/>
+              <w:right w:val="single" w:color="A6A6A6" w:sz="4"/>
+            </w:tcBorders>
+            <w:tcMar>
+              <w:top w:type="dxa" w:w="80"/>
+              <w:left w:type="dxa" w:w="120"/>
+              <w:bottom w:type="dxa" w:w="80"/>
+              <w:right w:type="dxa" w:w="120"/>
+            </w:tcMar>
+          </w:tcPr>
+          <w:p>
+            <w:r>
+              <w:t xml:space="preserve">28</w:t>
+            </w:r>
+          </w:p>
+        </w:tc>
+        <w:tc>
+          <w:tcPr>
+            <w:tcW w:type="dxa" w:w="1625"/>
+            <w:tcBorders>
+              <w:top w:val="single" w:color="A6A6A6" w:sz="4"/>
+              <w:left w:val="single" w:color="A6A6A6" w:sz="4"/>
+              <w:bottom w:val="single" w:color="A6A6A6" w:sz="4"/>
+              <w:right w:val="single" w:color="A6A6A6" w:sz="4"/>
+            </w:tcBorders>
+            <w:tcMar>
+              <w:top w:type="dxa" w:w="80"/>
+              <w:left w:type="dxa" w:w="120"/>
+              <w:bottom w:type="dxa" w:w="80"/>
+              <w:right w:type="dxa" w:w="120"/>
+            </w:tcMar>
+          </w:tcPr>
+          <w:p>
+            <w:r>
+              <w:t xml:space="preserve">Feature controls</w:t>
+            </w:r>
+          </w:p>
+        </w:tc>
+        <w:tc>
+          <w:tcPr>
+            <w:tcW w:type="dxa" w:w="5235"/>
+            <w:tcBorders>
+              <w:top w:val="single" w:color="A6A6A6" w:sz="4"/>
+              <w:left w:val="single" w:color="A6A6A6" w:sz="4"/>
+              <w:bottom w:val="single" w:color="A6A6A6" w:sz="4"/>
+              <w:right w:val="single" w:color="A6A6A6" w:sz="4"/>
+            </w:tcBorders>
+            <w:tcMar>
+              <w:top w:type="dxa" w:w="80"/>
+              <w:left w:type="dxa" w:w="120"/>
+              <w:bottom w:type="dxa" w:w="80"/>
+              <w:right w:type="dxa" w:w="120"/>
+            </w:tcMar>
+          </w:tcPr>
+          <w:p>
+            <w:r>
+              <w:t xml:space="preserve">ADR 0002 confirmed: a switch change reaches every server within 30 seconds. Country managers may switch features off or pause them in their own countries at once; every other change they make (switching on, scheduling, gradual release, withdrawing a rule) needs a super admin’s approval. Switching a critical feature on always needs a second person, one of them a super admin.</w:t>
+            </w:r>
+          </w:p>
+        </w:tc>
+        <w:tc>
+          <w:tcPr>
+            <w:tcW w:type="dxa" w:w="1534"/>
+            <w:tcBorders>
+              <w:top w:val="single" w:color="A6A6A6" w:sz="4"/>
+              <w:left w:val="single" w:color="A6A6A6" w:sz="4"/>
+              <w:bottom w:val="single" w:color="A6A6A6" w:sz="4"/>
+              <w:right w:val="single" w:color="A6A6A6" w:sz="4"/>
+            </w:tcBorders>
+            <w:tcMar>
+              <w:top w:type="dxa" w:w="80"/>
+              <w:left w:type="dxa" w:w="120"/>
+              <w:bottom w:type="dxa" w:w="80"/>
+              <w:right w:type="dxa" w:w="120"/>
+            </w:tcMar>
+          </w:tcPr>
+          <w:p>
+            <w:r>
+              <w:t xml:space="preserve">22 Oct 2026</w:t>
+            </w:r>
+          </w:p>
+        </w:tc>
+      </w:tr>
+      <w:tr>
+        <w:tc>
+          <w:tcPr>
+            <w:tcW w:type="dxa" w:w="632"/>
+            <w:tcBorders>
+              <w:top w:val="single" w:color="A6A6A6" w:sz="4"/>
+              <w:left w:val="single" w:color="A6A6A6" w:sz="4"/>
+              <w:bottom w:val="single" w:color="A6A6A6" w:sz="4"/>
+              <w:right w:val="single" w:color="A6A6A6" w:sz="4"/>
+            </w:tcBorders>
+            <w:tcMar>
+              <w:top w:type="dxa" w:w="80"/>
+              <w:left w:type="dxa" w:w="120"/>
+              <w:bottom w:type="dxa" w:w="80"/>
+              <w:right w:type="dxa" w:w="120"/>
+            </w:tcMar>
+          </w:tcPr>
+          <w:p>
+            <w:r>
+              <w:t xml:space="preserve">29</w:t>
+            </w:r>
+          </w:p>
+        </w:tc>
+        <w:tc>
+          <w:tcPr>
+            <w:tcW w:type="dxa" w:w="1625"/>
+            <w:tcBorders>
+              <w:top w:val="single" w:color="A6A6A6" w:sz="4"/>
+              <w:left w:val="single" w:color="A6A6A6" w:sz="4"/>
+              <w:bottom w:val="single" w:color="A6A6A6" w:sz="4"/>
+              <w:right w:val="single" w:color="A6A6A6" w:sz="4"/>
+            </w:tcBorders>
+            <w:tcMar>
+              <w:top w:type="dxa" w:w="80"/>
+              <w:left w:type="dxa" w:w="120"/>
+              <w:bottom w:type="dxa" w:w="80"/>
+              <w:right w:type="dxa" w:w="120"/>
+            </w:tcMar>
+          </w:tcPr>
+          <w:p>
+            <w:r>
+              <w:t xml:space="preserve">Staff two-step login</w:t>
+            </w:r>
+          </w:p>
+        </w:tc>
+        <w:tc>
+          <w:tcPr>
+            <w:tcW w:type="dxa" w:w="5235"/>
+            <w:tcBorders>
+              <w:top w:val="single" w:color="A6A6A6" w:sz="4"/>
+              <w:left w:val="single" w:color="A6A6A6" w:sz="4"/>
+              <w:bottom w:val="single" w:color="A6A6A6" w:sz="4"/>
+              <w:right w:val="single" w:color="A6A6A6" w:sz="4"/>
+            </w:tcBorders>
+            <w:tcMar>
+              <w:top w:type="dxa" w:w="80"/>
+              <w:left w:type="dxa" w:w="120"/>
+              <w:bottom w:type="dxa" w:w="80"/>
+              <w:right w:type="dxa" w:w="120"/>
+            </w:tcMar>
+          </w:tcPr>
+          <w:p>
+            <w:r>
+              <w:t xml:space="preserve">Staff sign in with two steps. The second step can be either an SMS code or a code from an authenticator app; both are built.</w:t>
+            </w:r>
+          </w:p>
+        </w:tc>
+        <w:tc>
+          <w:tcPr>
+            <w:tcW w:type="dxa" w:w="1534"/>
+            <w:tcBorders>
+              <w:top w:val="single" w:color="A6A6A6" w:sz="4"/>
+              <w:left w:val="single" w:color="A6A6A6" w:sz="4"/>
+              <w:bottom w:val="single" w:color="A6A6A6" w:sz="4"/>
+              <w:right w:val="single" w:color="A6A6A6" w:sz="4"/>
+            </w:tcBorders>
+            <w:tcMar>
+              <w:top w:type="dxa" w:w="80"/>
+              <w:left w:type="dxa" w:w="120"/>
+              <w:bottom w:type="dxa" w:w="80"/>
+              <w:right w:type="dxa" w:w="120"/>
+            </w:tcMar>
+          </w:tcPr>
+          <w:p>
+            <w:r>
+              <w:t xml:space="preserve">22 Oct 2026</w:t>
+            </w:r>
+          </w:p>
+        </w:tc>
+      </w:tr>
+      <w:tr>
+        <w:tc>
+          <w:tcPr>
+            <w:tcW w:type="dxa" w:w="632"/>
+            <w:tcBorders>
+              <w:top w:val="single" w:color="A6A6A6" w:sz="4"/>
+              <w:left w:val="single" w:color="A6A6A6" w:sz="4"/>
+              <w:bottom w:val="single" w:color="A6A6A6" w:sz="4"/>
+              <w:right w:val="single" w:color="A6A6A6" w:sz="4"/>
+            </w:tcBorders>
+            <w:tcMar>
+              <w:top w:type="dxa" w:w="80"/>
+              <w:left w:type="dxa" w:w="120"/>
+              <w:bottom w:type="dxa" w:w="80"/>
+              <w:right w:type="dxa" w:w="120"/>
+            </w:tcMar>
+          </w:tcPr>
+          <w:p>
+            <w:r>
+              <w:t xml:space="preserve">30</w:t>
+            </w:r>
+          </w:p>
+        </w:tc>
+        <w:tc>
+          <w:tcPr>
+            <w:tcW w:type="dxa" w:w="1625"/>
+            <w:tcBorders>
+              <w:top w:val="single" w:color="A6A6A6" w:sz="4"/>
+              <w:left w:val="single" w:color="A6A6A6" w:sz="4"/>
+              <w:bottom w:val="single" w:color="A6A6A6" w:sz="4"/>
+              <w:right w:val="single" w:color="A6A6A6" w:sz="4"/>
+            </w:tcBorders>
+            <w:tcMar>
+              <w:top w:type="dxa" w:w="80"/>
+              <w:left w:type="dxa" w:w="120"/>
+              <w:bottom w:type="dxa" w:w="80"/>
+              <w:right w:type="dxa" w:w="120"/>
+            </w:tcMar>
+          </w:tcPr>
+          <w:p>
+            <w:r>
+              <w:t xml:space="preserve">Staff accounts</w:t>
+            </w:r>
+          </w:p>
+        </w:tc>
+        <w:tc>
+          <w:tcPr>
+            <w:tcW w:type="dxa" w:w="5235"/>
+            <w:tcBorders>
+              <w:top w:val="single" w:color="A6A6A6" w:sz="4"/>
+              <w:left w:val="single" w:color="A6A6A6" w:sz="4"/>
+              <w:bottom w:val="single" w:color="A6A6A6" w:sz="4"/>
+              <w:right w:val="single" w:color="A6A6A6" w:sz="4"/>
+            </w:tcBorders>
+            <w:tcMar>
+              <w:top w:type="dxa" w:w="80"/>
+              <w:left w:type="dxa" w:w="120"/>
+              <w:bottom w:type="dxa" w:w="80"/>
+              <w:right w:type="dxa" w:w="120"/>
+            </w:tcMar>
+          </w:tcPr>
+          <w:p>
+            <w:r>
+              <w:t xml:space="preserve">Super admins add staff, set their roles and countries, and deactivate them through the admin endpoints, with every change recorded. The first super admin is created with a one-time server command.</w:t>
+            </w:r>
+          </w:p>
+        </w:tc>
+        <w:tc>
+          <w:tcPr>
+            <w:tcW w:type="dxa" w:w="1534"/>
+            <w:tcBorders>
+              <w:top w:val="single" w:color="A6A6A6" w:sz="4"/>
+              <w:left w:val="single" w:color="A6A6A6" w:sz="4"/>
+              <w:bottom w:val="single" w:color="A6A6A6" w:sz="4"/>
+              <w:right w:val="single" w:color="A6A6A6" w:sz="4"/>
+            </w:tcBorders>
+            <w:tcMar>
+              <w:top w:type="dxa" w:w="80"/>
+              <w:left w:type="dxa" w:w="120"/>
+              <w:bottom w:type="dxa" w:w="80"/>
+              <w:right w:type="dxa" w:w="120"/>
+            </w:tcMar>
+          </w:tcPr>
+          <w:p>
+            <w:r>
+              <w:t xml:space="preserve">22 Oct 2026</w:t>
+            </w:r>
+          </w:p>
+        </w:tc>
+      </w:tr>
     </w:tbl>
     <w:p>
       <w:pPr>
@@ -3681,142 +3951,6 @@
           <w:p>
             <w:r>
               <w:t xml:space="preserve">13</w:t>
-            </w:r>
-          </w:p>
-        </w:tc>
-        <w:tc>
-          <w:tcPr>
-            <w:tcW w:type="dxa" w:w="4784"/>
-            <w:tcBorders>
-              <w:top w:val="single" w:color="A6A6A6" w:sz="4"/>
-              <w:left w:val="single" w:color="A6A6A6" w:sz="4"/>
-              <w:bottom w:val="single" w:color="A6A6A6" w:sz="4"/>
-              <w:right w:val="single" w:color="A6A6A6" w:sz="4"/>
-            </w:tcBorders>
-            <w:tcMar>
-              <w:top w:type="dxa" w:w="80"/>
-              <w:left w:type="dxa" w:w="120"/>
-              <w:bottom w:type="dxa" w:w="80"/>
-              <w:right w:type="dxa" w:w="120"/>
-            </w:tcMar>
-          </w:tcPr>
-          <w:p>
-            <w:r>
-              <w:t xml:space="preserve">Feature controls: up to 30 seconds for a switch change to reach every server</w:t>
-            </w:r>
-          </w:p>
-        </w:tc>
-        <w:tc>
-          <w:tcPr>
-            <w:tcW w:type="dxa" w:w="3610"/>
-            <w:tcBorders>
-              <w:top w:val="single" w:color="A6A6A6" w:sz="4"/>
-              <w:left w:val="single" w:color="A6A6A6" w:sz="4"/>
-              <w:bottom w:val="single" w:color="A6A6A6" w:sz="4"/>
-              <w:right w:val="single" w:color="A6A6A6" w:sz="4"/>
-            </w:tcBorders>
-            <w:tcMar>
-              <w:top w:type="dxa" w:w="80"/>
-              <w:left w:type="dxa" w:w="120"/>
-              <w:bottom w:type="dxa" w:w="80"/>
-              <w:right w:type="dxa" w:w="120"/>
-            </w:tcMar>
-          </w:tcPr>
-          <w:p>
-            <w:r>
-              <w:t xml:space="preserve">To be confirmed (ADR 0002)</w:t>
-            </w:r>
-          </w:p>
-        </w:tc>
-      </w:tr>
-      <w:tr>
-        <w:tc>
-          <w:tcPr>
-            <w:tcW w:type="dxa" w:w="632"/>
-            <w:tcBorders>
-              <w:top w:val="single" w:color="A6A6A6" w:sz="4"/>
-              <w:left w:val="single" w:color="A6A6A6" w:sz="4"/>
-              <w:bottom w:val="single" w:color="A6A6A6" w:sz="4"/>
-              <w:right w:val="single" w:color="A6A6A6" w:sz="4"/>
-            </w:tcBorders>
-            <w:tcMar>
-              <w:top w:type="dxa" w:w="80"/>
-              <w:left w:type="dxa" w:w="120"/>
-              <w:bottom w:type="dxa" w:w="80"/>
-              <w:right w:type="dxa" w:w="120"/>
-            </w:tcMar>
-          </w:tcPr>
-          <w:p>
-            <w:r>
-              <w:t xml:space="preserve">14</w:t>
-            </w:r>
-          </w:p>
-        </w:tc>
-        <w:tc>
-          <w:tcPr>
-            <w:tcW w:type="dxa" w:w="4784"/>
-            <w:tcBorders>
-              <w:top w:val="single" w:color="A6A6A6" w:sz="4"/>
-              <w:left w:val="single" w:color="A6A6A6" w:sz="4"/>
-              <w:bottom w:val="single" w:color="A6A6A6" w:sz="4"/>
-              <w:right w:val="single" w:color="A6A6A6" w:sz="4"/>
-            </w:tcBorders>
-            <w:tcMar>
-              <w:top w:type="dxa" w:w="80"/>
-              <w:left w:type="dxa" w:w="120"/>
-              <w:bottom w:type="dxa" w:w="80"/>
-              <w:right w:type="dxa" w:w="120"/>
-            </w:tcMar>
-          </w:tcPr>
-          <w:p>
-            <w:r>
-              <w:t xml:space="preserve">Feature controls: country managers may change non-critical switches in their own countries without a second approval</w:t>
-            </w:r>
-          </w:p>
-        </w:tc>
-        <w:tc>
-          <w:tcPr>
-            <w:tcW w:type="dxa" w:w="3610"/>
-            <w:tcBorders>
-              <w:top w:val="single" w:color="A6A6A6" w:sz="4"/>
-              <w:left w:val="single" w:color="A6A6A6" w:sz="4"/>
-              <w:bottom w:val="single" w:color="A6A6A6" w:sz="4"/>
-              <w:right w:val="single" w:color="A6A6A6" w:sz="4"/>
-            </w:tcBorders>
-            <w:tcMar>
-              <w:top w:type="dxa" w:w="80"/>
-              <w:left w:type="dxa" w:w="120"/>
-              <w:bottom w:type="dxa" w:w="80"/>
-              <w:right w:type="dxa" w:w="120"/>
-            </w:tcMar>
-          </w:tcPr>
-          <w:p>
-            <w:r>
-              <w:t xml:space="preserve">To be confirmed (ADR 0002)</w:t>
-            </w:r>
-          </w:p>
-        </w:tc>
-      </w:tr>
-      <w:tr>
-        <w:tc>
-          <w:tcPr>
-            <w:tcW w:type="dxa" w:w="632"/>
-            <w:tcBorders>
-              <w:top w:val="single" w:color="A6A6A6" w:sz="4"/>
-              <w:left w:val="single" w:color="A6A6A6" w:sz="4"/>
-              <w:bottom w:val="single" w:color="A6A6A6" w:sz="4"/>
-              <w:right w:val="single" w:color="A6A6A6" w:sz="4"/>
-            </w:tcBorders>
-            <w:tcMar>
-              <w:top w:type="dxa" w:w="80"/>
-              <w:left w:type="dxa" w:w="120"/>
-              <w:bottom w:type="dxa" w:w="80"/>
-              <w:right w:type="dxa" w:w="120"/>
-            </w:tcMar>
-          </w:tcPr>
-          <w:p>
-            <w:r>
-              <w:t xml:space="preserve">15</w:t>
             </w:r>
           </w:p>
         </w:tc>

--- a/docs/specs/FindHouseQuick_Decisions_Log.docx
+++ b/docs/specs/FindHouseQuick_Decisions_Log.docx
@@ -2991,6 +2991,366 @@
           <w:p>
             <w:r>
               <w:t xml:space="preserve">22 Oct 2026</w:t>
+            </w:r>
+          </w:p>
+        </w:tc>
+      </w:tr>
+      <w:tr>
+        <w:tc>
+          <w:tcPr>
+            <w:tcW w:type="dxa" w:w="632"/>
+            <w:tcBorders>
+              <w:top w:val="single" w:color="A6A6A6" w:sz="4"/>
+              <w:left w:val="single" w:color="A6A6A6" w:sz="4"/>
+              <w:bottom w:val="single" w:color="A6A6A6" w:sz="4"/>
+              <w:right w:val="single" w:color="A6A6A6" w:sz="4"/>
+            </w:tcBorders>
+            <w:tcMar>
+              <w:top w:type="dxa" w:w="80"/>
+              <w:left w:type="dxa" w:w="120"/>
+              <w:bottom w:type="dxa" w:w="80"/>
+              <w:right w:type="dxa" w:w="120"/>
+            </w:tcMar>
+          </w:tcPr>
+          <w:p>
+            <w:r>
+              <w:t>31</w:t>
+            </w:r>
+          </w:p>
+        </w:tc>
+        <w:tc>
+          <w:tcPr>
+            <w:tcW w:type="dxa" w:w="1625"/>
+            <w:tcBorders>
+              <w:top w:val="single" w:color="A6A6A6" w:sz="4"/>
+              <w:left w:val="single" w:color="A6A6A6" w:sz="4"/>
+              <w:bottom w:val="single" w:color="A6A6A6" w:sz="4"/>
+              <w:right w:val="single" w:color="A6A6A6" w:sz="4"/>
+            </w:tcBorders>
+            <w:tcMar>
+              <w:top w:type="dxa" w:w="80"/>
+              <w:left w:type="dxa" w:w="120"/>
+              <w:bottom w:type="dxa" w:w="80"/>
+              <w:right w:type="dxa" w:w="120"/>
+            </w:tcMar>
+          </w:tcPr>
+          <w:p>
+            <w:r>
+              <w:t>Staff two-step login</w:t>
+            </w:r>
+          </w:p>
+        </w:tc>
+        <w:tc>
+          <w:tcPr>
+            <w:tcW w:type="dxa" w:w="5235"/>
+            <w:tcBorders>
+              <w:top w:val="single" w:color="A6A6A6" w:sz="4"/>
+              <w:left w:val="single" w:color="A6A6A6" w:sz="4"/>
+              <w:bottom w:val="single" w:color="A6A6A6" w:sz="4"/>
+              <w:right w:val="single" w:color="A6A6A6" w:sz="4"/>
+            </w:tcBorders>
+            <w:tcMar>
+              <w:top w:type="dxa" w:w="80"/>
+              <w:left w:type="dxa" w:w="120"/>
+              <w:bottom w:type="dxa" w:w="80"/>
+              <w:right w:type="dxa" w:w="120"/>
+            </w:tcMar>
+          </w:tcPr>
+          <w:p>
+            <w:r>
+              <w:t>ADR 0005 details confirmed: after 5 wrong second-step codes, the second step pauses for 15 minutes for that staff member. Two-step login for ordinary users is left for a later step.</w:t>
+            </w:r>
+          </w:p>
+        </w:tc>
+        <w:tc>
+          <w:tcPr>
+            <w:tcW w:type="dxa" w:w="1534"/>
+            <w:tcBorders>
+              <w:top w:val="single" w:color="A6A6A6" w:sz="4"/>
+              <w:left w:val="single" w:color="A6A6A6" w:sz="4"/>
+              <w:bottom w:val="single" w:color="A6A6A6" w:sz="4"/>
+              <w:right w:val="single" w:color="A6A6A6" w:sz="4"/>
+            </w:tcBorders>
+            <w:tcMar>
+              <w:top w:type="dxa" w:w="80"/>
+              <w:left w:type="dxa" w:w="120"/>
+              <w:bottom w:type="dxa" w:w="80"/>
+              <w:right w:type="dxa" w:w="120"/>
+            </w:tcMar>
+          </w:tcPr>
+          <w:p>
+            <w:r>
+              <w:t>22 Oct 2026</w:t>
+            </w:r>
+          </w:p>
+        </w:tc>
+      </w:tr>
+      <w:tr>
+        <w:tc>
+          <w:tcPr>
+            <w:tcW w:type="dxa" w:w="632"/>
+            <w:tcBorders>
+              <w:top w:val="single" w:color="A6A6A6" w:sz="4"/>
+              <w:left w:val="single" w:color="A6A6A6" w:sz="4"/>
+              <w:bottom w:val="single" w:color="A6A6A6" w:sz="4"/>
+              <w:right w:val="single" w:color="A6A6A6" w:sz="4"/>
+            </w:tcBorders>
+            <w:tcMar>
+              <w:top w:type="dxa" w:w="80"/>
+              <w:left w:type="dxa" w:w="120"/>
+              <w:bottom w:type="dxa" w:w="80"/>
+              <w:right w:type="dxa" w:w="120"/>
+            </w:tcMar>
+          </w:tcPr>
+          <w:p>
+            <w:r>
+              <w:t>32</w:t>
+            </w:r>
+          </w:p>
+        </w:tc>
+        <w:tc>
+          <w:tcPr>
+            <w:tcW w:type="dxa" w:w="1625"/>
+            <w:tcBorders>
+              <w:top w:val="single" w:color="A6A6A6" w:sz="4"/>
+              <w:left w:val="single" w:color="A6A6A6" w:sz="4"/>
+              <w:bottom w:val="single" w:color="A6A6A6" w:sz="4"/>
+              <w:right w:val="single" w:color="A6A6A6" w:sz="4"/>
+            </w:tcBorders>
+            <w:tcMar>
+              <w:top w:type="dxa" w:w="80"/>
+              <w:left w:type="dxa" w:w="120"/>
+              <w:bottom w:type="dxa" w:w="80"/>
+              <w:right w:type="dxa" w:w="120"/>
+            </w:tcMar>
+          </w:tcPr>
+          <w:p>
+            <w:r>
+              <w:t>Staff two-step login</w:t>
+            </w:r>
+          </w:p>
+        </w:tc>
+        <w:tc>
+          <w:tcPr>
+            <w:tcW w:type="dxa" w:w="5235"/>
+            <w:tcBorders>
+              <w:top w:val="single" w:color="A6A6A6" w:sz="4"/>
+              <w:left w:val="single" w:color="A6A6A6" w:sz="4"/>
+              <w:bottom w:val="single" w:color="A6A6A6" w:sz="4"/>
+              <w:right w:val="single" w:color="A6A6A6" w:sz="4"/>
+            </w:tcBorders>
+            <w:tcMar>
+              <w:top w:type="dxa" w:w="80"/>
+              <w:left w:type="dxa" w:w="120"/>
+              <w:bottom w:type="dxa" w:w="80"/>
+              <w:right w:type="dxa" w:w="120"/>
+            </w:tcMar>
+          </w:tcPr>
+          <w:p>
+            <w:r>
+              <w:t>The staff second step lasts 3 hours, then must be done again. The period is a platform setting that super admins can change through the admin endpoints, with every change recorded.</w:t>
+            </w:r>
+          </w:p>
+        </w:tc>
+        <w:tc>
+          <w:tcPr>
+            <w:tcW w:type="dxa" w:w="1534"/>
+            <w:tcBorders>
+              <w:top w:val="single" w:color="A6A6A6" w:sz="4"/>
+              <w:left w:val="single" w:color="A6A6A6" w:sz="4"/>
+              <w:bottom w:val="single" w:color="A6A6A6" w:sz="4"/>
+              <w:right w:val="single" w:color="A6A6A6" w:sz="4"/>
+            </w:tcBorders>
+            <w:tcMar>
+              <w:top w:type="dxa" w:w="80"/>
+              <w:left w:type="dxa" w:w="120"/>
+              <w:bottom w:type="dxa" w:w="80"/>
+              <w:right w:type="dxa" w:w="120"/>
+            </w:tcMar>
+          </w:tcPr>
+          <w:p>
+            <w:r>
+              <w:t>22 Oct 2026</w:t>
+            </w:r>
+          </w:p>
+        </w:tc>
+      </w:tr>
+      <w:tr>
+        <w:tc>
+          <w:tcPr>
+            <w:tcW w:type="dxa" w:w="632"/>
+            <w:tcBorders>
+              <w:top w:val="single" w:color="A6A6A6" w:sz="4"/>
+              <w:left w:val="single" w:color="A6A6A6" w:sz="4"/>
+              <w:bottom w:val="single" w:color="A6A6A6" w:sz="4"/>
+              <w:right w:val="single" w:color="A6A6A6" w:sz="4"/>
+            </w:tcBorders>
+            <w:tcMar>
+              <w:top w:type="dxa" w:w="80"/>
+              <w:left w:type="dxa" w:w="120"/>
+              <w:bottom w:type="dxa" w:w="80"/>
+              <w:right w:type="dxa" w:w="120"/>
+            </w:tcMar>
+          </w:tcPr>
+          <w:p>
+            <w:r>
+              <w:t>33</w:t>
+            </w:r>
+          </w:p>
+        </w:tc>
+        <w:tc>
+          <w:tcPr>
+            <w:tcW w:type="dxa" w:w="1625"/>
+            <w:tcBorders>
+              <w:top w:val="single" w:color="A6A6A6" w:sz="4"/>
+              <w:left w:val="single" w:color="A6A6A6" w:sz="4"/>
+              <w:bottom w:val="single" w:color="A6A6A6" w:sz="4"/>
+              <w:right w:val="single" w:color="A6A6A6" w:sz="4"/>
+            </w:tcBorders>
+            <w:tcMar>
+              <w:top w:type="dxa" w:w="80"/>
+              <w:left w:type="dxa" w:w="120"/>
+              <w:bottom w:type="dxa" w:w="80"/>
+              <w:right w:type="dxa" w:w="120"/>
+            </w:tcMar>
+          </w:tcPr>
+          <w:p>
+            <w:r>
+              <w:t>Feature controls</w:t>
+            </w:r>
+          </w:p>
+        </w:tc>
+        <w:tc>
+          <w:tcPr>
+            <w:tcW w:type="dxa" w:w="5235"/>
+            <w:tcBorders>
+              <w:top w:val="single" w:color="A6A6A6" w:sz="4"/>
+              <w:left w:val="single" w:color="A6A6A6" w:sz="4"/>
+              <w:bottom w:val="single" w:color="A6A6A6" w:sz="4"/>
+              <w:right w:val="single" w:color="A6A6A6" w:sz="4"/>
+            </w:tcBorders>
+            <w:tcMar>
+              <w:top w:type="dxa" w:w="80"/>
+              <w:left w:type="dxa" w:w="120"/>
+              <w:bottom w:type="dxa" w:w="80"/>
+              <w:right w:type="dxa" w:w="120"/>
+            </w:tcMar>
+          </w:tcPr>
+          <w:p>
+            <w:r>
+              <w:t>"Switching off at once" (decision 28) means an off rule with no start time, end time or percentage. An off rule with a start or end time made by a country manager waits for a super admin.</w:t>
+            </w:r>
+          </w:p>
+        </w:tc>
+        <w:tc>
+          <w:tcPr>
+            <w:tcW w:type="dxa" w:w="1534"/>
+            <w:tcBorders>
+              <w:top w:val="single" w:color="A6A6A6" w:sz="4"/>
+              <w:left w:val="single" w:color="A6A6A6" w:sz="4"/>
+              <w:bottom w:val="single" w:color="A6A6A6" w:sz="4"/>
+              <w:right w:val="single" w:color="A6A6A6" w:sz="4"/>
+            </w:tcBorders>
+            <w:tcMar>
+              <w:top w:type="dxa" w:w="80"/>
+              <w:left w:type="dxa" w:w="120"/>
+              <w:bottom w:type="dxa" w:w="80"/>
+              <w:right w:type="dxa" w:w="120"/>
+            </w:tcMar>
+          </w:tcPr>
+          <w:p>
+            <w:r>
+              <w:t>22 Oct 2026</w:t>
+            </w:r>
+          </w:p>
+        </w:tc>
+      </w:tr>
+      <w:tr>
+        <w:tc>
+          <w:tcPr>
+            <w:tcW w:type="dxa" w:w="632"/>
+            <w:tcBorders>
+              <w:top w:val="single" w:color="A6A6A6" w:sz="4"/>
+              <w:left w:val="single" w:color="A6A6A6" w:sz="4"/>
+              <w:bottom w:val="single" w:color="A6A6A6" w:sz="4"/>
+              <w:right w:val="single" w:color="A6A6A6" w:sz="4"/>
+            </w:tcBorders>
+            <w:tcMar>
+              <w:top w:type="dxa" w:w="80"/>
+              <w:left w:type="dxa" w:w="120"/>
+              <w:bottom w:type="dxa" w:w="80"/>
+              <w:right w:type="dxa" w:w="120"/>
+            </w:tcMar>
+          </w:tcPr>
+          <w:p>
+            <w:r>
+              <w:t>34</w:t>
+            </w:r>
+          </w:p>
+        </w:tc>
+        <w:tc>
+          <w:tcPr>
+            <w:tcW w:type="dxa" w:w="1625"/>
+            <w:tcBorders>
+              <w:top w:val="single" w:color="A6A6A6" w:sz="4"/>
+              <w:left w:val="single" w:color="A6A6A6" w:sz="4"/>
+              <w:bottom w:val="single" w:color="A6A6A6" w:sz="4"/>
+              <w:right w:val="single" w:color="A6A6A6" w:sz="4"/>
+            </w:tcBorders>
+            <w:tcMar>
+              <w:top w:type="dxa" w:w="80"/>
+              <w:left w:type="dxa" w:w="120"/>
+              <w:bottom w:type="dxa" w:w="80"/>
+              <w:right w:type="dxa" w:w="120"/>
+            </w:tcMar>
+          </w:tcPr>
+          <w:p>
+            <w:r>
+              <w:t>Staff two-step login</w:t>
+            </w:r>
+          </w:p>
+        </w:tc>
+        <w:tc>
+          <w:tcPr>
+            <w:tcW w:type="dxa" w:w="5235"/>
+            <w:tcBorders>
+              <w:top w:val="single" w:color="A6A6A6" w:sz="4"/>
+              <w:left w:val="single" w:color="A6A6A6" w:sz="4"/>
+              <w:bottom w:val="single" w:color="A6A6A6" w:sz="4"/>
+              <w:right w:val="single" w:color="A6A6A6" w:sz="4"/>
+            </w:tcBorders>
+            <w:tcMar>
+              <w:top w:type="dxa" w:w="80"/>
+              <w:left w:type="dxa" w:w="120"/>
+              <w:bottom w:type="dxa" w:w="80"/>
+              <w:right w:type="dxa" w:w="120"/>
+            </w:tcMar>
+          </w:tcPr>
+          <w:p>
+            <w:r>
+              <w:t>The second step must be a different factor from the sign-in. The platform records how each device signed in. A device signed in with an SMS code must complete the second step with an authenticator app code; a device signed in with a password may use an SMS code or an authenticator app code.</w:t>
+            </w:r>
+          </w:p>
+        </w:tc>
+        <w:tc>
+          <w:tcPr>
+            <w:tcW w:type="dxa" w:w="1534"/>
+            <w:tcBorders>
+              <w:top w:val="single" w:color="A6A6A6" w:sz="4"/>
+              <w:left w:val="single" w:color="A6A6A6" w:sz="4"/>
+              <w:bottom w:val="single" w:color="A6A6A6" w:sz="4"/>
+              <w:right w:val="single" w:color="A6A6A6" w:sz="4"/>
+            </w:tcBorders>
+            <w:tcMar>
+              <w:top w:type="dxa" w:w="80"/>
+              <w:left w:type="dxa" w:w="120"/>
+              <w:bottom w:type="dxa" w:w="80"/>
+              <w:right w:type="dxa" w:w="120"/>
+            </w:tcMar>
+          </w:tcPr>
+          <w:p>
+            <w:r>
+              <w:t>22 Oct 2026</w:t>
             </w:r>
           </w:p>
         </w:tc>

--- a/docs/specs/FindHouseQuick_Decisions_Log.docx
+++ b/docs/specs/FindHouseQuick_Decisions_Log.docx
@@ -4355,6 +4355,142 @@
           <w:p>
             <w:r>
               <w:t xml:space="preserve">To be decided</w:t>
+            </w:r>
+          </w:p>
+        </w:tc>
+      </w:tr>
+      <w:tr>
+        <w:tc>
+          <w:tcPr>
+            <w:tcW w:type="dxa" w:w="632"/>
+            <w:tcBorders>
+              <w:top w:val="single" w:color="A6A6A6" w:sz="4"/>
+              <w:left w:val="single" w:color="A6A6A6" w:sz="4"/>
+              <w:bottom w:val="single" w:color="A6A6A6" w:sz="4"/>
+              <w:right w:val="single" w:color="A6A6A6" w:sz="4"/>
+            </w:tcBorders>
+            <w:tcMar>
+              <w:top w:type="dxa" w:w="80"/>
+              <w:left w:type="dxa" w:w="120"/>
+              <w:bottom w:type="dxa" w:w="80"/>
+              <w:right w:type="dxa" w:w="120"/>
+            </w:tcMar>
+          </w:tcPr>
+          <w:p>
+            <w:r>
+              <w:t>14</w:t>
+            </w:r>
+          </w:p>
+        </w:tc>
+        <w:tc>
+          <w:tcPr>
+            <w:tcW w:type="dxa" w:w="4784"/>
+            <w:tcBorders>
+              <w:top w:val="single" w:color="A6A6A6" w:sz="4"/>
+              <w:left w:val="single" w:color="A6A6A6" w:sz="4"/>
+              <w:bottom w:val="single" w:color="A6A6A6" w:sz="4"/>
+              <w:right w:val="single" w:color="A6A6A6" w:sz="4"/>
+            </w:tcBorders>
+            <w:tcMar>
+              <w:top w:type="dxa" w:w="80"/>
+              <w:left w:type="dxa" w:w="120"/>
+              <w:bottom w:type="dxa" w:w="80"/>
+              <w:right w:type="dxa" w:w="120"/>
+            </w:tcMar>
+          </w:tcPr>
+          <w:p>
+            <w:r>
+              <w:t>Identity documents accepted in Nigeria besides NIN (for example voter's card, international passport, driver's licence)</w:t>
+            </w:r>
+          </w:p>
+        </w:tc>
+        <w:tc>
+          <w:tcPr>
+            <w:tcW w:type="dxa" w:w="3610"/>
+            <w:tcBorders>
+              <w:top w:val="single" w:color="A6A6A6" w:sz="4"/>
+              <w:left w:val="single" w:color="A6A6A6" w:sz="4"/>
+              <w:bottom w:val="single" w:color="A6A6A6" w:sz="4"/>
+              <w:right w:val="single" w:color="A6A6A6" w:sz="4"/>
+            </w:tcBorders>
+            <w:tcMar>
+              <w:top w:type="dxa" w:w="80"/>
+              <w:left w:type="dxa" w:w="120"/>
+              <w:bottom w:type="dxa" w:w="80"/>
+              <w:right w:type="dxa" w:w="120"/>
+            </w:tcMar>
+          </w:tcPr>
+          <w:p>
+            <w:r>
+              <w:t>To be decided before identity checks go live; held in the country settings</w:t>
+            </w:r>
+          </w:p>
+        </w:tc>
+      </w:tr>
+      <w:tr>
+        <w:tc>
+          <w:tcPr>
+            <w:tcW w:type="dxa" w:w="632"/>
+            <w:tcBorders>
+              <w:top w:val="single" w:color="A6A6A6" w:sz="4"/>
+              <w:left w:val="single" w:color="A6A6A6" w:sz="4"/>
+              <w:bottom w:val="single" w:color="A6A6A6" w:sz="4"/>
+              <w:right w:val="single" w:color="A6A6A6" w:sz="4"/>
+            </w:tcBorders>
+            <w:tcMar>
+              <w:top w:type="dxa" w:w="80"/>
+              <w:left w:type="dxa" w:w="120"/>
+              <w:bottom w:type="dxa" w:w="80"/>
+              <w:right w:type="dxa" w:w="120"/>
+            </w:tcMar>
+          </w:tcPr>
+          <w:p>
+            <w:r>
+              <w:t>15</w:t>
+            </w:r>
+          </w:p>
+        </w:tc>
+        <w:tc>
+          <w:tcPr>
+            <w:tcW w:type="dxa" w:w="4784"/>
+            <w:tcBorders>
+              <w:top w:val="single" w:color="A6A6A6" w:sz="4"/>
+              <w:left w:val="single" w:color="A6A6A6" w:sz="4"/>
+              <w:bottom w:val="single" w:color="A6A6A6" w:sz="4"/>
+              <w:right w:val="single" w:color="A6A6A6" w:sz="4"/>
+            </w:tcBorders>
+            <w:tcMar>
+              <w:top w:type="dxa" w:w="80"/>
+              <w:left w:type="dxa" w:w="120"/>
+              <w:bottom w:type="dxa" w:w="80"/>
+              <w:right w:type="dxa" w:w="120"/>
+            </w:tcMar>
+          </w:tcPr>
+          <w:p>
+            <w:r>
+              <w:t>How long identity images are kept after verification (Specification 15.2: "the period required by law")</w:t>
+            </w:r>
+          </w:p>
+        </w:tc>
+        <w:tc>
+          <w:tcPr>
+            <w:tcW w:type="dxa" w:w="3610"/>
+            <w:tcBorders>
+              <w:top w:val="single" w:color="A6A6A6" w:sz="4"/>
+              <w:left w:val="single" w:color="A6A6A6" w:sz="4"/>
+              <w:bottom w:val="single" w:color="A6A6A6" w:sz="4"/>
+              <w:right w:val="single" w:color="A6A6A6" w:sz="4"/>
+            </w:tcBorders>
+            <w:tcMar>
+              <w:top w:type="dxa" w:w="80"/>
+              <w:left w:type="dxa" w:w="120"/>
+              <w:bottom w:type="dxa" w:w="80"/>
+              <w:right w:type="dxa" w:w="120"/>
+            </w:tcMar>
+          </w:tcPr>
+          <w:p>
+            <w:r>
+              <w:t>To be confirmed with a lawyer; held in the country settings</w:t>
             </w:r>
           </w:p>
         </w:tc>

--- a/docs/specs/FindHouseQuick_Decisions_Log.docx
+++ b/docs/specs/FindHouseQuick_Decisions_Log.docx
@@ -3355,6 +3355,186 @@
           </w:p>
         </w:tc>
       </w:tr>
+      <w:tr>
+        <w:tc>
+          <w:tcPr>
+            <w:tcW w:type="dxa" w:w="632"/>
+            <w:tcBorders>
+              <w:top w:val="single" w:color="A6A6A6" w:sz="4"/>
+              <w:left w:val="single" w:color="A6A6A6" w:sz="4"/>
+              <w:bottom w:val="single" w:color="A6A6A6" w:sz="4"/>
+              <w:right w:val="single" w:color="A6A6A6" w:sz="4"/>
+            </w:tcBorders>
+            <w:tcMar>
+              <w:top w:type="dxa" w:w="80"/>
+              <w:left w:type="dxa" w:w="120"/>
+              <w:bottom w:type="dxa" w:w="80"/>
+              <w:right w:type="dxa" w:w="120"/>
+            </w:tcMar>
+          </w:tcPr>
+          <w:p>
+            <w:r>
+              <w:t>35</w:t>
+            </w:r>
+          </w:p>
+        </w:tc>
+        <w:tc>
+          <w:tcPr>
+            <w:tcW w:type="dxa" w:w="1625"/>
+            <w:tcBorders>
+              <w:top w:val="single" w:color="A6A6A6" w:sz="4"/>
+              <w:left w:val="single" w:color="A6A6A6" w:sz="4"/>
+              <w:bottom w:val="single" w:color="A6A6A6" w:sz="4"/>
+              <w:right w:val="single" w:color="A6A6A6" w:sz="4"/>
+            </w:tcBorders>
+            <w:tcMar>
+              <w:top w:type="dxa" w:w="80"/>
+              <w:left w:type="dxa" w:w="120"/>
+              <w:bottom w:type="dxa" w:w="80"/>
+              <w:right w:type="dxa" w:w="120"/>
+            </w:tcMar>
+          </w:tcPr>
+          <w:p>
+            <w:r>
+              <w:t>Email and sign-in</w:t>
+            </w:r>
+          </w:p>
+        </w:tc>
+        <w:tc>
+          <w:tcPr>
+            <w:tcW w:type="dxa" w:w="5235"/>
+            <w:tcBorders>
+              <w:top w:val="single" w:color="A6A6A6" w:sz="4"/>
+              <w:left w:val="single" w:color="A6A6A6" w:sz="4"/>
+              <w:bottom w:val="single" w:color="A6A6A6" w:sz="4"/>
+              <w:right w:val="single" w:color="A6A6A6" w:sz="4"/>
+            </w:tcBorders>
+            <w:tcMar>
+              <w:top w:type="dxa" w:w="80"/>
+              <w:left w:type="dxa" w:w="120"/>
+              <w:bottom w:type="dxa" w:w="80"/>
+              <w:right w:type="dxa" w:w="120"/>
+            </w:tcMar>
+          </w:tcPr>
+          <w:p>
+            <w:r>
+              <w:t>Email address is required at registration, as Specification Section 3 says. Users sign up with either their phone number or their email address, and must confirm both: the phone by an SMS code and the email by a code sent to it. Until the phone is confirmed, a user may only browse; any action or progress needs a confirmed phone. Users sign in with either, by password or by a code sent to it.</w:t>
+            </w:r>
+          </w:p>
+        </w:tc>
+        <w:tc>
+          <w:tcPr>
+            <w:tcW w:type="dxa" w:w="1534"/>
+            <w:tcBorders>
+              <w:top w:val="single" w:color="A6A6A6" w:sz="4"/>
+              <w:left w:val="single" w:color="A6A6A6" w:sz="4"/>
+              <w:bottom w:val="single" w:color="A6A6A6" w:sz="4"/>
+              <w:right w:val="single" w:color="A6A6A6" w:sz="4"/>
+            </w:tcBorders>
+            <w:tcMar>
+              <w:top w:type="dxa" w:w="80"/>
+              <w:left w:type="dxa" w:w="120"/>
+              <w:bottom w:type="dxa" w:w="80"/>
+              <w:right w:type="dxa" w:w="120"/>
+            </w:tcMar>
+          </w:tcPr>
+          <w:p>
+            <w:r>
+              <w:t>22 Oct 2026</w:t>
+            </w:r>
+          </w:p>
+        </w:tc>
+      </w:tr>
+      <w:tr>
+        <w:tc>
+          <w:tcPr>
+            <w:tcW w:type="dxa" w:w="632"/>
+            <w:tcBorders>
+              <w:top w:val="single" w:color="A6A6A6" w:sz="4"/>
+              <w:left w:val="single" w:color="A6A6A6" w:sz="4"/>
+              <w:bottom w:val="single" w:color="A6A6A6" w:sz="4"/>
+              <w:right w:val="single" w:color="A6A6A6" w:sz="4"/>
+            </w:tcBorders>
+            <w:tcMar>
+              <w:top w:type="dxa" w:w="80"/>
+              <w:left w:type="dxa" w:w="120"/>
+              <w:bottom w:type="dxa" w:w="80"/>
+              <w:right w:type="dxa" w:w="120"/>
+            </w:tcMar>
+          </w:tcPr>
+          <w:p>
+            <w:r>
+              <w:t>36</w:t>
+            </w:r>
+          </w:p>
+        </w:tc>
+        <w:tc>
+          <w:tcPr>
+            <w:tcW w:type="dxa" w:w="1625"/>
+            <w:tcBorders>
+              <w:top w:val="single" w:color="A6A6A6" w:sz="4"/>
+              <w:left w:val="single" w:color="A6A6A6" w:sz="4"/>
+              <w:bottom w:val="single" w:color="A6A6A6" w:sz="4"/>
+              <w:right w:val="single" w:color="A6A6A6" w:sz="4"/>
+            </w:tcBorders>
+            <w:tcMar>
+              <w:top w:type="dxa" w:w="80"/>
+              <w:left w:type="dxa" w:w="120"/>
+              <w:bottom w:type="dxa" w:w="80"/>
+              <w:right w:type="dxa" w:w="120"/>
+            </w:tcMar>
+          </w:tcPr>
+          <w:p>
+            <w:r>
+              <w:t>Two-step login and password reset</w:t>
+            </w:r>
+          </w:p>
+        </w:tc>
+        <w:tc>
+          <w:tcPr>
+            <w:tcW w:type="dxa" w:w="5235"/>
+            <w:tcBorders>
+              <w:top w:val="single" w:color="A6A6A6" w:sz="4"/>
+              <w:left w:val="single" w:color="A6A6A6" w:sz="4"/>
+              <w:bottom w:val="single" w:color="A6A6A6" w:sz="4"/>
+              <w:right w:val="single" w:color="A6A6A6" w:sz="4"/>
+            </w:tcBorders>
+            <w:tcMar>
+              <w:top w:type="dxa" w:w="80"/>
+              <w:left w:type="dxa" w:w="120"/>
+              <w:bottom w:type="dxa" w:w="80"/>
+              <w:right w:type="dxa" w:w="120"/>
+            </w:tcMar>
+          </w:tcPr>
+          <w:p>
+            <w:r>
+              <w:t>The second step never uses the same channel as the sign-in (refines decision 34): after an SMS code sign-in, an email code or the authenticator app; after an email code sign-in, an SMS code or the authenticator app. After a password sign-in, the second step is offered in this order: the authenticator app if the user has set one up, then an email code, then an SMS code, because SMS delivery is not always reliable. Password reset codes go by SMS or email, as the user chooses.</w:t>
+            </w:r>
+          </w:p>
+        </w:tc>
+        <w:tc>
+          <w:tcPr>
+            <w:tcW w:type="dxa" w:w="1534"/>
+            <w:tcBorders>
+              <w:top w:val="single" w:color="A6A6A6" w:sz="4"/>
+              <w:left w:val="single" w:color="A6A6A6" w:sz="4"/>
+              <w:bottom w:val="single" w:color="A6A6A6" w:sz="4"/>
+              <w:right w:val="single" w:color="A6A6A6" w:sz="4"/>
+            </w:tcBorders>
+            <w:tcMar>
+              <w:top w:type="dxa" w:w="80"/>
+              <w:left w:type="dxa" w:w="120"/>
+              <w:bottom w:type="dxa" w:w="80"/>
+              <w:right w:type="dxa" w:w="120"/>
+            </w:tcMar>
+          </w:tcPr>
+          <w:p>
+            <w:r>
+              <w:t>22 Oct 2026</w:t>
+            </w:r>
+          </w:p>
+        </w:tc>
+      </w:tr>
     </w:tbl>
     <w:p>
       <w:pPr>
@@ -4491,6 +4671,142 @@
           <w:p>
             <w:r>
               <w:t>To be confirmed with a lawyer; held in the country settings</w:t>
+            </w:r>
+          </w:p>
+        </w:tc>
+      </w:tr>
+      <w:tr>
+        <w:tc>
+          <w:tcPr>
+            <w:tcW w:type="dxa" w:w="632"/>
+            <w:tcBorders>
+              <w:top w:val="single" w:color="A6A6A6" w:sz="4"/>
+              <w:left w:val="single" w:color="A6A6A6" w:sz="4"/>
+              <w:bottom w:val="single" w:color="A6A6A6" w:sz="4"/>
+              <w:right w:val="single" w:color="A6A6A6" w:sz="4"/>
+            </w:tcBorders>
+            <w:tcMar>
+              <w:top w:type="dxa" w:w="80"/>
+              <w:left w:type="dxa" w:w="120"/>
+              <w:bottom w:type="dxa" w:w="80"/>
+              <w:right w:type="dxa" w:w="120"/>
+            </w:tcMar>
+          </w:tcPr>
+          <w:p>
+            <w:r>
+              <w:t>16</w:t>
+            </w:r>
+          </w:p>
+        </w:tc>
+        <w:tc>
+          <w:tcPr>
+            <w:tcW w:type="dxa" w:w="4784"/>
+            <w:tcBorders>
+              <w:top w:val="single" w:color="A6A6A6" w:sz="4"/>
+              <w:left w:val="single" w:color="A6A6A6" w:sz="4"/>
+              <w:bottom w:val="single" w:color="A6A6A6" w:sz="4"/>
+              <w:right w:val="single" w:color="A6A6A6" w:sz="4"/>
+            </w:tcBorders>
+            <w:tcMar>
+              <w:top w:type="dxa" w:w="80"/>
+              <w:left w:type="dxa" w:w="120"/>
+              <w:bottom w:type="dxa" w:w="80"/>
+              <w:right w:type="dxa" w:w="120"/>
+            </w:tcMar>
+          </w:tcPr>
+          <w:p>
+            <w:r>
+              <w:t>When a user who signed up with their phone must confirm their email (for example, before reaching level 1)</w:t>
+            </w:r>
+          </w:p>
+        </w:tc>
+        <w:tc>
+          <w:tcPr>
+            <w:tcW w:type="dxa" w:w="3610"/>
+            <w:tcBorders>
+              <w:top w:val="single" w:color="A6A6A6" w:sz="4"/>
+              <w:left w:val="single" w:color="A6A6A6" w:sz="4"/>
+              <w:bottom w:val="single" w:color="A6A6A6" w:sz="4"/>
+              <w:right w:val="single" w:color="A6A6A6" w:sz="4"/>
+            </w:tcBorders>
+            <w:tcMar>
+              <w:top w:type="dxa" w:w="80"/>
+              <w:left w:type="dxa" w:w="120"/>
+              <w:bottom w:type="dxa" w:w="80"/>
+              <w:right w:type="dxa" w:w="120"/>
+            </w:tcMar>
+          </w:tcPr>
+          <w:p>
+            <w:r>
+              <w:t>To be decided</w:t>
+            </w:r>
+          </w:p>
+        </w:tc>
+      </w:tr>
+      <w:tr>
+        <w:tc>
+          <w:tcPr>
+            <w:tcW w:type="dxa" w:w="632"/>
+            <w:tcBorders>
+              <w:top w:val="single" w:color="A6A6A6" w:sz="4"/>
+              <w:left w:val="single" w:color="A6A6A6" w:sz="4"/>
+              <w:bottom w:val="single" w:color="A6A6A6" w:sz="4"/>
+              <w:right w:val="single" w:color="A6A6A6" w:sz="4"/>
+            </w:tcBorders>
+            <w:tcMar>
+              <w:top w:type="dxa" w:w="80"/>
+              <w:left w:type="dxa" w:w="120"/>
+              <w:bottom w:type="dxa" w:w="80"/>
+              <w:right w:type="dxa" w:w="120"/>
+            </w:tcMar>
+          </w:tcPr>
+          <w:p>
+            <w:r>
+              <w:t>17</w:t>
+            </w:r>
+          </w:p>
+        </w:tc>
+        <w:tc>
+          <w:tcPr>
+            <w:tcW w:type="dxa" w:w="4784"/>
+            <w:tcBorders>
+              <w:top w:val="single" w:color="A6A6A6" w:sz="4"/>
+              <w:left w:val="single" w:color="A6A6A6" w:sz="4"/>
+              <w:bottom w:val="single" w:color="A6A6A6" w:sz="4"/>
+              <w:right w:val="single" w:color="A6A6A6" w:sz="4"/>
+            </w:tcBorders>
+            <w:tcMar>
+              <w:top w:type="dxa" w:w="80"/>
+              <w:left w:type="dxa" w:w="120"/>
+              <w:bottom w:type="dxa" w:w="80"/>
+              <w:right w:type="dxa" w:w="120"/>
+            </w:tcMar>
+          </w:tcPr>
+          <w:p>
+            <w:r>
+              <w:t>Adding staff by confirmed email address as well as by phone number</w:t>
+            </w:r>
+          </w:p>
+        </w:tc>
+        <w:tc>
+          <w:tcPr>
+            <w:tcW w:type="dxa" w:w="3610"/>
+            <w:tcBorders>
+              <w:top w:val="single" w:color="A6A6A6" w:sz="4"/>
+              <w:left w:val="single" w:color="A6A6A6" w:sz="4"/>
+              <w:bottom w:val="single" w:color="A6A6A6" w:sz="4"/>
+              <w:right w:val="single" w:color="A6A6A6" w:sz="4"/>
+            </w:tcBorders>
+            <w:tcMar>
+              <w:top w:type="dxa" w:w="80"/>
+              <w:left w:type="dxa" w:w="120"/>
+              <w:bottom w:type="dxa" w:w="80"/>
+              <w:right w:type="dxa" w:w="120"/>
+            </w:tcMar>
+          </w:tcPr>
+          <w:p>
+            <w:r>
+              <w:t>To be decided</w:t>
             </w:r>
           </w:p>
         </w:tc>

--- a/docs/specs/FindHouseQuick_Decisions_Log.docx
+++ b/docs/specs/FindHouseQuick_Decisions_Log.docx
@@ -3535,6 +3535,186 @@
           </w:p>
         </w:tc>
       </w:tr>
+      <w:tr>
+        <w:tc>
+          <w:tcPr>
+            <w:tcW w:type="dxa" w:w="632"/>
+            <w:tcBorders>
+              <w:top w:val="single" w:color="A6A6A6" w:sz="4"/>
+              <w:left w:val="single" w:color="A6A6A6" w:sz="4"/>
+              <w:bottom w:val="single" w:color="A6A6A6" w:sz="4"/>
+              <w:right w:val="single" w:color="A6A6A6" w:sz="4"/>
+            </w:tcBorders>
+            <w:tcMar>
+              <w:top w:type="dxa" w:w="80"/>
+              <w:left w:type="dxa" w:w="120"/>
+              <w:bottom w:type="dxa" w:w="80"/>
+              <w:right w:type="dxa" w:w="120"/>
+            </w:tcMar>
+          </w:tcPr>
+          <w:p>
+            <w:r>
+              <w:t>37</w:t>
+            </w:r>
+          </w:p>
+        </w:tc>
+        <w:tc>
+          <w:tcPr>
+            <w:tcW w:type="dxa" w:w="1625"/>
+            <w:tcBorders>
+              <w:top w:val="single" w:color="A6A6A6" w:sz="4"/>
+              <w:left w:val="single" w:color="A6A6A6" w:sz="4"/>
+              <w:bottom w:val="single" w:color="A6A6A6" w:sz="4"/>
+              <w:right w:val="single" w:color="A6A6A6" w:sz="4"/>
+            </w:tcBorders>
+            <w:tcMar>
+              <w:top w:type="dxa" w:w="80"/>
+              <w:left w:type="dxa" w:w="120"/>
+              <w:bottom w:type="dxa" w:w="80"/>
+              <w:right w:type="dxa" w:w="120"/>
+            </w:tcMar>
+          </w:tcPr>
+          <w:p>
+            <w:r>
+              <w:t>Email and sign-in</w:t>
+            </w:r>
+          </w:p>
+        </w:tc>
+        <w:tc>
+          <w:tcPr>
+            <w:tcW w:type="dxa" w:w="5235"/>
+            <w:tcBorders>
+              <w:top w:val="single" w:color="A6A6A6" w:sz="4"/>
+              <w:left w:val="single" w:color="A6A6A6" w:sz="4"/>
+              <w:bottom w:val="single" w:color="A6A6A6" w:sz="4"/>
+              <w:right w:val="single" w:color="A6A6A6" w:sz="4"/>
+            </w:tcBorders>
+            <w:tcMar>
+              <w:top w:type="dxa" w:w="80"/>
+              <w:left w:type="dxa" w:w="120"/>
+              <w:bottom w:type="dxa" w:w="80"/>
+              <w:right w:type="dxa" w:w="120"/>
+            </w:tcMar>
+          </w:tcPr>
+          <w:p>
+            <w:r>
+              <w:t>A user who signed up with their phone must confirm their email before reaching verification level 1, so level 1 means both phone and email are confirmed (Specification Sections 3.2 to 3.4).</w:t>
+            </w:r>
+          </w:p>
+        </w:tc>
+        <w:tc>
+          <w:tcPr>
+            <w:tcW w:type="dxa" w:w="1534"/>
+            <w:tcBorders>
+              <w:top w:val="single" w:color="A6A6A6" w:sz="4"/>
+              <w:left w:val="single" w:color="A6A6A6" w:sz="4"/>
+              <w:bottom w:val="single" w:color="A6A6A6" w:sz="4"/>
+              <w:right w:val="single" w:color="A6A6A6" w:sz="4"/>
+            </w:tcBorders>
+            <w:tcMar>
+              <w:top w:type="dxa" w:w="80"/>
+              <w:left w:type="dxa" w:w="120"/>
+              <w:bottom w:type="dxa" w:w="80"/>
+              <w:right w:type="dxa" w:w="120"/>
+            </w:tcMar>
+          </w:tcPr>
+          <w:p>
+            <w:r>
+              <w:t>22 Oct 2026</w:t>
+            </w:r>
+          </w:p>
+        </w:tc>
+      </w:tr>
+      <w:tr>
+        <w:tc>
+          <w:tcPr>
+            <w:tcW w:type="dxa" w:w="632"/>
+            <w:tcBorders>
+              <w:top w:val="single" w:color="A6A6A6" w:sz="4"/>
+              <w:left w:val="single" w:color="A6A6A6" w:sz="4"/>
+              <w:bottom w:val="single" w:color="A6A6A6" w:sz="4"/>
+              <w:right w:val="single" w:color="A6A6A6" w:sz="4"/>
+            </w:tcBorders>
+            <w:tcMar>
+              <w:top w:type="dxa" w:w="80"/>
+              <w:left w:type="dxa" w:w="120"/>
+              <w:bottom w:type="dxa" w:w="80"/>
+              <w:right w:type="dxa" w:w="120"/>
+            </w:tcMar>
+          </w:tcPr>
+          <w:p>
+            <w:r>
+              <w:t>38</w:t>
+            </w:r>
+          </w:p>
+        </w:tc>
+        <w:tc>
+          <w:tcPr>
+            <w:tcW w:type="dxa" w:w="1625"/>
+            <w:tcBorders>
+              <w:top w:val="single" w:color="A6A6A6" w:sz="4"/>
+              <w:left w:val="single" w:color="A6A6A6" w:sz="4"/>
+              <w:bottom w:val="single" w:color="A6A6A6" w:sz="4"/>
+              <w:right w:val="single" w:color="A6A6A6" w:sz="4"/>
+            </w:tcBorders>
+            <w:tcMar>
+              <w:top w:type="dxa" w:w="80"/>
+              <w:left w:type="dxa" w:w="120"/>
+              <w:bottom w:type="dxa" w:w="80"/>
+              <w:right w:type="dxa" w:w="120"/>
+            </w:tcMar>
+          </w:tcPr>
+          <w:p>
+            <w:r>
+              <w:t>Staff accounts</w:t>
+            </w:r>
+          </w:p>
+        </w:tc>
+        <w:tc>
+          <w:tcPr>
+            <w:tcW w:type="dxa" w:w="5235"/>
+            <w:tcBorders>
+              <w:top w:val="single" w:color="A6A6A6" w:sz="4"/>
+              <w:left w:val="single" w:color="A6A6A6" w:sz="4"/>
+              <w:bottom w:val="single" w:color="A6A6A6" w:sz="4"/>
+              <w:right w:val="single" w:color="A6A6A6" w:sz="4"/>
+            </w:tcBorders>
+            <w:tcMar>
+              <w:top w:type="dxa" w:w="80"/>
+              <w:left w:type="dxa" w:w="120"/>
+              <w:bottom w:type="dxa" w:w="80"/>
+              <w:right w:type="dxa" w:w="120"/>
+            </w:tcMar>
+          </w:tcPr>
+          <w:p>
+            <w:r>
+              <w:t>Super admins may add staff by confirmed email address as well as by phone number (adds to decision 30).</w:t>
+            </w:r>
+          </w:p>
+        </w:tc>
+        <w:tc>
+          <w:tcPr>
+            <w:tcW w:type="dxa" w:w="1534"/>
+            <w:tcBorders>
+              <w:top w:val="single" w:color="A6A6A6" w:sz="4"/>
+              <w:left w:val="single" w:color="A6A6A6" w:sz="4"/>
+              <w:bottom w:val="single" w:color="A6A6A6" w:sz="4"/>
+              <w:right w:val="single" w:color="A6A6A6" w:sz="4"/>
+            </w:tcBorders>
+            <w:tcMar>
+              <w:top w:type="dxa" w:w="80"/>
+              <w:left w:type="dxa" w:w="120"/>
+              <w:bottom w:type="dxa" w:w="80"/>
+              <w:right w:type="dxa" w:w="120"/>
+            </w:tcMar>
+          </w:tcPr>
+          <w:p>
+            <w:r>
+              <w:t>22 Oct 2026</w:t>
+            </w:r>
+          </w:p>
+        </w:tc>
+      </w:tr>
     </w:tbl>
     <w:p>
       <w:pPr>
@@ -4671,142 +4851,6 @@
           <w:p>
             <w:r>
               <w:t>To be confirmed with a lawyer; held in the country settings</w:t>
-            </w:r>
-          </w:p>
-        </w:tc>
-      </w:tr>
-      <w:tr>
-        <w:tc>
-          <w:tcPr>
-            <w:tcW w:type="dxa" w:w="632"/>
-            <w:tcBorders>
-              <w:top w:val="single" w:color="A6A6A6" w:sz="4"/>
-              <w:left w:val="single" w:color="A6A6A6" w:sz="4"/>
-              <w:bottom w:val="single" w:color="A6A6A6" w:sz="4"/>
-              <w:right w:val="single" w:color="A6A6A6" w:sz="4"/>
-            </w:tcBorders>
-            <w:tcMar>
-              <w:top w:type="dxa" w:w="80"/>
-              <w:left w:type="dxa" w:w="120"/>
-              <w:bottom w:type="dxa" w:w="80"/>
-              <w:right w:type="dxa" w:w="120"/>
-            </w:tcMar>
-          </w:tcPr>
-          <w:p>
-            <w:r>
-              <w:t>16</w:t>
-            </w:r>
-          </w:p>
-        </w:tc>
-        <w:tc>
-          <w:tcPr>
-            <w:tcW w:type="dxa" w:w="4784"/>
-            <w:tcBorders>
-              <w:top w:val="single" w:color="A6A6A6" w:sz="4"/>
-              <w:left w:val="single" w:color="A6A6A6" w:sz="4"/>
-              <w:bottom w:val="single" w:color="A6A6A6" w:sz="4"/>
-              <w:right w:val="single" w:color="A6A6A6" w:sz="4"/>
-            </w:tcBorders>
-            <w:tcMar>
-              <w:top w:type="dxa" w:w="80"/>
-              <w:left w:type="dxa" w:w="120"/>
-              <w:bottom w:type="dxa" w:w="80"/>
-              <w:right w:type="dxa" w:w="120"/>
-            </w:tcMar>
-          </w:tcPr>
-          <w:p>
-            <w:r>
-              <w:t>When a user who signed up with their phone must confirm their email (for example, before reaching level 1)</w:t>
-            </w:r>
-          </w:p>
-        </w:tc>
-        <w:tc>
-          <w:tcPr>
-            <w:tcW w:type="dxa" w:w="3610"/>
-            <w:tcBorders>
-              <w:top w:val="single" w:color="A6A6A6" w:sz="4"/>
-              <w:left w:val="single" w:color="A6A6A6" w:sz="4"/>
-              <w:bottom w:val="single" w:color="A6A6A6" w:sz="4"/>
-              <w:right w:val="single" w:color="A6A6A6" w:sz="4"/>
-            </w:tcBorders>
-            <w:tcMar>
-              <w:top w:type="dxa" w:w="80"/>
-              <w:left w:type="dxa" w:w="120"/>
-              <w:bottom w:type="dxa" w:w="80"/>
-              <w:right w:type="dxa" w:w="120"/>
-            </w:tcMar>
-          </w:tcPr>
-          <w:p>
-            <w:r>
-              <w:t>To be decided</w:t>
-            </w:r>
-          </w:p>
-        </w:tc>
-      </w:tr>
-      <w:tr>
-        <w:tc>
-          <w:tcPr>
-            <w:tcW w:type="dxa" w:w="632"/>
-            <w:tcBorders>
-              <w:top w:val="single" w:color="A6A6A6" w:sz="4"/>
-              <w:left w:val="single" w:color="A6A6A6" w:sz="4"/>
-              <w:bottom w:val="single" w:color="A6A6A6" w:sz="4"/>
-              <w:right w:val="single" w:color="A6A6A6" w:sz="4"/>
-            </w:tcBorders>
-            <w:tcMar>
-              <w:top w:type="dxa" w:w="80"/>
-              <w:left w:type="dxa" w:w="120"/>
-              <w:bottom w:type="dxa" w:w="80"/>
-              <w:right w:type="dxa" w:w="120"/>
-            </w:tcMar>
-          </w:tcPr>
-          <w:p>
-            <w:r>
-              <w:t>17</w:t>
-            </w:r>
-          </w:p>
-        </w:tc>
-        <w:tc>
-          <w:tcPr>
-            <w:tcW w:type="dxa" w:w="4784"/>
-            <w:tcBorders>
-              <w:top w:val="single" w:color="A6A6A6" w:sz="4"/>
-              <w:left w:val="single" w:color="A6A6A6" w:sz="4"/>
-              <w:bottom w:val="single" w:color="A6A6A6" w:sz="4"/>
-              <w:right w:val="single" w:color="A6A6A6" w:sz="4"/>
-            </w:tcBorders>
-            <w:tcMar>
-              <w:top w:type="dxa" w:w="80"/>
-              <w:left w:type="dxa" w:w="120"/>
-              <w:bottom w:type="dxa" w:w="80"/>
-              <w:right w:type="dxa" w:w="120"/>
-            </w:tcMar>
-          </w:tcPr>
-          <w:p>
-            <w:r>
-              <w:t>Adding staff by confirmed email address as well as by phone number</w:t>
-            </w:r>
-          </w:p>
-        </w:tc>
-        <w:tc>
-          <w:tcPr>
-            <w:tcW w:type="dxa" w:w="3610"/>
-            <w:tcBorders>
-              <w:top w:val="single" w:color="A6A6A6" w:sz="4"/>
-              <w:left w:val="single" w:color="A6A6A6" w:sz="4"/>
-              <w:bottom w:val="single" w:color="A6A6A6" w:sz="4"/>
-              <w:right w:val="single" w:color="A6A6A6" w:sz="4"/>
-            </w:tcBorders>
-            <w:tcMar>
-              <w:top w:type="dxa" w:w="80"/>
-              <w:left w:type="dxa" w:w="120"/>
-              <w:bottom w:type="dxa" w:w="80"/>
-              <w:right w:type="dxa" w:w="120"/>
-            </w:tcMar>
-          </w:tcPr>
-          <w:p>
-            <w:r>
-              <w:t>To be decided</w:t>
             </w:r>
           </w:p>
         </w:tc>

--- a/docs/specs/FindHouseQuick_Decisions_Log.docx
+++ b/docs/specs/FindHouseQuick_Decisions_Log.docx
@@ -67,7 +67,7 @@
           <w:sz w:val="22"/>
           <w:szCs w:val="22"/>
         </w:rPr>
-        <w:t xml:space="preserve">Updated 22 October 2026</w:t>
+        <w:t>Updated 23 October 2026</w:t>
       </w:r>
     </w:p>
     <w:p>
@@ -3715,6 +3715,1896 @@
           </w:p>
         </w:tc>
       </w:tr>
+      <w:tr>
+        <w:tc>
+          <w:tcPr>
+            <w:tcW w:type="dxa" w:w="632"/>
+            <w:tcBorders>
+              <w:top w:val="single" w:color="A6A6A6" w:sz="4"/>
+              <w:left w:val="single" w:color="A6A6A6" w:sz="4"/>
+              <w:bottom w:val="single" w:color="A6A6A6" w:sz="4"/>
+              <w:right w:val="single" w:color="A6A6A6" w:sz="4"/>
+            </w:tcBorders>
+            <w:tcMar>
+              <w:top w:type="dxa" w:w="80"/>
+              <w:left w:type="dxa" w:w="120"/>
+              <w:bottom w:type="dxa" w:w="80"/>
+              <w:right w:type="dxa" w:w="120"/>
+            </w:tcMar>
+          </w:tcPr>
+          <w:p>
+            <w:r>
+              <w:t>39</w:t>
+            </w:r>
+          </w:p>
+        </w:tc>
+        <w:tc>
+          <w:tcPr>
+            <w:tcW w:type="dxa" w:w="1625"/>
+            <w:tcBorders>
+              <w:top w:val="single" w:color="A6A6A6" w:sz="4"/>
+              <w:left w:val="single" w:color="A6A6A6" w:sz="4"/>
+              <w:bottom w:val="single" w:color="A6A6A6" w:sz="4"/>
+              <w:right w:val="single" w:color="A6A6A6" w:sz="4"/>
+            </w:tcBorders>
+            <w:tcMar>
+              <w:top w:type="dxa" w:w="80"/>
+              <w:left w:type="dxa" w:w="120"/>
+              <w:bottom w:type="dxa" w:w="80"/>
+              <w:right w:type="dxa" w:w="120"/>
+            </w:tcMar>
+          </w:tcPr>
+          <w:p>
+            <w:r>
+              <w:t>Public access</w:t>
+            </w:r>
+          </w:p>
+        </w:tc>
+        <w:tc>
+          <w:tcPr>
+            <w:tcW w:type="dxa" w:w="5235"/>
+            <w:tcBorders>
+              <w:top w:val="single" w:color="A6A6A6" w:sz="4"/>
+              <w:left w:val="single" w:color="A6A6A6" w:sz="4"/>
+              <w:bottom w:val="single" w:color="A6A6A6" w:sz="4"/>
+              <w:right w:val="single" w:color="A6A6A6" w:sz="4"/>
+            </w:tcBorders>
+            <w:tcMar>
+              <w:top w:type="dxa" w:w="80"/>
+              <w:left w:type="dxa" w:w="120"/>
+              <w:bottom w:type="dxa" w:w="80"/>
+              <w:right w:type="dxa" w:w="120"/>
+            </w:tcMar>
+          </w:tcPr>
+          <w:p>
+            <w:r>
+              <w:t>Signed-out visitors see a summary of each listing only: cover photo, rent, area, number of rooms and badges. Everything else (photo gallery, walkthrough, details, map position, contact, saving and alerts) needs an account.</w:t>
+            </w:r>
+          </w:p>
+        </w:tc>
+        <w:tc>
+          <w:tcPr>
+            <w:tcW w:type="dxa" w:w="1534"/>
+            <w:tcBorders>
+              <w:top w:val="single" w:color="A6A6A6" w:sz="4"/>
+              <w:left w:val="single" w:color="A6A6A6" w:sz="4"/>
+              <w:bottom w:val="single" w:color="A6A6A6" w:sz="4"/>
+              <w:right w:val="single" w:color="A6A6A6" w:sz="4"/>
+            </w:tcBorders>
+            <w:tcMar>
+              <w:top w:type="dxa" w:w="80"/>
+              <w:left w:type="dxa" w:w="120"/>
+              <w:bottom w:type="dxa" w:w="80"/>
+              <w:right w:type="dxa" w:w="120"/>
+            </w:tcMar>
+          </w:tcPr>
+          <w:p>
+            <w:r>
+              <w:t>23 Oct 2026</w:t>
+            </w:r>
+          </w:p>
+        </w:tc>
+      </w:tr>
+      <w:tr>
+        <w:tc>
+          <w:tcPr>
+            <w:tcW w:type="dxa" w:w="632"/>
+            <w:tcBorders>
+              <w:top w:val="single" w:color="A6A6A6" w:sz="4"/>
+              <w:left w:val="single" w:color="A6A6A6" w:sz="4"/>
+              <w:bottom w:val="single" w:color="A6A6A6" w:sz="4"/>
+              <w:right w:val="single" w:color="A6A6A6" w:sz="4"/>
+            </w:tcBorders>
+            <w:tcMar>
+              <w:top w:type="dxa" w:w="80"/>
+              <w:left w:type="dxa" w:w="120"/>
+              <w:bottom w:type="dxa" w:w="80"/>
+              <w:right w:type="dxa" w:w="120"/>
+            </w:tcMar>
+          </w:tcPr>
+          <w:p>
+            <w:r>
+              <w:t>40</w:t>
+            </w:r>
+          </w:p>
+        </w:tc>
+        <w:tc>
+          <w:tcPr>
+            <w:tcW w:type="dxa" w:w="1625"/>
+            <w:tcBorders>
+              <w:top w:val="single" w:color="A6A6A6" w:sz="4"/>
+              <w:left w:val="single" w:color="A6A6A6" w:sz="4"/>
+              <w:bottom w:val="single" w:color="A6A6A6" w:sz="4"/>
+              <w:right w:val="single" w:color="A6A6A6" w:sz="4"/>
+            </w:tcBorders>
+            <w:tcMar>
+              <w:top w:type="dxa" w:w="80"/>
+              <w:left w:type="dxa" w:w="120"/>
+              <w:bottom w:type="dxa" w:w="80"/>
+              <w:right w:type="dxa" w:w="120"/>
+            </w:tcMar>
+          </w:tcPr>
+          <w:p>
+            <w:r>
+              <w:t>Languages</w:t>
+            </w:r>
+          </w:p>
+        </w:tc>
+        <w:tc>
+          <w:tcPr>
+            <w:tcW w:type="dxa" w:w="5235"/>
+            <w:tcBorders>
+              <w:top w:val="single" w:color="A6A6A6" w:sz="4"/>
+              <w:left w:val="single" w:color="A6A6A6" w:sz="4"/>
+              <w:bottom w:val="single" w:color="A6A6A6" w:sz="4"/>
+              <w:right w:val="single" w:color="A6A6A6" w:sz="4"/>
+            </w:tcBorders>
+            <w:tcMar>
+              <w:top w:type="dxa" w:w="80"/>
+              <w:left w:type="dxa" w:w="120"/>
+              <w:bottom w:type="dxa" w:w="80"/>
+              <w:right w:type="dxa" w:w="120"/>
+            </w:tcMar>
+          </w:tcPr>
+          <w:p>
+            <w:r>
+              <w:t>English and Pidgin are switched on at launch. Each user chooses their language in their settings, from the languages switched on for their country. Other languages (Yoruba, Igbo, Hausa, French) are added to that list when their translations are ready and checked.</w:t>
+            </w:r>
+          </w:p>
+        </w:tc>
+        <w:tc>
+          <w:tcPr>
+            <w:tcW w:type="dxa" w:w="1534"/>
+            <w:tcBorders>
+              <w:top w:val="single" w:color="A6A6A6" w:sz="4"/>
+              <w:left w:val="single" w:color="A6A6A6" w:sz="4"/>
+              <w:bottom w:val="single" w:color="A6A6A6" w:sz="4"/>
+              <w:right w:val="single" w:color="A6A6A6" w:sz="4"/>
+            </w:tcBorders>
+            <w:tcMar>
+              <w:top w:type="dxa" w:w="80"/>
+              <w:left w:type="dxa" w:w="120"/>
+              <w:bottom w:type="dxa" w:w="80"/>
+              <w:right w:type="dxa" w:w="120"/>
+            </w:tcMar>
+          </w:tcPr>
+          <w:p>
+            <w:r>
+              <w:t>23 Oct 2026</w:t>
+            </w:r>
+          </w:p>
+        </w:tc>
+      </w:tr>
+      <w:tr>
+        <w:tc>
+          <w:tcPr>
+            <w:tcW w:type="dxa" w:w="632"/>
+            <w:tcBorders>
+              <w:top w:val="single" w:color="A6A6A6" w:sz="4"/>
+              <w:left w:val="single" w:color="A6A6A6" w:sz="4"/>
+              <w:bottom w:val="single" w:color="A6A6A6" w:sz="4"/>
+              <w:right w:val="single" w:color="A6A6A6" w:sz="4"/>
+            </w:tcBorders>
+            <w:tcMar>
+              <w:top w:type="dxa" w:w="80"/>
+              <w:left w:type="dxa" w:w="120"/>
+              <w:bottom w:type="dxa" w:w="80"/>
+              <w:right w:type="dxa" w:w="120"/>
+            </w:tcMar>
+          </w:tcPr>
+          <w:p>
+            <w:r>
+              <w:t>41</w:t>
+            </w:r>
+          </w:p>
+        </w:tc>
+        <w:tc>
+          <w:tcPr>
+            <w:tcW w:type="dxa" w:w="1625"/>
+            <w:tcBorders>
+              <w:top w:val="single" w:color="A6A6A6" w:sz="4"/>
+              <w:left w:val="single" w:color="A6A6A6" w:sz="4"/>
+              <w:bottom w:val="single" w:color="A6A6A6" w:sz="4"/>
+              <w:right w:val="single" w:color="A6A6A6" w:sz="4"/>
+            </w:tcBorders>
+            <w:tcMar>
+              <w:top w:type="dxa" w:w="80"/>
+              <w:left w:type="dxa" w:w="120"/>
+              <w:bottom w:type="dxa" w:w="80"/>
+              <w:right w:type="dxa" w:w="120"/>
+            </w:tcMar>
+          </w:tcPr>
+          <w:p>
+            <w:r>
+              <w:t>Customer support</w:t>
+            </w:r>
+          </w:p>
+        </w:tc>
+        <w:tc>
+          <w:tcPr>
+            <w:tcW w:type="dxa" w:w="5235"/>
+            <w:tcBorders>
+              <w:top w:val="single" w:color="A6A6A6" w:sz="4"/>
+              <w:left w:val="single" w:color="A6A6A6" w:sz="4"/>
+              <w:bottom w:val="single" w:color="A6A6A6" w:sz="4"/>
+              <w:right w:val="single" w:color="A6A6A6" w:sz="4"/>
+            </w:tcBorders>
+            <w:tcMar>
+              <w:top w:type="dxa" w:w="80"/>
+              <w:left w:type="dxa" w:w="120"/>
+              <w:bottom w:type="dxa" w:w="80"/>
+              <w:right w:type="dxa" w:w="120"/>
+            </w:tcMar>
+          </w:tcPr>
+          <w:p>
+            <w:r>
+              <w:t>At launch: a help page in the app and website, plus WhatsApp and phone lines run by the support team. In-app support chat and tickets come in Release 2.</w:t>
+            </w:r>
+          </w:p>
+        </w:tc>
+        <w:tc>
+          <w:tcPr>
+            <w:tcW w:type="dxa" w:w="1534"/>
+            <w:tcBorders>
+              <w:top w:val="single" w:color="A6A6A6" w:sz="4"/>
+              <w:left w:val="single" w:color="A6A6A6" w:sz="4"/>
+              <w:bottom w:val="single" w:color="A6A6A6" w:sz="4"/>
+              <w:right w:val="single" w:color="A6A6A6" w:sz="4"/>
+            </w:tcBorders>
+            <w:tcMar>
+              <w:top w:type="dxa" w:w="80"/>
+              <w:left w:type="dxa" w:w="120"/>
+              <w:bottom w:type="dxa" w:w="80"/>
+              <w:right w:type="dxa" w:w="120"/>
+            </w:tcMar>
+          </w:tcPr>
+          <w:p>
+            <w:r>
+              <w:t>23 Oct 2026</w:t>
+            </w:r>
+          </w:p>
+        </w:tc>
+      </w:tr>
+      <w:tr>
+        <w:tc>
+          <w:tcPr>
+            <w:tcW w:type="dxa" w:w="632"/>
+            <w:tcBorders>
+              <w:top w:val="single" w:color="A6A6A6" w:sz="4"/>
+              <w:left w:val="single" w:color="A6A6A6" w:sz="4"/>
+              <w:bottom w:val="single" w:color="A6A6A6" w:sz="4"/>
+              <w:right w:val="single" w:color="A6A6A6" w:sz="4"/>
+            </w:tcBorders>
+            <w:tcMar>
+              <w:top w:type="dxa" w:w="80"/>
+              <w:left w:type="dxa" w:w="120"/>
+              <w:bottom w:type="dxa" w:w="80"/>
+              <w:right w:type="dxa" w:w="120"/>
+            </w:tcMar>
+          </w:tcPr>
+          <w:p>
+            <w:r>
+              <w:t>42</w:t>
+            </w:r>
+          </w:p>
+        </w:tc>
+        <w:tc>
+          <w:tcPr>
+            <w:tcW w:type="dxa" w:w="1625"/>
+            <w:tcBorders>
+              <w:top w:val="single" w:color="A6A6A6" w:sz="4"/>
+              <w:left w:val="single" w:color="A6A6A6" w:sz="4"/>
+              <w:bottom w:val="single" w:color="A6A6A6" w:sz="4"/>
+              <w:right w:val="single" w:color="A6A6A6" w:sz="4"/>
+            </w:tcBorders>
+            <w:tcMar>
+              <w:top w:type="dxa" w:w="80"/>
+              <w:left w:type="dxa" w:w="120"/>
+              <w:bottom w:type="dxa" w:w="80"/>
+              <w:right w:type="dxa" w:w="120"/>
+            </w:tcMar>
+          </w:tcPr>
+          <w:p>
+            <w:r>
+              <w:t>Screen designs and hosting</w:t>
+            </w:r>
+          </w:p>
+        </w:tc>
+        <w:tc>
+          <w:tcPr>
+            <w:tcW w:type="dxa" w:w="5235"/>
+            <w:tcBorders>
+              <w:top w:val="single" w:color="A6A6A6" w:sz="4"/>
+              <w:left w:val="single" w:color="A6A6A6" w:sz="4"/>
+              <w:bottom w:val="single" w:color="A6A6A6" w:sz="4"/>
+              <w:right w:val="single" w:color="A6A6A6" w:sz="4"/>
+            </w:tcBorders>
+            <w:tcMar>
+              <w:top w:type="dxa" w:w="80"/>
+              <w:left w:type="dxa" w:w="120"/>
+              <w:bottom w:type="dxa" w:w="80"/>
+              <w:right w:type="dxa" w:w="120"/>
+            </w:tcMar>
+          </w:tcPr>
+          <w:p>
+            <w:r>
+              <w:t>There will be no human designer. The screen designs are produced in the build sessions using the Figma connector, as a separate step, for Emmanuel's review and approval before the app screens are built. The hosting account (and so the test system) follows once the company has a dollar card.</w:t>
+            </w:r>
+          </w:p>
+        </w:tc>
+        <w:tc>
+          <w:tcPr>
+            <w:tcW w:type="dxa" w:w="1534"/>
+            <w:tcBorders>
+              <w:top w:val="single" w:color="A6A6A6" w:sz="4"/>
+              <w:left w:val="single" w:color="A6A6A6" w:sz="4"/>
+              <w:bottom w:val="single" w:color="A6A6A6" w:sz="4"/>
+              <w:right w:val="single" w:color="A6A6A6" w:sz="4"/>
+            </w:tcBorders>
+            <w:tcMar>
+              <w:top w:type="dxa" w:w="80"/>
+              <w:left w:type="dxa" w:w="120"/>
+              <w:bottom w:type="dxa" w:w="80"/>
+              <w:right w:type="dxa" w:w="120"/>
+            </w:tcMar>
+          </w:tcPr>
+          <w:p>
+            <w:r>
+              <w:t>23 Oct 2026</w:t>
+            </w:r>
+          </w:p>
+        </w:tc>
+      </w:tr>
+      <w:tr>
+        <w:tc>
+          <w:tcPr>
+            <w:tcW w:type="dxa" w:w="632"/>
+            <w:tcBorders>
+              <w:top w:val="single" w:color="A6A6A6" w:sz="4"/>
+              <w:left w:val="single" w:color="A6A6A6" w:sz="4"/>
+              <w:bottom w:val="single" w:color="A6A6A6" w:sz="4"/>
+              <w:right w:val="single" w:color="A6A6A6" w:sz="4"/>
+            </w:tcBorders>
+            <w:tcMar>
+              <w:top w:type="dxa" w:w="80"/>
+              <w:left w:type="dxa" w:w="120"/>
+              <w:bottom w:type="dxa" w:w="80"/>
+              <w:right w:type="dxa" w:w="120"/>
+            </w:tcMar>
+          </w:tcPr>
+          <w:p>
+            <w:r>
+              <w:t>43</w:t>
+            </w:r>
+          </w:p>
+        </w:tc>
+        <w:tc>
+          <w:tcPr>
+            <w:tcW w:type="dxa" w:w="1625"/>
+            <w:tcBorders>
+              <w:top w:val="single" w:color="A6A6A6" w:sz="4"/>
+              <w:left w:val="single" w:color="A6A6A6" w:sz="4"/>
+              <w:bottom w:val="single" w:color="A6A6A6" w:sz="4"/>
+              <w:right w:val="single" w:color="A6A6A6" w:sz="4"/>
+            </w:tcBorders>
+            <w:tcMar>
+              <w:top w:type="dxa" w:w="80"/>
+              <w:left w:type="dxa" w:w="120"/>
+              <w:bottom w:type="dxa" w:w="80"/>
+              <w:right w:type="dxa" w:w="120"/>
+            </w:tcMar>
+          </w:tcPr>
+          <w:p>
+            <w:r>
+              <w:t>Property registration</w:t>
+            </w:r>
+          </w:p>
+        </w:tc>
+        <w:tc>
+          <w:tcPr>
+            <w:tcW w:type="dxa" w:w="5235"/>
+            <w:tcBorders>
+              <w:top w:val="single" w:color="A6A6A6" w:sz="4"/>
+              <w:left w:val="single" w:color="A6A6A6" w:sz="4"/>
+              <w:bottom w:val="single" w:color="A6A6A6" w:sz="4"/>
+              <w:right w:val="single" w:color="A6A6A6" w:sz="4"/>
+            </w:tcBorders>
+            <w:tcMar>
+              <w:top w:type="dxa" w:w="80"/>
+              <w:left w:type="dxa" w:w="120"/>
+              <w:bottom w:type="dxa" w:w="80"/>
+              <w:right w:type="dxa" w:w="120"/>
+            </w:tcMar>
+          </w:tcPr>
+          <w:p>
+            <w:r>
+              <w:t>Landlords do all of their own building registration; the platform does not register properties for them. Field officers only carry out verification checks, because the manpower needed for the platform to register properties itself is not realistic. This replaces field-team property capture in Specification Section 20 and Technical Architecture Sections 3 and 5.</w:t>
+            </w:r>
+          </w:p>
+        </w:tc>
+        <w:tc>
+          <w:tcPr>
+            <w:tcW w:type="dxa" w:w="1534"/>
+            <w:tcBorders>
+              <w:top w:val="single" w:color="A6A6A6" w:sz="4"/>
+              <w:left w:val="single" w:color="A6A6A6" w:sz="4"/>
+              <w:bottom w:val="single" w:color="A6A6A6" w:sz="4"/>
+              <w:right w:val="single" w:color="A6A6A6" w:sz="4"/>
+            </w:tcBorders>
+            <w:tcMar>
+              <w:top w:type="dxa" w:w="80"/>
+              <w:left w:type="dxa" w:w="120"/>
+              <w:bottom w:type="dxa" w:w="80"/>
+              <w:right w:type="dxa" w:w="120"/>
+            </w:tcMar>
+          </w:tcPr>
+          <w:p>
+            <w:r>
+              <w:t>23 Oct 2026</w:t>
+            </w:r>
+          </w:p>
+        </w:tc>
+      </w:tr>
+      <w:tr>
+        <w:tc>
+          <w:tcPr>
+            <w:tcW w:type="dxa" w:w="632"/>
+            <w:tcBorders>
+              <w:top w:val="single" w:color="A6A6A6" w:sz="4"/>
+              <w:left w:val="single" w:color="A6A6A6" w:sz="4"/>
+              <w:bottom w:val="single" w:color="A6A6A6" w:sz="4"/>
+              <w:right w:val="single" w:color="A6A6A6" w:sz="4"/>
+            </w:tcBorders>
+            <w:tcMar>
+              <w:top w:type="dxa" w:w="80"/>
+              <w:left w:type="dxa" w:w="120"/>
+              <w:bottom w:type="dxa" w:w="80"/>
+              <w:right w:type="dxa" w:w="120"/>
+            </w:tcMar>
+          </w:tcPr>
+          <w:p>
+            <w:r>
+              <w:t>44</w:t>
+            </w:r>
+          </w:p>
+        </w:tc>
+        <w:tc>
+          <w:tcPr>
+            <w:tcW w:type="dxa" w:w="1625"/>
+            <w:tcBorders>
+              <w:top w:val="single" w:color="A6A6A6" w:sz="4"/>
+              <w:left w:val="single" w:color="A6A6A6" w:sz="4"/>
+              <w:bottom w:val="single" w:color="A6A6A6" w:sz="4"/>
+              <w:right w:val="single" w:color="A6A6A6" w:sz="4"/>
+            </w:tcBorders>
+            <w:tcMar>
+              <w:top w:type="dxa" w:w="80"/>
+              <w:left w:type="dxa" w:w="120"/>
+              <w:bottom w:type="dxa" w:w="80"/>
+              <w:right w:type="dxa" w:w="120"/>
+            </w:tcMar>
+          </w:tcPr>
+          <w:p>
+            <w:r>
+              <w:t>Calling</w:t>
+            </w:r>
+          </w:p>
+        </w:tc>
+        <w:tc>
+          <w:tcPr>
+            <w:tcW w:type="dxa" w:w="5235"/>
+            <w:tcBorders>
+              <w:top w:val="single" w:color="A6A6A6" w:sz="4"/>
+              <w:left w:val="single" w:color="A6A6A6" w:sz="4"/>
+              <w:bottom w:val="single" w:color="A6A6A6" w:sz="4"/>
+              <w:right w:val="single" w:color="A6A6A6" w:sz="4"/>
+            </w:tcBorders>
+            <w:tcMar>
+              <w:top w:type="dxa" w:w="80"/>
+              <w:left w:type="dxa" w:w="120"/>
+              <w:bottom w:type="dxa" w:w="80"/>
+              <w:right w:type="dxa" w:w="120"/>
+            </w:tcMar>
+          </w:tcPr>
+          <w:p>
+            <w:r>
+              <w:t>Calling inside the app (voice calls over the internet, with phone numbers kept hidden) is part of Release 1.</w:t>
+            </w:r>
+          </w:p>
+        </w:tc>
+        <w:tc>
+          <w:tcPr>
+            <w:tcW w:type="dxa" w:w="1534"/>
+            <w:tcBorders>
+              <w:top w:val="single" w:color="A6A6A6" w:sz="4"/>
+              <w:left w:val="single" w:color="A6A6A6" w:sz="4"/>
+              <w:bottom w:val="single" w:color="A6A6A6" w:sz="4"/>
+              <w:right w:val="single" w:color="A6A6A6" w:sz="4"/>
+            </w:tcBorders>
+            <w:tcMar>
+              <w:top w:type="dxa" w:w="80"/>
+              <w:left w:type="dxa" w:w="120"/>
+              <w:bottom w:type="dxa" w:w="80"/>
+              <w:right w:type="dxa" w:w="120"/>
+            </w:tcMar>
+          </w:tcPr>
+          <w:p>
+            <w:r>
+              <w:t>23 Oct 2026</w:t>
+            </w:r>
+          </w:p>
+        </w:tc>
+      </w:tr>
+      <w:tr>
+        <w:tc>
+          <w:tcPr>
+            <w:tcW w:type="dxa" w:w="632"/>
+            <w:tcBorders>
+              <w:top w:val="single" w:color="A6A6A6" w:sz="4"/>
+              <w:left w:val="single" w:color="A6A6A6" w:sz="4"/>
+              <w:bottom w:val="single" w:color="A6A6A6" w:sz="4"/>
+              <w:right w:val="single" w:color="A6A6A6" w:sz="4"/>
+            </w:tcBorders>
+            <w:tcMar>
+              <w:top w:type="dxa" w:w="80"/>
+              <w:left w:type="dxa" w:w="120"/>
+              <w:bottom w:type="dxa" w:w="80"/>
+              <w:right w:type="dxa" w:w="120"/>
+            </w:tcMar>
+          </w:tcPr>
+          <w:p>
+            <w:r>
+              <w:t>45</w:t>
+            </w:r>
+          </w:p>
+        </w:tc>
+        <w:tc>
+          <w:tcPr>
+            <w:tcW w:type="dxa" w:w="1625"/>
+            <w:tcBorders>
+              <w:top w:val="single" w:color="A6A6A6" w:sz="4"/>
+              <w:left w:val="single" w:color="A6A6A6" w:sz="4"/>
+              <w:bottom w:val="single" w:color="A6A6A6" w:sz="4"/>
+              <w:right w:val="single" w:color="A6A6A6" w:sz="4"/>
+            </w:tcBorders>
+            <w:tcMar>
+              <w:top w:type="dxa" w:w="80"/>
+              <w:left w:type="dxa" w:w="120"/>
+              <w:bottom w:type="dxa" w:w="80"/>
+              <w:right w:type="dxa" w:w="120"/>
+            </w:tcMar>
+          </w:tcPr>
+          <w:p>
+            <w:r>
+              <w:t>Inspections</w:t>
+            </w:r>
+          </w:p>
+        </w:tc>
+        <w:tc>
+          <w:tcPr>
+            <w:tcW w:type="dxa" w:w="5235"/>
+            <w:tcBorders>
+              <w:top w:val="single" w:color="A6A6A6" w:sz="4"/>
+              <w:left w:val="single" w:color="A6A6A6" w:sz="4"/>
+              <w:bottom w:val="single" w:color="A6A6A6" w:sz="4"/>
+              <w:right w:val="single" w:color="A6A6A6" w:sz="4"/>
+            </w:tcBorders>
+            <w:tcMar>
+              <w:top w:type="dxa" w:w="80"/>
+              <w:left w:type="dxa" w:w="120"/>
+              <w:bottom w:type="dxa" w:w="80"/>
+              <w:right w:type="dxa" w:w="120"/>
+            </w:tcMar>
+          </w:tcPr>
+          <w:p>
+            <w:r>
+              <w:t>Landlords and agents set the times they are available for inspections; tenants book by choosing one of the free time slots. The lister then confirms or reschedules as designed.</w:t>
+            </w:r>
+          </w:p>
+        </w:tc>
+        <w:tc>
+          <w:tcPr>
+            <w:tcW w:type="dxa" w:w="1534"/>
+            <w:tcBorders>
+              <w:top w:val="single" w:color="A6A6A6" w:sz="4"/>
+              <w:left w:val="single" w:color="A6A6A6" w:sz="4"/>
+              <w:bottom w:val="single" w:color="A6A6A6" w:sz="4"/>
+              <w:right w:val="single" w:color="A6A6A6" w:sz="4"/>
+            </w:tcBorders>
+            <w:tcMar>
+              <w:top w:type="dxa" w:w="80"/>
+              <w:left w:type="dxa" w:w="120"/>
+              <w:bottom w:type="dxa" w:w="80"/>
+              <w:right w:type="dxa" w:w="120"/>
+            </w:tcMar>
+          </w:tcPr>
+          <w:p>
+            <w:r>
+              <w:t>23 Oct 2026</w:t>
+            </w:r>
+          </w:p>
+        </w:tc>
+      </w:tr>
+      <w:tr>
+        <w:tc>
+          <w:tcPr>
+            <w:tcW w:type="dxa" w:w="632"/>
+            <w:tcBorders>
+              <w:top w:val="single" w:color="A6A6A6" w:sz="4"/>
+              <w:left w:val="single" w:color="A6A6A6" w:sz="4"/>
+              <w:bottom w:val="single" w:color="A6A6A6" w:sz="4"/>
+              <w:right w:val="single" w:color="A6A6A6" w:sz="4"/>
+            </w:tcBorders>
+            <w:tcMar>
+              <w:top w:type="dxa" w:w="80"/>
+              <w:left w:type="dxa" w:w="120"/>
+              <w:bottom w:type="dxa" w:w="80"/>
+              <w:right w:type="dxa" w:w="120"/>
+            </w:tcMar>
+          </w:tcPr>
+          <w:p>
+            <w:r>
+              <w:t>46</w:t>
+            </w:r>
+          </w:p>
+        </w:tc>
+        <w:tc>
+          <w:tcPr>
+            <w:tcW w:type="dxa" w:w="1625"/>
+            <w:tcBorders>
+              <w:top w:val="single" w:color="A6A6A6" w:sz="4"/>
+              <w:left w:val="single" w:color="A6A6A6" w:sz="4"/>
+              <w:bottom w:val="single" w:color="A6A6A6" w:sz="4"/>
+              <w:right w:val="single" w:color="A6A6A6" w:sz="4"/>
+            </w:tcBorders>
+            <w:tcMar>
+              <w:top w:type="dxa" w:w="80"/>
+              <w:left w:type="dxa" w:w="120"/>
+              <w:bottom w:type="dxa" w:w="80"/>
+              <w:right w:type="dxa" w:w="120"/>
+            </w:tcMar>
+          </w:tcPr>
+          <w:p>
+            <w:r>
+              <w:t>Notifications</w:t>
+            </w:r>
+          </w:p>
+        </w:tc>
+        <w:tc>
+          <w:tcPr>
+            <w:tcW w:type="dxa" w:w="5235"/>
+            <w:tcBorders>
+              <w:top w:val="single" w:color="A6A6A6" w:sz="4"/>
+              <w:left w:val="single" w:color="A6A6A6" w:sz="4"/>
+              <w:bottom w:val="single" w:color="A6A6A6" w:sz="4"/>
+              <w:right w:val="single" w:color="A6A6A6" w:sz="4"/>
+            </w:tcBorders>
+            <w:tcMar>
+              <w:top w:type="dxa" w:w="80"/>
+              <w:left w:type="dxa" w:w="120"/>
+              <w:bottom w:type="dxa" w:w="80"/>
+              <w:right w:type="dxa" w:w="120"/>
+            </w:tcMar>
+          </w:tcPr>
+          <w:p>
+            <w:r>
+              <w:t>Release 1 includes push notifications (each phone registered for them) and notification settings for each user: which notifications they receive and by which channel (push, email or SMS). Security messages (codes and sign-in alerts) cannot be switched off.</w:t>
+            </w:r>
+          </w:p>
+        </w:tc>
+        <w:tc>
+          <w:tcPr>
+            <w:tcW w:type="dxa" w:w="1534"/>
+            <w:tcBorders>
+              <w:top w:val="single" w:color="A6A6A6" w:sz="4"/>
+              <w:left w:val="single" w:color="A6A6A6" w:sz="4"/>
+              <w:bottom w:val="single" w:color="A6A6A6" w:sz="4"/>
+              <w:right w:val="single" w:color="A6A6A6" w:sz="4"/>
+            </w:tcBorders>
+            <w:tcMar>
+              <w:top w:type="dxa" w:w="80"/>
+              <w:left w:type="dxa" w:w="120"/>
+              <w:bottom w:type="dxa" w:w="80"/>
+              <w:right w:type="dxa" w:w="120"/>
+            </w:tcMar>
+          </w:tcPr>
+          <w:p>
+            <w:r>
+              <w:t>23 Oct 2026</w:t>
+            </w:r>
+          </w:p>
+        </w:tc>
+      </w:tr>
+      <w:tr>
+        <w:tc>
+          <w:tcPr>
+            <w:tcW w:type="dxa" w:w="632"/>
+            <w:tcBorders>
+              <w:top w:val="single" w:color="A6A6A6" w:sz="4"/>
+              <w:left w:val="single" w:color="A6A6A6" w:sz="4"/>
+              <w:bottom w:val="single" w:color="A6A6A6" w:sz="4"/>
+              <w:right w:val="single" w:color="A6A6A6" w:sz="4"/>
+            </w:tcBorders>
+            <w:tcMar>
+              <w:top w:type="dxa" w:w="80"/>
+              <w:left w:type="dxa" w:w="120"/>
+              <w:bottom w:type="dxa" w:w="80"/>
+              <w:right w:type="dxa" w:w="120"/>
+            </w:tcMar>
+          </w:tcPr>
+          <w:p>
+            <w:r>
+              <w:t>47</w:t>
+            </w:r>
+          </w:p>
+        </w:tc>
+        <w:tc>
+          <w:tcPr>
+            <w:tcW w:type="dxa" w:w="1625"/>
+            <w:tcBorders>
+              <w:top w:val="single" w:color="A6A6A6" w:sz="4"/>
+              <w:left w:val="single" w:color="A6A6A6" w:sz="4"/>
+              <w:bottom w:val="single" w:color="A6A6A6" w:sz="4"/>
+              <w:right w:val="single" w:color="A6A6A6" w:sz="4"/>
+            </w:tcBorders>
+            <w:tcMar>
+              <w:top w:type="dxa" w:w="80"/>
+              <w:left w:type="dxa" w:w="120"/>
+              <w:bottom w:type="dxa" w:w="80"/>
+              <w:right w:type="dxa" w:w="120"/>
+            </w:tcMar>
+          </w:tcPr>
+          <w:p>
+            <w:r>
+              <w:t>Live updates</w:t>
+            </w:r>
+          </w:p>
+        </w:tc>
+        <w:tc>
+          <w:tcPr>
+            <w:tcW w:type="dxa" w:w="5235"/>
+            <w:tcBorders>
+              <w:top w:val="single" w:color="A6A6A6" w:sz="4"/>
+              <w:left w:val="single" w:color="A6A6A6" w:sz="4"/>
+              <w:bottom w:val="single" w:color="A6A6A6" w:sz="4"/>
+              <w:right w:val="single" w:color="A6A6A6" w:sz="4"/>
+            </w:tcBorders>
+            <w:tcMar>
+              <w:top w:type="dxa" w:w="80"/>
+              <w:left w:type="dxa" w:w="120"/>
+              <w:bottom w:type="dxa" w:w="80"/>
+              <w:right w:type="dxa" w:w="120"/>
+            </w:tcMar>
+          </w:tcPr>
+          <w:p>
+            <w:r>
+              <w:t>Release 1 includes a live connection for chat messages and inspection status, with push notifications when the app is closed.</w:t>
+            </w:r>
+          </w:p>
+        </w:tc>
+        <w:tc>
+          <w:tcPr>
+            <w:tcW w:type="dxa" w:w="1534"/>
+            <w:tcBorders>
+              <w:top w:val="single" w:color="A6A6A6" w:sz="4"/>
+              <w:left w:val="single" w:color="A6A6A6" w:sz="4"/>
+              <w:bottom w:val="single" w:color="A6A6A6" w:sz="4"/>
+              <w:right w:val="single" w:color="A6A6A6" w:sz="4"/>
+            </w:tcBorders>
+            <w:tcMar>
+              <w:top w:type="dxa" w:w="80"/>
+              <w:left w:type="dxa" w:w="120"/>
+              <w:bottom w:type="dxa" w:w="80"/>
+              <w:right w:type="dxa" w:w="120"/>
+            </w:tcMar>
+          </w:tcPr>
+          <w:p>
+            <w:r>
+              <w:t>23 Oct 2026</w:t>
+            </w:r>
+          </w:p>
+        </w:tc>
+      </w:tr>
+      <w:tr>
+        <w:tc>
+          <w:tcPr>
+            <w:tcW w:type="dxa" w:w="632"/>
+            <w:tcBorders>
+              <w:top w:val="single" w:color="A6A6A6" w:sz="4"/>
+              <w:left w:val="single" w:color="A6A6A6" w:sz="4"/>
+              <w:bottom w:val="single" w:color="A6A6A6" w:sz="4"/>
+              <w:right w:val="single" w:color="A6A6A6" w:sz="4"/>
+            </w:tcBorders>
+            <w:tcMar>
+              <w:top w:type="dxa" w:w="80"/>
+              <w:left w:type="dxa" w:w="120"/>
+              <w:bottom w:type="dxa" w:w="80"/>
+              <w:right w:type="dxa" w:w="120"/>
+            </w:tcMar>
+          </w:tcPr>
+          <w:p>
+            <w:r>
+              <w:t>48</w:t>
+            </w:r>
+          </w:p>
+        </w:tc>
+        <w:tc>
+          <w:tcPr>
+            <w:tcW w:type="dxa" w:w="1625"/>
+            <w:tcBorders>
+              <w:top w:val="single" w:color="A6A6A6" w:sz="4"/>
+              <w:left w:val="single" w:color="A6A6A6" w:sz="4"/>
+              <w:bottom w:val="single" w:color="A6A6A6" w:sz="4"/>
+              <w:right w:val="single" w:color="A6A6A6" w:sz="4"/>
+            </w:tcBorders>
+            <w:tcMar>
+              <w:top w:type="dxa" w:w="80"/>
+              <w:left w:type="dxa" w:w="120"/>
+              <w:bottom w:type="dxa" w:w="80"/>
+              <w:right w:type="dxa" w:w="120"/>
+            </w:tcMar>
+          </w:tcPr>
+          <w:p>
+            <w:r>
+              <w:t>Saved places</w:t>
+            </w:r>
+          </w:p>
+        </w:tc>
+        <w:tc>
+          <w:tcPr>
+            <w:tcW w:type="dxa" w:w="5235"/>
+            <w:tcBorders>
+              <w:top w:val="single" w:color="A6A6A6" w:sz="4"/>
+              <w:left w:val="single" w:color="A6A6A6" w:sz="4"/>
+              <w:bottom w:val="single" w:color="A6A6A6" w:sz="4"/>
+              <w:right w:val="single" w:color="A6A6A6" w:sz="4"/>
+            </w:tcBorders>
+            <w:tcMar>
+              <w:top w:type="dxa" w:w="80"/>
+              <w:left w:type="dxa" w:w="120"/>
+              <w:bottom w:type="dxa" w:w="80"/>
+              <w:right w:type="dxa" w:w="120"/>
+            </w:tcMar>
+          </w:tcPr>
+          <w:p>
+            <w:r>
+              <w:t>Tenants can save places of their choosing (a name and a location, such as an office or school), and the property page shows the travel distance to them. Built in Release 1 step 5 or later in Release 1.</w:t>
+            </w:r>
+          </w:p>
+        </w:tc>
+        <w:tc>
+          <w:tcPr>
+            <w:tcW w:type="dxa" w:w="1534"/>
+            <w:tcBorders>
+              <w:top w:val="single" w:color="A6A6A6" w:sz="4"/>
+              <w:left w:val="single" w:color="A6A6A6" w:sz="4"/>
+              <w:bottom w:val="single" w:color="A6A6A6" w:sz="4"/>
+              <w:right w:val="single" w:color="A6A6A6" w:sz="4"/>
+            </w:tcBorders>
+            <w:tcMar>
+              <w:top w:type="dxa" w:w="80"/>
+              <w:left w:type="dxa" w:w="120"/>
+              <w:bottom w:type="dxa" w:w="80"/>
+              <w:right w:type="dxa" w:w="120"/>
+            </w:tcMar>
+          </w:tcPr>
+          <w:p>
+            <w:r>
+              <w:t>23 Oct 2026</w:t>
+            </w:r>
+          </w:p>
+        </w:tc>
+      </w:tr>
+      <w:tr>
+        <w:tc>
+          <w:tcPr>
+            <w:tcW w:type="dxa" w:w="632"/>
+            <w:tcBorders>
+              <w:top w:val="single" w:color="A6A6A6" w:sz="4"/>
+              <w:left w:val="single" w:color="A6A6A6" w:sz="4"/>
+              <w:bottom w:val="single" w:color="A6A6A6" w:sz="4"/>
+              <w:right w:val="single" w:color="A6A6A6" w:sz="4"/>
+            </w:tcBorders>
+            <w:tcMar>
+              <w:top w:type="dxa" w:w="80"/>
+              <w:left w:type="dxa" w:w="120"/>
+              <w:bottom w:type="dxa" w:w="80"/>
+              <w:right w:type="dxa" w:w="120"/>
+            </w:tcMar>
+          </w:tcPr>
+          <w:p>
+            <w:r>
+              <w:t>49</w:t>
+            </w:r>
+          </w:p>
+        </w:tc>
+        <w:tc>
+          <w:tcPr>
+            <w:tcW w:type="dxa" w:w="1625"/>
+            <w:tcBorders>
+              <w:top w:val="single" w:color="A6A6A6" w:sz="4"/>
+              <w:left w:val="single" w:color="A6A6A6" w:sz="4"/>
+              <w:bottom w:val="single" w:color="A6A6A6" w:sz="4"/>
+              <w:right w:val="single" w:color="A6A6A6" w:sz="4"/>
+            </w:tcBorders>
+            <w:tcMar>
+              <w:top w:type="dxa" w:w="80"/>
+              <w:left w:type="dxa" w:w="120"/>
+              <w:bottom w:type="dxa" w:w="80"/>
+              <w:right w:type="dxa" w:w="120"/>
+            </w:tcMar>
+          </w:tcPr>
+          <w:p>
+            <w:r>
+              <w:t>Identity document</w:t>
+            </w:r>
+          </w:p>
+        </w:tc>
+        <w:tc>
+          <w:tcPr>
+            <w:tcW w:type="dxa" w:w="5235"/>
+            <w:tcBorders>
+              <w:top w:val="single" w:color="A6A6A6" w:sz="4"/>
+              <w:left w:val="single" w:color="A6A6A6" w:sz="4"/>
+              <w:bottom w:val="single" w:color="A6A6A6" w:sz="4"/>
+              <w:right w:val="single" w:color="A6A6A6" w:sz="4"/>
+            </w:tcBorders>
+            <w:tcMar>
+              <w:top w:type="dxa" w:w="80"/>
+              <w:left w:type="dxa" w:w="120"/>
+              <w:bottom w:type="dxa" w:w="80"/>
+              <w:right w:type="dxa" w:w="120"/>
+            </w:tcMar>
+          </w:tcPr>
+          <w:p>
+            <w:r>
+              <w:t>No document photo is asked for by default at level 2. A document photo is asked for only when the NIN check fails or the details do not match. Accepted documents: driver's licence, international passport and NIN slip. (Settles open point 14.)</w:t>
+            </w:r>
+          </w:p>
+        </w:tc>
+        <w:tc>
+          <w:tcPr>
+            <w:tcW w:type="dxa" w:w="1534"/>
+            <w:tcBorders>
+              <w:top w:val="single" w:color="A6A6A6" w:sz="4"/>
+              <w:left w:val="single" w:color="A6A6A6" w:sz="4"/>
+              <w:bottom w:val="single" w:color="A6A6A6" w:sz="4"/>
+              <w:right w:val="single" w:color="A6A6A6" w:sz="4"/>
+            </w:tcBorders>
+            <w:tcMar>
+              <w:top w:type="dxa" w:w="80"/>
+              <w:left w:type="dxa" w:w="120"/>
+              <w:bottom w:type="dxa" w:w="80"/>
+              <w:right w:type="dxa" w:w="120"/>
+            </w:tcMar>
+          </w:tcPr>
+          <w:p>
+            <w:r>
+              <w:t>23 Oct 2026</w:t>
+            </w:r>
+          </w:p>
+        </w:tc>
+      </w:tr>
+      <w:tr>
+        <w:tc>
+          <w:tcPr>
+            <w:tcW w:type="dxa" w:w="632"/>
+            <w:tcBorders>
+              <w:top w:val="single" w:color="A6A6A6" w:sz="4"/>
+              <w:left w:val="single" w:color="A6A6A6" w:sz="4"/>
+              <w:bottom w:val="single" w:color="A6A6A6" w:sz="4"/>
+              <w:right w:val="single" w:color="A6A6A6" w:sz="4"/>
+            </w:tcBorders>
+            <w:tcMar>
+              <w:top w:type="dxa" w:w="80"/>
+              <w:left w:type="dxa" w:w="120"/>
+              <w:bottom w:type="dxa" w:w="80"/>
+              <w:right w:type="dxa" w:w="120"/>
+            </w:tcMar>
+          </w:tcPr>
+          <w:p>
+            <w:r>
+              <w:t>50</w:t>
+            </w:r>
+          </w:p>
+        </w:tc>
+        <w:tc>
+          <w:tcPr>
+            <w:tcW w:type="dxa" w:w="1625"/>
+            <w:tcBorders>
+              <w:top w:val="single" w:color="A6A6A6" w:sz="4"/>
+              <w:left w:val="single" w:color="A6A6A6" w:sz="4"/>
+              <w:bottom w:val="single" w:color="A6A6A6" w:sz="4"/>
+              <w:right w:val="single" w:color="A6A6A6" w:sz="4"/>
+            </w:tcBorders>
+            <w:tcMar>
+              <w:top w:type="dxa" w:w="80"/>
+              <w:left w:type="dxa" w:w="120"/>
+              <w:bottom w:type="dxa" w:w="80"/>
+              <w:right w:type="dxa" w:w="120"/>
+            </w:tcMar>
+          </w:tcPr>
+          <w:p>
+            <w:r>
+              <w:t>Agent company details</w:t>
+            </w:r>
+          </w:p>
+        </w:tc>
+        <w:tc>
+          <w:tcPr>
+            <w:tcW w:type="dxa" w:w="5235"/>
+            <w:tcBorders>
+              <w:top w:val="single" w:color="A6A6A6" w:sz="4"/>
+              <w:left w:val="single" w:color="A6A6A6" w:sz="4"/>
+              <w:bottom w:val="single" w:color="A6A6A6" w:sz="4"/>
+              <w:right w:val="single" w:color="A6A6A6" w:sz="4"/>
+            </w:tcBorders>
+            <w:tcMar>
+              <w:top w:type="dxa" w:w="80"/>
+              <w:left w:type="dxa" w:w="120"/>
+              <w:bottom w:type="dxa" w:w="80"/>
+              <w:right w:type="dxa" w:w="120"/>
+            </w:tcMar>
+          </w:tcPr>
+          <w:p>
+            <w:r>
+              <w:t>Agents can add their company details (business name and registration number) to their profile in Release 1 step 3, checked by the verification team.</w:t>
+            </w:r>
+          </w:p>
+        </w:tc>
+        <w:tc>
+          <w:tcPr>
+            <w:tcW w:type="dxa" w:w="1534"/>
+            <w:tcBorders>
+              <w:top w:val="single" w:color="A6A6A6" w:sz="4"/>
+              <w:left w:val="single" w:color="A6A6A6" w:sz="4"/>
+              <w:bottom w:val="single" w:color="A6A6A6" w:sz="4"/>
+              <w:right w:val="single" w:color="A6A6A6" w:sz="4"/>
+            </w:tcBorders>
+            <w:tcMar>
+              <w:top w:type="dxa" w:w="80"/>
+              <w:left w:type="dxa" w:w="120"/>
+              <w:bottom w:type="dxa" w:w="80"/>
+              <w:right w:type="dxa" w:w="120"/>
+            </w:tcMar>
+          </w:tcPr>
+          <w:p>
+            <w:r>
+              <w:t>23 Oct 2026</w:t>
+            </w:r>
+          </w:p>
+        </w:tc>
+      </w:tr>
+      <w:tr>
+        <w:tc>
+          <w:tcPr>
+            <w:tcW w:type="dxa" w:w="632"/>
+            <w:tcBorders>
+              <w:top w:val="single" w:color="A6A6A6" w:sz="4"/>
+              <w:left w:val="single" w:color="A6A6A6" w:sz="4"/>
+              <w:bottom w:val="single" w:color="A6A6A6" w:sz="4"/>
+              <w:right w:val="single" w:color="A6A6A6" w:sz="4"/>
+            </w:tcBorders>
+            <w:tcMar>
+              <w:top w:type="dxa" w:w="80"/>
+              <w:left w:type="dxa" w:w="120"/>
+              <w:bottom w:type="dxa" w:w="80"/>
+              <w:right w:type="dxa" w:w="120"/>
+            </w:tcMar>
+          </w:tcPr>
+          <w:p>
+            <w:r>
+              <w:t>51</w:t>
+            </w:r>
+          </w:p>
+        </w:tc>
+        <w:tc>
+          <w:tcPr>
+            <w:tcW w:type="dxa" w:w="1625"/>
+            <w:tcBorders>
+              <w:top w:val="single" w:color="A6A6A6" w:sz="4"/>
+              <w:left w:val="single" w:color="A6A6A6" w:sz="4"/>
+              <w:bottom w:val="single" w:color="A6A6A6" w:sz="4"/>
+              <w:right w:val="single" w:color="A6A6A6" w:sz="4"/>
+            </w:tcBorders>
+            <w:tcMar>
+              <w:top w:type="dxa" w:w="80"/>
+              <w:left w:type="dxa" w:w="120"/>
+              <w:bottom w:type="dxa" w:w="80"/>
+              <w:right w:type="dxa" w:w="120"/>
+            </w:tcMar>
+          </w:tcPr>
+          <w:p>
+            <w:r>
+              <w:t>Enforcement</w:t>
+            </w:r>
+          </w:p>
+        </w:tc>
+        <w:tc>
+          <w:tcPr>
+            <w:tcW w:type="dxa" w:w="5235"/>
+            <w:tcBorders>
+              <w:top w:val="single" w:color="A6A6A6" w:sz="4"/>
+              <w:left w:val="single" w:color="A6A6A6" w:sz="4"/>
+              <w:bottom w:val="single" w:color="A6A6A6" w:sz="4"/>
+              <w:right w:val="single" w:color="A6A6A6" w:sz="4"/>
+            </w:tcBorders>
+            <w:tcMar>
+              <w:top w:type="dxa" w:w="80"/>
+              <w:left w:type="dxa" w:w="120"/>
+              <w:bottom w:type="dxa" w:w="80"/>
+              <w:right w:type="dxa" w:w="120"/>
+            </w:tcMar>
+          </w:tcPr>
+          <w:p>
+            <w:r>
+              <w:t>Staff review decisions can also remove a verified badge and ban a user, each recorded against the user's verified identity.</w:t>
+            </w:r>
+          </w:p>
+        </w:tc>
+        <w:tc>
+          <w:tcPr>
+            <w:tcW w:type="dxa" w:w="1534"/>
+            <w:tcBorders>
+              <w:top w:val="single" w:color="A6A6A6" w:sz="4"/>
+              <w:left w:val="single" w:color="A6A6A6" w:sz="4"/>
+              <w:bottom w:val="single" w:color="A6A6A6" w:sz="4"/>
+              <w:right w:val="single" w:color="A6A6A6" w:sz="4"/>
+            </w:tcBorders>
+            <w:tcMar>
+              <w:top w:type="dxa" w:w="80"/>
+              <w:left w:type="dxa" w:w="120"/>
+              <w:bottom w:type="dxa" w:w="80"/>
+              <w:right w:type="dxa" w:w="120"/>
+            </w:tcMar>
+          </w:tcPr>
+          <w:p>
+            <w:r>
+              <w:t>23 Oct 2026</w:t>
+            </w:r>
+          </w:p>
+        </w:tc>
+      </w:tr>
+      <w:tr>
+        <w:tc>
+          <w:tcPr>
+            <w:tcW w:type="dxa" w:w="632"/>
+            <w:tcBorders>
+              <w:top w:val="single" w:color="A6A6A6" w:sz="4"/>
+              <w:left w:val="single" w:color="A6A6A6" w:sz="4"/>
+              <w:bottom w:val="single" w:color="A6A6A6" w:sz="4"/>
+              <w:right w:val="single" w:color="A6A6A6" w:sz="4"/>
+            </w:tcBorders>
+            <w:tcMar>
+              <w:top w:type="dxa" w:w="80"/>
+              <w:left w:type="dxa" w:w="120"/>
+              <w:bottom w:type="dxa" w:w="80"/>
+              <w:right w:type="dxa" w:w="120"/>
+            </w:tcMar>
+          </w:tcPr>
+          <w:p>
+            <w:r>
+              <w:t>52</w:t>
+            </w:r>
+          </w:p>
+        </w:tc>
+        <w:tc>
+          <w:tcPr>
+            <w:tcW w:type="dxa" w:w="1625"/>
+            <w:tcBorders>
+              <w:top w:val="single" w:color="A6A6A6" w:sz="4"/>
+              <w:left w:val="single" w:color="A6A6A6" w:sz="4"/>
+              <w:bottom w:val="single" w:color="A6A6A6" w:sz="4"/>
+              <w:right w:val="single" w:color="A6A6A6" w:sz="4"/>
+            </w:tcBorders>
+            <w:tcMar>
+              <w:top w:type="dxa" w:w="80"/>
+              <w:left w:type="dxa" w:w="120"/>
+              <w:bottom w:type="dxa" w:w="80"/>
+              <w:right w:type="dxa" w:w="120"/>
+            </w:tcMar>
+          </w:tcPr>
+          <w:p>
+            <w:r>
+              <w:t>Copy protection</w:t>
+            </w:r>
+          </w:p>
+        </w:tc>
+        <w:tc>
+          <w:tcPr>
+            <w:tcW w:type="dxa" w:w="5235"/>
+            <w:tcBorders>
+              <w:top w:val="single" w:color="A6A6A6" w:sz="4"/>
+              <w:left w:val="single" w:color="A6A6A6" w:sz="4"/>
+              <w:bottom w:val="single" w:color="A6A6A6" w:sz="4"/>
+              <w:right w:val="single" w:color="A6A6A6" w:sz="4"/>
+            </w:tcBorders>
+            <w:tcMar>
+              <w:top w:type="dxa" w:w="80"/>
+              <w:left w:type="dxa" w:w="120"/>
+              <w:bottom w:type="dxa" w:w="80"/>
+              <w:right w:type="dxa" w:w="120"/>
+            </w:tcMar>
+          </w:tcPr>
+          <w:p>
+            <w:r>
+              <w:t>Limits per account on viewing listings and photos, counted in Redis so every server shares them, are built with search and the property page.</w:t>
+            </w:r>
+          </w:p>
+        </w:tc>
+        <w:tc>
+          <w:tcPr>
+            <w:tcW w:type="dxa" w:w="1534"/>
+            <w:tcBorders>
+              <w:top w:val="single" w:color="A6A6A6" w:sz="4"/>
+              <w:left w:val="single" w:color="A6A6A6" w:sz="4"/>
+              <w:bottom w:val="single" w:color="A6A6A6" w:sz="4"/>
+              <w:right w:val="single" w:color="A6A6A6" w:sz="4"/>
+            </w:tcBorders>
+            <w:tcMar>
+              <w:top w:type="dxa" w:w="80"/>
+              <w:left w:type="dxa" w:w="120"/>
+              <w:bottom w:type="dxa" w:w="80"/>
+              <w:right w:type="dxa" w:w="120"/>
+            </w:tcMar>
+          </w:tcPr>
+          <w:p>
+            <w:r>
+              <w:t>23 Oct 2026</w:t>
+            </w:r>
+          </w:p>
+        </w:tc>
+      </w:tr>
+      <w:tr>
+        <w:tc>
+          <w:tcPr>
+            <w:tcW w:type="dxa" w:w="632"/>
+            <w:tcBorders>
+              <w:top w:val="single" w:color="A6A6A6" w:sz="4"/>
+              <w:left w:val="single" w:color="A6A6A6" w:sz="4"/>
+              <w:bottom w:val="single" w:color="A6A6A6" w:sz="4"/>
+              <w:right w:val="single" w:color="A6A6A6" w:sz="4"/>
+            </w:tcBorders>
+            <w:tcMar>
+              <w:top w:type="dxa" w:w="80"/>
+              <w:left w:type="dxa" w:w="120"/>
+              <w:bottom w:type="dxa" w:w="80"/>
+              <w:right w:type="dxa" w:w="120"/>
+            </w:tcMar>
+          </w:tcPr>
+          <w:p>
+            <w:r>
+              <w:t>53</w:t>
+            </w:r>
+          </w:p>
+        </w:tc>
+        <w:tc>
+          <w:tcPr>
+            <w:tcW w:type="dxa" w:w="1625"/>
+            <w:tcBorders>
+              <w:top w:val="single" w:color="A6A6A6" w:sz="4"/>
+              <w:left w:val="single" w:color="A6A6A6" w:sz="4"/>
+              <w:bottom w:val="single" w:color="A6A6A6" w:sz="4"/>
+              <w:right w:val="single" w:color="A6A6A6" w:sz="4"/>
+            </w:tcBorders>
+            <w:tcMar>
+              <w:top w:type="dxa" w:w="80"/>
+              <w:left w:type="dxa" w:w="120"/>
+              <w:bottom w:type="dxa" w:w="80"/>
+              <w:right w:type="dxa" w:w="120"/>
+            </w:tcMar>
+          </w:tcPr>
+          <w:p>
+            <w:r>
+              <w:t>Feature switches</w:t>
+            </w:r>
+          </w:p>
+        </w:tc>
+        <w:tc>
+          <w:tcPr>
+            <w:tcW w:type="dxa" w:w="5235"/>
+            <w:tcBorders>
+              <w:top w:val="single" w:color="A6A6A6" w:sz="4"/>
+              <w:left w:val="single" w:color="A6A6A6" w:sz="4"/>
+              <w:bottom w:val="single" w:color="A6A6A6" w:sz="4"/>
+              <w:right w:val="single" w:color="A6A6A6" w:sz="4"/>
+            </w:tcBorders>
+            <w:tcMar>
+              <w:top w:type="dxa" w:w="80"/>
+              <w:left w:type="dxa" w:w="120"/>
+              <w:bottom w:type="dxa" w:w="80"/>
+              <w:right w:type="dxa" w:w="120"/>
+            </w:tcMar>
+          </w:tcPr>
+          <w:p>
+            <w:r>
+              <w:t>A switch rule can carry an optional message and return time shown to users, and the admin panel warns when switching off a feature that others depend on. Built with the admin screens.</w:t>
+            </w:r>
+          </w:p>
+        </w:tc>
+        <w:tc>
+          <w:tcPr>
+            <w:tcW w:type="dxa" w:w="1534"/>
+            <w:tcBorders>
+              <w:top w:val="single" w:color="A6A6A6" w:sz="4"/>
+              <w:left w:val="single" w:color="A6A6A6" w:sz="4"/>
+              <w:bottom w:val="single" w:color="A6A6A6" w:sz="4"/>
+              <w:right w:val="single" w:color="A6A6A6" w:sz="4"/>
+            </w:tcBorders>
+            <w:tcMar>
+              <w:top w:type="dxa" w:w="80"/>
+              <w:left w:type="dxa" w:w="120"/>
+              <w:bottom w:type="dxa" w:w="80"/>
+              <w:right w:type="dxa" w:w="120"/>
+            </w:tcMar>
+          </w:tcPr>
+          <w:p>
+            <w:r>
+              <w:t>23 Oct 2026</w:t>
+            </w:r>
+          </w:p>
+        </w:tc>
+      </w:tr>
+      <w:tr>
+        <w:tc>
+          <w:tcPr>
+            <w:tcW w:type="dxa" w:w="632"/>
+            <w:tcBorders>
+              <w:top w:val="single" w:color="A6A6A6" w:sz="4"/>
+              <w:left w:val="single" w:color="A6A6A6" w:sz="4"/>
+              <w:bottom w:val="single" w:color="A6A6A6" w:sz="4"/>
+              <w:right w:val="single" w:color="A6A6A6" w:sz="4"/>
+            </w:tcBorders>
+            <w:tcMar>
+              <w:top w:type="dxa" w:w="80"/>
+              <w:left w:type="dxa" w:w="120"/>
+              <w:bottom w:type="dxa" w:w="80"/>
+              <w:right w:type="dxa" w:w="120"/>
+            </w:tcMar>
+          </w:tcPr>
+          <w:p>
+            <w:r>
+              <w:t>54</w:t>
+            </w:r>
+          </w:p>
+        </w:tc>
+        <w:tc>
+          <w:tcPr>
+            <w:tcW w:type="dxa" w:w="1625"/>
+            <w:tcBorders>
+              <w:top w:val="single" w:color="A6A6A6" w:sz="4"/>
+              <w:left w:val="single" w:color="A6A6A6" w:sz="4"/>
+              <w:bottom w:val="single" w:color="A6A6A6" w:sz="4"/>
+              <w:right w:val="single" w:color="A6A6A6" w:sz="4"/>
+            </w:tcBorders>
+            <w:tcMar>
+              <w:top w:type="dxa" w:w="80"/>
+              <w:left w:type="dxa" w:w="120"/>
+              <w:bottom w:type="dxa" w:w="80"/>
+              <w:right w:type="dxa" w:w="120"/>
+            </w:tcMar>
+          </w:tcPr>
+          <w:p>
+            <w:r>
+              <w:t>Restricted countries</w:t>
+            </w:r>
+          </w:p>
+        </w:tc>
+        <w:tc>
+          <w:tcPr>
+            <w:tcW w:type="dxa" w:w="5235"/>
+            <w:tcBorders>
+              <w:top w:val="single" w:color="A6A6A6" w:sz="4"/>
+              <w:left w:val="single" w:color="A6A6A6" w:sz="4"/>
+              <w:bottom w:val="single" w:color="A6A6A6" w:sz="4"/>
+              <w:right w:val="single" w:color="A6A6A6" w:sz="4"/>
+            </w:tcBorders>
+            <w:tcMar>
+              <w:top w:type="dxa" w:w="80"/>
+              <w:left w:type="dxa" w:w="120"/>
+              <w:bottom w:type="dxa" w:w="80"/>
+              <w:right w:type="dxa" w:w="120"/>
+            </w:tcMar>
+          </w:tcPr>
+          <w:p>
+            <w:r>
+              <w:t>Blocking restricted countries is added before a second country is opened (Release 3).</w:t>
+            </w:r>
+          </w:p>
+        </w:tc>
+        <w:tc>
+          <w:tcPr>
+            <w:tcW w:type="dxa" w:w="1534"/>
+            <w:tcBorders>
+              <w:top w:val="single" w:color="A6A6A6" w:sz="4"/>
+              <w:left w:val="single" w:color="A6A6A6" w:sz="4"/>
+              <w:bottom w:val="single" w:color="A6A6A6" w:sz="4"/>
+              <w:right w:val="single" w:color="A6A6A6" w:sz="4"/>
+            </w:tcBorders>
+            <w:tcMar>
+              <w:top w:type="dxa" w:w="80"/>
+              <w:left w:type="dxa" w:w="120"/>
+              <w:bottom w:type="dxa" w:w="80"/>
+              <w:right w:type="dxa" w:w="120"/>
+            </w:tcMar>
+          </w:tcPr>
+          <w:p>
+            <w:r>
+              <w:t>23 Oct 2026</w:t>
+            </w:r>
+          </w:p>
+        </w:tc>
+      </w:tr>
+      <w:tr>
+        <w:tc>
+          <w:tcPr>
+            <w:tcW w:type="dxa" w:w="632"/>
+            <w:tcBorders>
+              <w:top w:val="single" w:color="A6A6A6" w:sz="4"/>
+              <w:left w:val="single" w:color="A6A6A6" w:sz="4"/>
+              <w:bottom w:val="single" w:color="A6A6A6" w:sz="4"/>
+              <w:right w:val="single" w:color="A6A6A6" w:sz="4"/>
+            </w:tcBorders>
+            <w:tcMar>
+              <w:top w:type="dxa" w:w="80"/>
+              <w:left w:type="dxa" w:w="120"/>
+              <w:bottom w:type="dxa" w:w="80"/>
+              <w:right w:type="dxa" w:w="120"/>
+            </w:tcMar>
+          </w:tcPr>
+          <w:p>
+            <w:r>
+              <w:t>55</w:t>
+            </w:r>
+          </w:p>
+        </w:tc>
+        <w:tc>
+          <w:tcPr>
+            <w:tcW w:type="dxa" w:w="1625"/>
+            <w:tcBorders>
+              <w:top w:val="single" w:color="A6A6A6" w:sz="4"/>
+              <w:left w:val="single" w:color="A6A6A6" w:sz="4"/>
+              <w:bottom w:val="single" w:color="A6A6A6" w:sz="4"/>
+              <w:right w:val="single" w:color="A6A6A6" w:sz="4"/>
+            </w:tcBorders>
+            <w:tcMar>
+              <w:top w:type="dxa" w:w="80"/>
+              <w:left w:type="dxa" w:w="120"/>
+              <w:bottom w:type="dxa" w:w="80"/>
+              <w:right w:type="dxa" w:w="120"/>
+            </w:tcMar>
+          </w:tcPr>
+          <w:p>
+            <w:r>
+              <w:t>Country settings</w:t>
+            </w:r>
+          </w:p>
+        </w:tc>
+        <w:tc>
+          <w:tcPr>
+            <w:tcW w:type="dxa" w:w="5235"/>
+            <w:tcBorders>
+              <w:top w:val="single" w:color="A6A6A6" w:sz="4"/>
+              <w:left w:val="single" w:color="A6A6A6" w:sz="4"/>
+              <w:bottom w:val="single" w:color="A6A6A6" w:sz="4"/>
+              <w:right w:val="single" w:color="A6A6A6" w:sz="4"/>
+            </w:tcBorders>
+            <w:tcMar>
+              <w:top w:type="dxa" w:w="80"/>
+              <w:left w:type="dxa" w:w="120"/>
+              <w:bottom w:type="dxa" w:w="80"/>
+              <w:right w:type="dxa" w:w="120"/>
+            </w:tcMar>
+          </w:tcPr>
+          <w:p>
+            <w:r>
+              <w:t>Data retention becomes a country setting in Release 1 step 3, with the period set after legal advice (open point 15). Other country settings are added with the features that need them: fee types shown on listings in step 5, the rest in Releases 2 and 3. The fixed fee fields remain for Release 1 in Nigeria.</w:t>
+            </w:r>
+          </w:p>
+        </w:tc>
+        <w:tc>
+          <w:tcPr>
+            <w:tcW w:type="dxa" w:w="1534"/>
+            <w:tcBorders>
+              <w:top w:val="single" w:color="A6A6A6" w:sz="4"/>
+              <w:left w:val="single" w:color="A6A6A6" w:sz="4"/>
+              <w:bottom w:val="single" w:color="A6A6A6" w:sz="4"/>
+              <w:right w:val="single" w:color="A6A6A6" w:sz="4"/>
+            </w:tcBorders>
+            <w:tcMar>
+              <w:top w:type="dxa" w:w="80"/>
+              <w:left w:type="dxa" w:w="120"/>
+              <w:bottom w:type="dxa" w:w="80"/>
+              <w:right w:type="dxa" w:w="120"/>
+            </w:tcMar>
+          </w:tcPr>
+          <w:p>
+            <w:r>
+              <w:t>23 Oct 2026</w:t>
+            </w:r>
+          </w:p>
+        </w:tc>
+      </w:tr>
+      <w:tr>
+        <w:tc>
+          <w:tcPr>
+            <w:tcW w:type="dxa" w:w="632"/>
+            <w:tcBorders>
+              <w:top w:val="single" w:color="A6A6A6" w:sz="4"/>
+              <w:left w:val="single" w:color="A6A6A6" w:sz="4"/>
+              <w:bottom w:val="single" w:color="A6A6A6" w:sz="4"/>
+              <w:right w:val="single" w:color="A6A6A6" w:sz="4"/>
+            </w:tcBorders>
+            <w:tcMar>
+              <w:top w:type="dxa" w:w="80"/>
+              <w:left w:type="dxa" w:w="120"/>
+              <w:bottom w:type="dxa" w:w="80"/>
+              <w:right w:type="dxa" w:w="120"/>
+            </w:tcMar>
+          </w:tcPr>
+          <w:p>
+            <w:r>
+              <w:t>56</w:t>
+            </w:r>
+          </w:p>
+        </w:tc>
+        <w:tc>
+          <w:tcPr>
+            <w:tcW w:type="dxa" w:w="1625"/>
+            <w:tcBorders>
+              <w:top w:val="single" w:color="A6A6A6" w:sz="4"/>
+              <w:left w:val="single" w:color="A6A6A6" w:sz="4"/>
+              <w:bottom w:val="single" w:color="A6A6A6" w:sz="4"/>
+              <w:right w:val="single" w:color="A6A6A6" w:sz="4"/>
+            </w:tcBorders>
+            <w:tcMar>
+              <w:top w:type="dxa" w:w="80"/>
+              <w:left w:type="dxa" w:w="120"/>
+              <w:bottom w:type="dxa" w:w="80"/>
+              <w:right w:type="dxa" w:w="120"/>
+            </w:tcMar>
+          </w:tcPr>
+          <w:p>
+            <w:r>
+              <w:t>Property details</w:t>
+            </w:r>
+          </w:p>
+        </w:tc>
+        <w:tc>
+          <w:tcPr>
+            <w:tcW w:type="dxa" w:w="5235"/>
+            <w:tcBorders>
+              <w:top w:val="single" w:color="A6A6A6" w:sz="4"/>
+              <w:left w:val="single" w:color="A6A6A6" w:sz="4"/>
+              <w:bottom w:val="single" w:color="A6A6A6" w:sz="4"/>
+              <w:right w:val="single" w:color="A6A6A6" w:sz="4"/>
+            </w:tcBorders>
+            <w:tcMar>
+              <w:top w:type="dxa" w:w="80"/>
+              <w:left w:type="dxa" w:w="120"/>
+              <w:bottom w:type="dxa" w:w="80"/>
+              <w:right w:type="dxa" w:w="120"/>
+            </w:tcMar>
+          </w:tcPr>
+          <w:p>
+            <w:r>
+              <w:t>In Release 1 step 4: the distance to the main road is recorded; the residential photo checklist asks for separate toilets; and each part can carry a note.</w:t>
+            </w:r>
+          </w:p>
+        </w:tc>
+        <w:tc>
+          <w:tcPr>
+            <w:tcW w:type="dxa" w:w="1534"/>
+            <w:tcBorders>
+              <w:top w:val="single" w:color="A6A6A6" w:sz="4"/>
+              <w:left w:val="single" w:color="A6A6A6" w:sz="4"/>
+              <w:bottom w:val="single" w:color="A6A6A6" w:sz="4"/>
+              <w:right w:val="single" w:color="A6A6A6" w:sz="4"/>
+            </w:tcBorders>
+            <w:tcMar>
+              <w:top w:type="dxa" w:w="80"/>
+              <w:left w:type="dxa" w:w="120"/>
+              <w:bottom w:type="dxa" w:w="80"/>
+              <w:right w:type="dxa" w:w="120"/>
+            </w:tcMar>
+          </w:tcPr>
+          <w:p>
+            <w:r>
+              <w:t>23 Oct 2026</w:t>
+            </w:r>
+          </w:p>
+        </w:tc>
+      </w:tr>
+      <w:tr>
+        <w:tc>
+          <w:tcPr>
+            <w:tcW w:type="dxa" w:w="632"/>
+            <w:tcBorders>
+              <w:top w:val="single" w:color="A6A6A6" w:sz="4"/>
+              <w:left w:val="single" w:color="A6A6A6" w:sz="4"/>
+              <w:bottom w:val="single" w:color="A6A6A6" w:sz="4"/>
+              <w:right w:val="single" w:color="A6A6A6" w:sz="4"/>
+            </w:tcBorders>
+            <w:tcMar>
+              <w:top w:type="dxa" w:w="80"/>
+              <w:left w:type="dxa" w:w="120"/>
+              <w:bottom w:type="dxa" w:w="80"/>
+              <w:right w:type="dxa" w:w="120"/>
+            </w:tcMar>
+          </w:tcPr>
+          <w:p>
+            <w:r>
+              <w:t>57</w:t>
+            </w:r>
+          </w:p>
+        </w:tc>
+        <w:tc>
+          <w:tcPr>
+            <w:tcW w:type="dxa" w:w="1625"/>
+            <w:tcBorders>
+              <w:top w:val="single" w:color="A6A6A6" w:sz="4"/>
+              <w:left w:val="single" w:color="A6A6A6" w:sz="4"/>
+              <w:bottom w:val="single" w:color="A6A6A6" w:sz="4"/>
+              <w:right w:val="single" w:color="A6A6A6" w:sz="4"/>
+            </w:tcBorders>
+            <w:tcMar>
+              <w:top w:type="dxa" w:w="80"/>
+              <w:left w:type="dxa" w:w="120"/>
+              <w:bottom w:type="dxa" w:w="80"/>
+              <w:right w:type="dxa" w:w="120"/>
+            </w:tcMar>
+          </w:tcPr>
+          <w:p>
+            <w:r>
+              <w:t>Ratings and reviews</w:t>
+            </w:r>
+          </w:p>
+        </w:tc>
+        <w:tc>
+          <w:tcPr>
+            <w:tcW w:type="dxa" w:w="5235"/>
+            <w:tcBorders>
+              <w:top w:val="single" w:color="A6A6A6" w:sz="4"/>
+              <w:left w:val="single" w:color="A6A6A6" w:sz="4"/>
+              <w:bottom w:val="single" w:color="A6A6A6" w:sz="4"/>
+              <w:right w:val="single" w:color="A6A6A6" w:sz="4"/>
+            </w:tcBorders>
+            <w:tcMar>
+              <w:top w:type="dxa" w:w="80"/>
+              <w:left w:type="dxa" w:w="120"/>
+              <w:bottom w:type="dxa" w:w="80"/>
+              <w:right w:type="dxa" w:w="120"/>
+            </w:tcMar>
+          </w:tcPr>
+          <w:p>
+            <w:r>
+              <w:t>Ratings and reviews come in Release 2, with escrow and short lets.</w:t>
+            </w:r>
+          </w:p>
+        </w:tc>
+        <w:tc>
+          <w:tcPr>
+            <w:tcW w:type="dxa" w:w="1534"/>
+            <w:tcBorders>
+              <w:top w:val="single" w:color="A6A6A6" w:sz="4"/>
+              <w:left w:val="single" w:color="A6A6A6" w:sz="4"/>
+              <w:bottom w:val="single" w:color="A6A6A6" w:sz="4"/>
+              <w:right w:val="single" w:color="A6A6A6" w:sz="4"/>
+            </w:tcBorders>
+            <w:tcMar>
+              <w:top w:type="dxa" w:w="80"/>
+              <w:left w:type="dxa" w:w="120"/>
+              <w:bottom w:type="dxa" w:w="80"/>
+              <w:right w:type="dxa" w:w="120"/>
+            </w:tcMar>
+          </w:tcPr>
+          <w:p>
+            <w:r>
+              <w:t>23 Oct 2026</w:t>
+            </w:r>
+          </w:p>
+        </w:tc>
+      </w:tr>
+      <w:tr>
+        <w:tc>
+          <w:tcPr>
+            <w:tcW w:type="dxa" w:w="632"/>
+            <w:tcBorders>
+              <w:top w:val="single" w:color="A6A6A6" w:sz="4"/>
+              <w:left w:val="single" w:color="A6A6A6" w:sz="4"/>
+              <w:bottom w:val="single" w:color="A6A6A6" w:sz="4"/>
+              <w:right w:val="single" w:color="A6A6A6" w:sz="4"/>
+            </w:tcBorders>
+            <w:tcMar>
+              <w:top w:type="dxa" w:w="80"/>
+              <w:left w:type="dxa" w:w="120"/>
+              <w:bottom w:type="dxa" w:w="80"/>
+              <w:right w:type="dxa" w:w="120"/>
+            </w:tcMar>
+          </w:tcPr>
+          <w:p>
+            <w:r>
+              <w:t>58</w:t>
+            </w:r>
+          </w:p>
+        </w:tc>
+        <w:tc>
+          <w:tcPr>
+            <w:tcW w:type="dxa" w:w="1625"/>
+            <w:tcBorders>
+              <w:top w:val="single" w:color="A6A6A6" w:sz="4"/>
+              <w:left w:val="single" w:color="A6A6A6" w:sz="4"/>
+              <w:bottom w:val="single" w:color="A6A6A6" w:sz="4"/>
+              <w:right w:val="single" w:color="A6A6A6" w:sz="4"/>
+            </w:tcBorders>
+            <w:tcMar>
+              <w:top w:type="dxa" w:w="80"/>
+              <w:left w:type="dxa" w:w="120"/>
+              <w:bottom w:type="dxa" w:w="80"/>
+              <w:right w:type="dxa" w:w="120"/>
+            </w:tcMar>
+          </w:tcPr>
+          <w:p>
+            <w:r>
+              <w:t>Automatic checks</w:t>
+            </w:r>
+          </w:p>
+        </w:tc>
+        <w:tc>
+          <w:tcPr>
+            <w:tcW w:type="dxa" w:w="5235"/>
+            <w:tcBorders>
+              <w:top w:val="single" w:color="A6A6A6" w:sz="4"/>
+              <w:left w:val="single" w:color="A6A6A6" w:sz="4"/>
+              <w:bottom w:val="single" w:color="A6A6A6" w:sz="4"/>
+              <w:right w:val="single" w:color="A6A6A6" w:sz="4"/>
+            </w:tcBorders>
+            <w:tcMar>
+              <w:top w:type="dxa" w:w="80"/>
+              <w:left w:type="dxa" w:w="120"/>
+              <w:bottom w:type="dxa" w:w="80"/>
+              <w:right w:type="dxa" w:w="120"/>
+            </w:tcMar>
+          </w:tcPr>
+          <w:p>
+            <w:r>
+              <w:t>Release 1: live photo check, walkthrough video GPS path, all duplicate checks (location, photo fingerprint, document numbers and address), and name match by the verification team. Release 2: satellite check and stolen photo check.</w:t>
+            </w:r>
+          </w:p>
+        </w:tc>
+        <w:tc>
+          <w:tcPr>
+            <w:tcW w:type="dxa" w:w="1534"/>
+            <w:tcBorders>
+              <w:top w:val="single" w:color="A6A6A6" w:sz="4"/>
+              <w:left w:val="single" w:color="A6A6A6" w:sz="4"/>
+              <w:bottom w:val="single" w:color="A6A6A6" w:sz="4"/>
+              <w:right w:val="single" w:color="A6A6A6" w:sz="4"/>
+            </w:tcBorders>
+            <w:tcMar>
+              <w:top w:type="dxa" w:w="80"/>
+              <w:left w:type="dxa" w:w="120"/>
+              <w:bottom w:type="dxa" w:w="80"/>
+              <w:right w:type="dxa" w:w="120"/>
+            </w:tcMar>
+          </w:tcPr>
+          <w:p>
+            <w:r>
+              <w:t>23 Oct 2026</w:t>
+            </w:r>
+          </w:p>
+        </w:tc>
+      </w:tr>
+      <w:tr>
+        <w:tc>
+          <w:tcPr>
+            <w:tcW w:type="dxa" w:w="632"/>
+            <w:tcBorders>
+              <w:top w:val="single" w:color="A6A6A6" w:sz="4"/>
+              <w:left w:val="single" w:color="A6A6A6" w:sz="4"/>
+              <w:bottom w:val="single" w:color="A6A6A6" w:sz="4"/>
+              <w:right w:val="single" w:color="A6A6A6" w:sz="4"/>
+            </w:tcBorders>
+            <w:tcMar>
+              <w:top w:type="dxa" w:w="80"/>
+              <w:left w:type="dxa" w:w="120"/>
+              <w:bottom w:type="dxa" w:w="80"/>
+              <w:right w:type="dxa" w:w="120"/>
+            </w:tcMar>
+          </w:tcPr>
+          <w:p>
+            <w:r>
+              <w:t>59</w:t>
+            </w:r>
+          </w:p>
+        </w:tc>
+        <w:tc>
+          <w:tcPr>
+            <w:tcW w:type="dxa" w:w="1625"/>
+            <w:tcBorders>
+              <w:top w:val="single" w:color="A6A6A6" w:sz="4"/>
+              <w:left w:val="single" w:color="A6A6A6" w:sz="4"/>
+              <w:bottom w:val="single" w:color="A6A6A6" w:sz="4"/>
+              <w:right w:val="single" w:color="A6A6A6" w:sz="4"/>
+            </w:tcBorders>
+            <w:tcMar>
+              <w:top w:type="dxa" w:w="80"/>
+              <w:left w:type="dxa" w:w="120"/>
+              <w:bottom w:type="dxa" w:w="80"/>
+              <w:right w:type="dxa" w:w="120"/>
+            </w:tcMar>
+          </w:tcPr>
+          <w:p>
+            <w:r>
+              <w:t>Technical points</w:t>
+            </w:r>
+          </w:p>
+        </w:tc>
+        <w:tc>
+          <w:tcPr>
+            <w:tcW w:type="dxa" w:w="5235"/>
+            <w:tcBorders>
+              <w:top w:val="single" w:color="A6A6A6" w:sz="4"/>
+              <w:left w:val="single" w:color="A6A6A6" w:sz="4"/>
+              <w:bottom w:val="single" w:color="A6A6A6" w:sz="4"/>
+              <w:right w:val="single" w:color="A6A6A6" w:sz="4"/>
+            </w:tcBorders>
+            <w:tcMar>
+              <w:top w:type="dxa" w:w="80"/>
+              <w:left w:type="dxa" w:w="120"/>
+              <w:bottom w:type="dxa" w:w="80"/>
+              <w:right w:type="dxa" w:w="120"/>
+            </w:tcMar>
+          </w:tcPr>
+          <w:p>
+            <w:r>
+              <w:t>Rate limits move to Redis and BullMQ starts with the first background job. Request logs never record search locations (Specification Section 15.2).</w:t>
+            </w:r>
+          </w:p>
+        </w:tc>
+        <w:tc>
+          <w:tcPr>
+            <w:tcW w:type="dxa" w:w="1534"/>
+            <w:tcBorders>
+              <w:top w:val="single" w:color="A6A6A6" w:sz="4"/>
+              <w:left w:val="single" w:color="A6A6A6" w:sz="4"/>
+              <w:bottom w:val="single" w:color="A6A6A6" w:sz="4"/>
+              <w:right w:val="single" w:color="A6A6A6" w:sz="4"/>
+            </w:tcBorders>
+            <w:tcMar>
+              <w:top w:type="dxa" w:w="80"/>
+              <w:left w:type="dxa" w:w="120"/>
+              <w:bottom w:type="dxa" w:w="80"/>
+              <w:right w:type="dxa" w:w="120"/>
+            </w:tcMar>
+          </w:tcPr>
+          <w:p>
+            <w:r>
+              <w:t>23 Oct 2026</w:t>
+            </w:r>
+          </w:p>
+        </w:tc>
+      </w:tr>
     </w:tbl>
     <w:p>
       <w:pPr>
@@ -4715,74 +6605,6 @@
           <w:p>
             <w:r>
               <w:t xml:space="preserve">To be decided</w:t>
-            </w:r>
-          </w:p>
-        </w:tc>
-      </w:tr>
-      <w:tr>
-        <w:tc>
-          <w:tcPr>
-            <w:tcW w:type="dxa" w:w="632"/>
-            <w:tcBorders>
-              <w:top w:val="single" w:color="A6A6A6" w:sz="4"/>
-              <w:left w:val="single" w:color="A6A6A6" w:sz="4"/>
-              <w:bottom w:val="single" w:color="A6A6A6" w:sz="4"/>
-              <w:right w:val="single" w:color="A6A6A6" w:sz="4"/>
-            </w:tcBorders>
-            <w:tcMar>
-              <w:top w:type="dxa" w:w="80"/>
-              <w:left w:type="dxa" w:w="120"/>
-              <w:bottom w:type="dxa" w:w="80"/>
-              <w:right w:type="dxa" w:w="120"/>
-            </w:tcMar>
-          </w:tcPr>
-          <w:p>
-            <w:r>
-              <w:t>14</w:t>
-            </w:r>
-          </w:p>
-        </w:tc>
-        <w:tc>
-          <w:tcPr>
-            <w:tcW w:type="dxa" w:w="4784"/>
-            <w:tcBorders>
-              <w:top w:val="single" w:color="A6A6A6" w:sz="4"/>
-              <w:left w:val="single" w:color="A6A6A6" w:sz="4"/>
-              <w:bottom w:val="single" w:color="A6A6A6" w:sz="4"/>
-              <w:right w:val="single" w:color="A6A6A6" w:sz="4"/>
-            </w:tcBorders>
-            <w:tcMar>
-              <w:top w:type="dxa" w:w="80"/>
-              <w:left w:type="dxa" w:w="120"/>
-              <w:bottom w:type="dxa" w:w="80"/>
-              <w:right w:type="dxa" w:w="120"/>
-            </w:tcMar>
-          </w:tcPr>
-          <w:p>
-            <w:r>
-              <w:t>Identity documents accepted in Nigeria besides NIN (for example voter's card, international passport, driver's licence)</w:t>
-            </w:r>
-          </w:p>
-        </w:tc>
-        <w:tc>
-          <w:tcPr>
-            <w:tcW w:type="dxa" w:w="3610"/>
-            <w:tcBorders>
-              <w:top w:val="single" w:color="A6A6A6" w:sz="4"/>
-              <w:left w:val="single" w:color="A6A6A6" w:sz="4"/>
-              <w:bottom w:val="single" w:color="A6A6A6" w:sz="4"/>
-              <w:right w:val="single" w:color="A6A6A6" w:sz="4"/>
-            </w:tcBorders>
-            <w:tcMar>
-              <w:top w:type="dxa" w:w="80"/>
-              <w:left w:type="dxa" w:w="120"/>
-              <w:bottom w:type="dxa" w:w="80"/>
-              <w:right w:type="dxa" w:w="120"/>
-            </w:tcMar>
-          </w:tcPr>
-          <w:p>
-            <w:r>
-              <w:t>To be decided before identity checks go live; held in the country settings</w:t>
             </w:r>
           </w:p>
         </w:tc>

--- a/docs/specs/FindHouseQuick_Decisions_Log.docx
+++ b/docs/specs/FindHouseQuick_Decisions_Log.docx
@@ -149,7 +149,7 @@
         <w:spacing w:after="120"/>
       </w:pPr>
       <w:r>
-        <w:t xml:space="preserve">This log records every decision made about FindHouseQuick and every point still open. It is read before any new piece of work starts. A decision recorded here may only be changed with the approval of the Managing Director, and any change is added as a new entry with its date.</w:t>
+        <w:t>This log records every decision made about FindHouseQuick and every point still open. It is read before any new piece of work starts. A decision recorded here may only be changed with the approval of the Managing Director, and any change is added as a new entry with its date. From decision 39 onward, each entry ends with its source. How decisions are recorded is set out in decision 63.</w:t>
       </w:r>
     </w:p>
     <w:p>
@@ -3778,7 +3778,7 @@
           </w:tcPr>
           <w:p>
             <w:r>
-              <w:t>Signed-out visitors see a summary of each listing only: cover photo, rent, area, number of rooms and badges. Everything else (photo gallery, walkthrough, details, map position, contact, saving and alerts) needs an account.</w:t>
+              <w:t>Signed-out visitors see a summary of each listing only: cover photo, rent, area, number of rooms and badges. Everything else (photo gallery, walkthrough, details, map position, contact, saving and alerts) needs an account. Source: specification check of 22 October 2026, finding 1; decided in chat, 23 October 2026.</w:t>
             </w:r>
           </w:p>
         </w:tc>
@@ -3868,7 +3868,7 @@
           </w:tcPr>
           <w:p>
             <w:r>
-              <w:t>English and Pidgin are switched on at launch. Each user chooses their language in their settings, from the languages switched on for their country. Other languages (Yoruba, Igbo, Hausa, French) are added to that list when their translations are ready and checked.</w:t>
+              <w:t>English and Pidgin are switched on at launch. Each user chooses their language in their settings, from the languages switched on for their country. Other languages (Yoruba, Igbo, Hausa, French) are added to that list when their translations are ready and checked. Replaces the launch-languages part of decision 21. Source: specification check of 22 October 2026, finding 2; decided in chat, 23 October 2026.</w:t>
             </w:r>
           </w:p>
         </w:tc>
@@ -3958,7 +3958,7 @@
           </w:tcPr>
           <w:p>
             <w:r>
-              <w:t>At launch: a help page in the app and website, plus WhatsApp and phone lines run by the support team. In-app support chat and tickets come in Release 2.</w:t>
+              <w:t>At launch: a help page in the app and website, plus WhatsApp and phone lines run by the support team. In-app support chat and tickets come in Release 2. Source: specification check of 22 October 2026, finding 3; decided in chat, 23 October 2026.</w:t>
             </w:r>
           </w:p>
         </w:tc>
@@ -4048,7 +4048,7 @@
           </w:tcPr>
           <w:p>
             <w:r>
-              <w:t>There will be no human designer. The screen designs are produced in the build sessions using the Figma connector, as a separate step, for Emmanuel's review and approval before the app screens are built. The hosting account (and so the test system) follows once the company has a dollar card.</w:t>
+              <w:t>There will be no human designer. The screen designs are produced in the build sessions using the Figma connector, as a separate step, for Emmanuel's review and approval before the app screens are built. The hosting account (and so the test system) follows once the company has a dollar card. Source: specification check of 22 October 2026, finding 4; decided in chat, 23 October 2026.</w:t>
             </w:r>
           </w:p>
         </w:tc>
@@ -4138,7 +4138,7 @@
           </w:tcPr>
           <w:p>
             <w:r>
-              <w:t>Landlords do all of their own building registration; the platform does not register properties for them. Field officers only carry out verification checks, because the manpower needed for the platform to register properties itself is not realistic. This replaces field-team property capture in Specification Section 20 and Technical Architecture Sections 3 and 5.</w:t>
+              <w:t>Landlords do all of their own building registration; the platform does not register properties for them. Field officers only carry out verification checks, because the manpower needed for the platform to register properties itself is not realistic. This replaces field-team property capture in Specification Section 20 and Technical Architecture Sections 3 and 5. Source: specification check of 22 October 2026, finding 5; decided in chat, 23 October 2026.</w:t>
             </w:r>
           </w:p>
         </w:tc>
@@ -4228,7 +4228,7 @@
           </w:tcPr>
           <w:p>
             <w:r>
-              <w:t>Calling inside the app (voice calls over the internet, with phone numbers kept hidden) is part of Release 1.</w:t>
+              <w:t>Calling inside the app (voice calls over the internet, with phone numbers kept hidden) is part of Release 1. Source: specification check of 22 October 2026, finding 6; decided in chat, 23 October 2026.</w:t>
             </w:r>
           </w:p>
         </w:tc>
@@ -4318,7 +4318,7 @@
           </w:tcPr>
           <w:p>
             <w:r>
-              <w:t>Landlords and agents set the times they are available for inspections; tenants book by choosing one of the free time slots. The lister then confirms or reschedules as designed.</w:t>
+              <w:t>Landlords and agents set the times they are available for inspections; tenants book by choosing one of the free time slots. The lister then confirms or reschedules as designed. Source: specification check of 22 October 2026, finding 7; decided in chat, 23 October 2026.</w:t>
             </w:r>
           </w:p>
         </w:tc>
@@ -4408,7 +4408,7 @@
           </w:tcPr>
           <w:p>
             <w:r>
-              <w:t>Release 1 includes push notifications (each phone registered for them) and notification settings for each user: which notifications they receive and by which channel (push, email or SMS). Security messages (codes and sign-in alerts) cannot be switched off.</w:t>
+              <w:t>Release 1 includes push notifications (each phone registered for them) and notification settings for each user: which notifications they receive and by which channel (push, email or SMS). Security messages (codes and sign-in alerts) cannot be switched off. Source: specification check of 22 October 2026, finding 8; decided in chat, 23 October 2026.</w:t>
             </w:r>
           </w:p>
         </w:tc>
@@ -4498,7 +4498,7 @@
           </w:tcPr>
           <w:p>
             <w:r>
-              <w:t>Release 1 includes a live connection for chat messages and inspection status, with push notifications when the app is closed.</w:t>
+              <w:t>Release 1 includes a live connection for chat messages and inspection status, with push notifications when the app is closed. Source: specification check of 22 October 2026, finding 9; decided in chat, 23 October 2026.</w:t>
             </w:r>
           </w:p>
         </w:tc>
@@ -4588,7 +4588,7 @@
           </w:tcPr>
           <w:p>
             <w:r>
-              <w:t>Tenants can save places of their choosing (a name and a location, such as an office or school), and the property page shows the travel distance to them. Built in Release 1 step 5 or later in Release 1.</w:t>
+              <w:t>Tenants can save places of their choosing (a name and a location, such as an office or school), and the property page shows the travel distance to them. Built in Release 1 step 5 or later in Release 1. Source: specification check of 22 October 2026, finding 10; decided in chat, 23 October 2026.</w:t>
             </w:r>
           </w:p>
         </w:tc>
@@ -4678,7 +4678,7 @@
           </w:tcPr>
           <w:p>
             <w:r>
-              <w:t>No document photo is asked for by default at level 2. A document photo is asked for only when the NIN check fails or the details do not match. Accepted documents: driver's licence, international passport and NIN slip. (Settles open point 14.)</w:t>
+              <w:t>No document photo is asked for by default at level 2. A document photo is asked for only when the NIN check fails or the details do not match. Accepted documents: driver's licence, international passport and NIN slip. (Settles open point 14.) Source: specification check of 22 October 2026, finding 11; decided in chat, 23 October 2026.</w:t>
             </w:r>
           </w:p>
         </w:tc>
@@ -4768,7 +4768,7 @@
           </w:tcPr>
           <w:p>
             <w:r>
-              <w:t>Agents can add their company details (business name and registration number) to their profile in Release 1 step 3, checked by the verification team.</w:t>
+              <w:t>Agents can add their company details (business name and registration number) to their profile in Release 1 step 3, checked by the verification team. Source: specification check of 22 October 2026, finding 12; decided in chat, 23 October 2026.</w:t>
             </w:r>
           </w:p>
         </w:tc>
@@ -4858,7 +4858,7 @@
           </w:tcPr>
           <w:p>
             <w:r>
-              <w:t>Staff review decisions can also remove a verified badge and ban a user, each recorded against the user's verified identity.</w:t>
+              <w:t>Staff review decisions can also remove a verified badge and ban a user, each recorded against the user's verified identity. Source: specification check of 22 October 2026, finding 13; decided in chat, 23 October 2026.</w:t>
             </w:r>
           </w:p>
         </w:tc>
@@ -4948,7 +4948,7 @@
           </w:tcPr>
           <w:p>
             <w:r>
-              <w:t>Limits per account on viewing listings and photos, counted in Redis so every server shares them, are built with search and the property page.</w:t>
+              <w:t>Limits per account on viewing listings and photos, counted in Redis so every server shares them, are built with search and the property page. Source: specification check of 22 October 2026, finding 14; decided in chat, 23 October 2026.</w:t>
             </w:r>
           </w:p>
         </w:tc>
@@ -5038,7 +5038,7 @@
           </w:tcPr>
           <w:p>
             <w:r>
-              <w:t>A switch rule can carry an optional message and return time shown to users, and the admin panel warns when switching off a feature that others depend on. Built with the admin screens.</w:t>
+              <w:t>A switch rule can carry an optional message and return time shown to users, and the admin panel warns when switching off a feature that others depend on. Built with the admin screens. Source: specification check of 22 October 2026, finding 15; decided in chat, 23 October 2026.</w:t>
             </w:r>
           </w:p>
         </w:tc>
@@ -5128,7 +5128,7 @@
           </w:tcPr>
           <w:p>
             <w:r>
-              <w:t>Blocking restricted countries is added before a second country is opened (Release 3).</w:t>
+              <w:t>Blocking restricted countries is added before a second country is opened (Release 3). Source: specification check of 22 October 2026, finding 16; decided in chat, 23 October 2026.</w:t>
             </w:r>
           </w:p>
         </w:tc>
@@ -5218,7 +5218,7 @@
           </w:tcPr>
           <w:p>
             <w:r>
-              <w:t>Data retention becomes a country setting in Release 1 step 3, with the period set after legal advice (open point 15). Other country settings are added with the features that need them: fee types shown on listings in step 5, the rest in Releases 2 and 3. The fixed fee fields remain for Release 1 in Nigeria.</w:t>
+              <w:t>Data retention becomes a country setting in Release 1 step 3, with the period set after legal advice (open point 15). Other country settings are added with the features that need them: fee types shown on listings in step 5, the rest in Releases 2 and 3. The fixed fee fields remain for Release 1 in Nigeria. Source: specification check of 22 October 2026, finding 17; decided in chat, 23 October 2026.</w:t>
             </w:r>
           </w:p>
         </w:tc>
@@ -5308,7 +5308,7 @@
           </w:tcPr>
           <w:p>
             <w:r>
-              <w:t>In Release 1 step 4: the distance to the main road is recorded; the residential photo checklist asks for separate toilets; and each part can carry a note.</w:t>
+              <w:t>In Release 1 step 4: the distance to the main road is recorded; the residential photo checklist asks for separate toilets; and each part can carry a note. Source: specification check of 22 October 2026, finding 18; decided in chat, 23 October 2026.</w:t>
             </w:r>
           </w:p>
         </w:tc>
@@ -5398,7 +5398,7 @@
           </w:tcPr>
           <w:p>
             <w:r>
-              <w:t>Ratings and reviews come in Release 2, with escrow and short lets.</w:t>
+              <w:t>Ratings and reviews come in Release 2, with escrow and short lets. Source: specification check of 22 October 2026, finding 19; decided in chat, 23 October 2026.</w:t>
             </w:r>
           </w:p>
         </w:tc>
@@ -5488,7 +5488,7 @@
           </w:tcPr>
           <w:p>
             <w:r>
-              <w:t>Release 1: live photo check, walkthrough video GPS path, all duplicate checks (location, photo fingerprint, document numbers and address), and name match by the verification team. Release 2: satellite check and stolen photo check.</w:t>
+              <w:t>Release 1: live photo check, walkthrough video GPS path, all duplicate checks (location, photo fingerprint, document numbers and address), and name match by the verification team. Release 2: satellite check and stolen photo check. Source: specification check of 22 October 2026, finding 20; decided in chat, 23 October 2026.</w:t>
             </w:r>
           </w:p>
         </w:tc>
@@ -5578,7 +5578,367 @@
           </w:tcPr>
           <w:p>
             <w:r>
-              <w:t>Rate limits move to Redis and BullMQ starts with the first background job. Request logs never record search locations (Specification Section 15.2).</w:t>
+              <w:t>Rate limits move to Redis and BullMQ starts with the first background job. Request logs never record search locations (Specification Section 15.2). Source: specification check of 22 October 2026, finding 21; decided in chat, 23 October 2026.</w:t>
+            </w:r>
+          </w:p>
+        </w:tc>
+        <w:tc>
+          <w:tcPr>
+            <w:tcW w:type="dxa" w:w="1534"/>
+            <w:tcBorders>
+              <w:top w:val="single" w:color="A6A6A6" w:sz="4"/>
+              <w:left w:val="single" w:color="A6A6A6" w:sz="4"/>
+              <w:bottom w:val="single" w:color="A6A6A6" w:sz="4"/>
+              <w:right w:val="single" w:color="A6A6A6" w:sz="4"/>
+            </w:tcBorders>
+            <w:tcMar>
+              <w:top w:type="dxa" w:w="80"/>
+              <w:left w:type="dxa" w:w="120"/>
+              <w:bottom w:type="dxa" w:w="80"/>
+              <w:right w:type="dxa" w:w="120"/>
+            </w:tcMar>
+          </w:tcPr>
+          <w:p>
+            <w:r>
+              <w:t>23 Oct 2026</w:t>
+            </w:r>
+          </w:p>
+        </w:tc>
+      </w:tr>
+      <w:tr>
+        <w:tc>
+          <w:tcPr>
+            <w:tcW w:type="dxa" w:w="632"/>
+            <w:tcBorders>
+              <w:top w:val="single" w:color="A6A6A6" w:sz="4"/>
+              <w:left w:val="single" w:color="A6A6A6" w:sz="4"/>
+              <w:bottom w:val="single" w:color="A6A6A6" w:sz="4"/>
+              <w:right w:val="single" w:color="A6A6A6" w:sz="4"/>
+            </w:tcBorders>
+            <w:tcMar>
+              <w:top w:type="dxa" w:w="80"/>
+              <w:left w:type="dxa" w:w="120"/>
+              <w:bottom w:type="dxa" w:w="80"/>
+              <w:right w:type="dxa" w:w="120"/>
+            </w:tcMar>
+          </w:tcPr>
+          <w:p>
+            <w:r>
+              <w:t>60</w:t>
+            </w:r>
+          </w:p>
+        </w:tc>
+        <w:tc>
+          <w:tcPr>
+            <w:tcW w:type="dxa" w:w="1625"/>
+            <w:tcBorders>
+              <w:top w:val="single" w:color="A6A6A6" w:sz="4"/>
+              <w:left w:val="single" w:color="A6A6A6" w:sz="4"/>
+              <w:bottom w:val="single" w:color="A6A6A6" w:sz="4"/>
+              <w:right w:val="single" w:color="A6A6A6" w:sz="4"/>
+            </w:tcBorders>
+            <w:tcMar>
+              <w:top w:type="dxa" w:w="80"/>
+              <w:left w:type="dxa" w:w="120"/>
+              <w:bottom w:type="dxa" w:w="80"/>
+              <w:right w:type="dxa" w:w="120"/>
+            </w:tcMar>
+          </w:tcPr>
+          <w:p>
+            <w:r>
+              <w:t>Documents</w:t>
+            </w:r>
+          </w:p>
+        </w:tc>
+        <w:tc>
+          <w:tcPr>
+            <w:tcW w:type="dxa" w:w="5235"/>
+            <w:tcBorders>
+              <w:top w:val="single" w:color="A6A6A6" w:sz="4"/>
+              <w:left w:val="single" w:color="A6A6A6" w:sz="4"/>
+              <w:bottom w:val="single" w:color="A6A6A6" w:sz="4"/>
+              <w:right w:val="single" w:color="A6A6A6" w:sz="4"/>
+            </w:tcBorders>
+            <w:tcMar>
+              <w:top w:type="dxa" w:w="80"/>
+              <w:left w:type="dxa" w:w="120"/>
+              <w:bottom w:type="dxa" w:w="80"/>
+              <w:right w:type="dxa" w:w="120"/>
+            </w:tcMar>
+          </w:tcPr>
+          <w:p>
+            <w:r>
+              <w:t>Documents are updated in place, never copied into new versions; the GitHub history keeps older versions. A new file is made only for a genuinely new subject, such as a new ADR or a new dated review. Decisions on a review are written into that review's own report, not a separate copy. Source: chat, 23 October 2026.</w:t>
+            </w:r>
+          </w:p>
+        </w:tc>
+        <w:tc>
+          <w:tcPr>
+            <w:tcW w:type="dxa" w:w="1534"/>
+            <w:tcBorders>
+              <w:top w:val="single" w:color="A6A6A6" w:sz="4"/>
+              <w:left w:val="single" w:color="A6A6A6" w:sz="4"/>
+              <w:bottom w:val="single" w:color="A6A6A6" w:sz="4"/>
+              <w:right w:val="single" w:color="A6A6A6" w:sz="4"/>
+            </w:tcBorders>
+            <w:tcMar>
+              <w:top w:type="dxa" w:w="80"/>
+              <w:left w:type="dxa" w:w="120"/>
+              <w:bottom w:type="dxa" w:w="80"/>
+              <w:right w:type="dxa" w:w="120"/>
+            </w:tcMar>
+          </w:tcPr>
+          <w:p>
+            <w:r>
+              <w:t>23 Oct 2026</w:t>
+            </w:r>
+          </w:p>
+        </w:tc>
+      </w:tr>
+      <w:tr>
+        <w:tc>
+          <w:tcPr>
+            <w:tcW w:type="dxa" w:w="632"/>
+            <w:tcBorders>
+              <w:top w:val="single" w:color="A6A6A6" w:sz="4"/>
+              <w:left w:val="single" w:color="A6A6A6" w:sz="4"/>
+              <w:bottom w:val="single" w:color="A6A6A6" w:sz="4"/>
+              <w:right w:val="single" w:color="A6A6A6" w:sz="4"/>
+            </w:tcBorders>
+            <w:tcMar>
+              <w:top w:type="dxa" w:w="80"/>
+              <w:left w:type="dxa" w:w="120"/>
+              <w:bottom w:type="dxa" w:w="80"/>
+              <w:right w:type="dxa" w:w="120"/>
+            </w:tcMar>
+          </w:tcPr>
+          <w:p>
+            <w:r>
+              <w:t>61</w:t>
+            </w:r>
+          </w:p>
+        </w:tc>
+        <w:tc>
+          <w:tcPr>
+            <w:tcW w:type="dxa" w:w="1625"/>
+            <w:tcBorders>
+              <w:top w:val="single" w:color="A6A6A6" w:sz="4"/>
+              <w:left w:val="single" w:color="A6A6A6" w:sz="4"/>
+              <w:bottom w:val="single" w:color="A6A6A6" w:sz="4"/>
+              <w:right w:val="single" w:color="A6A6A6" w:sz="4"/>
+            </w:tcBorders>
+            <w:tcMar>
+              <w:top w:type="dxa" w:w="80"/>
+              <w:left w:type="dxa" w:w="120"/>
+              <w:bottom w:type="dxa" w:w="80"/>
+              <w:right w:type="dxa" w:w="120"/>
+            </w:tcMar>
+          </w:tcPr>
+          <w:p>
+            <w:r>
+              <w:t>Product Specification file</w:t>
+            </w:r>
+          </w:p>
+        </w:tc>
+        <w:tc>
+          <w:tcPr>
+            <w:tcW w:type="dxa" w:w="5235"/>
+            <w:tcBorders>
+              <w:top w:val="single" w:color="A6A6A6" w:sz="4"/>
+              <w:left w:val="single" w:color="A6A6A6" w:sz="4"/>
+              <w:bottom w:val="single" w:color="A6A6A6" w:sz="4"/>
+              <w:right w:val="single" w:color="A6A6A6" w:sz="4"/>
+            </w:tcBorders>
+            <w:tcMar>
+              <w:top w:type="dxa" w:w="80"/>
+              <w:left w:type="dxa" w:w="120"/>
+              <w:bottom w:type="dxa" w:w="80"/>
+              <w:right w:type="dxa" w:w="120"/>
+            </w:tcMar>
+          </w:tcPr>
+          <w:p>
+            <w:r>
+              <w:t>The Product Specification files carry no version number in their names (FindHouseQuick_Product_Specification); the version is shown inside the document. Version 1.4 includes every decision made since version 1.3. Source: chat, 23 October 2026.</w:t>
+            </w:r>
+          </w:p>
+        </w:tc>
+        <w:tc>
+          <w:tcPr>
+            <w:tcW w:type="dxa" w:w="1534"/>
+            <w:tcBorders>
+              <w:top w:val="single" w:color="A6A6A6" w:sz="4"/>
+              <w:left w:val="single" w:color="A6A6A6" w:sz="4"/>
+              <w:bottom w:val="single" w:color="A6A6A6" w:sz="4"/>
+              <w:right w:val="single" w:color="A6A6A6" w:sz="4"/>
+            </w:tcBorders>
+            <w:tcMar>
+              <w:top w:type="dxa" w:w="80"/>
+              <w:left w:type="dxa" w:w="120"/>
+              <w:bottom w:type="dxa" w:w="80"/>
+              <w:right w:type="dxa" w:w="120"/>
+            </w:tcMar>
+          </w:tcPr>
+          <w:p>
+            <w:r>
+              <w:t>23 Oct 2026</w:t>
+            </w:r>
+          </w:p>
+        </w:tc>
+      </w:tr>
+      <w:tr>
+        <w:tc>
+          <w:tcPr>
+            <w:tcW w:type="dxa" w:w="632"/>
+            <w:tcBorders>
+              <w:top w:val="single" w:color="A6A6A6" w:sz="4"/>
+              <w:left w:val="single" w:color="A6A6A6" w:sz="4"/>
+              <w:bottom w:val="single" w:color="A6A6A6" w:sz="4"/>
+              <w:right w:val="single" w:color="A6A6A6" w:sz="4"/>
+            </w:tcBorders>
+            <w:tcMar>
+              <w:top w:type="dxa" w:w="80"/>
+              <w:left w:type="dxa" w:w="120"/>
+              <w:bottom w:type="dxa" w:w="80"/>
+              <w:right w:type="dxa" w:w="120"/>
+            </w:tcMar>
+          </w:tcPr>
+          <w:p>
+            <w:r>
+              <w:t>62</w:t>
+            </w:r>
+          </w:p>
+        </w:tc>
+        <w:tc>
+          <w:tcPr>
+            <w:tcW w:type="dxa" w:w="1625"/>
+            <w:tcBorders>
+              <w:top w:val="single" w:color="A6A6A6" w:sz="4"/>
+              <w:left w:val="single" w:color="A6A6A6" w:sz="4"/>
+              <w:bottom w:val="single" w:color="A6A6A6" w:sz="4"/>
+              <w:right w:val="single" w:color="A6A6A6" w:sz="4"/>
+            </w:tcBorders>
+            <w:tcMar>
+              <w:top w:type="dxa" w:w="80"/>
+              <w:left w:type="dxa" w:w="120"/>
+              <w:bottom w:type="dxa" w:w="80"/>
+              <w:right w:type="dxa" w:w="120"/>
+            </w:tcMar>
+          </w:tcPr>
+          <w:p>
+            <w:r>
+              <w:t>Index of documents</w:t>
+            </w:r>
+          </w:p>
+        </w:tc>
+        <w:tc>
+          <w:tcPr>
+            <w:tcW w:type="dxa" w:w="5235"/>
+            <w:tcBorders>
+              <w:top w:val="single" w:color="A6A6A6" w:sz="4"/>
+              <w:left w:val="single" w:color="A6A6A6" w:sz="4"/>
+              <w:bottom w:val="single" w:color="A6A6A6" w:sz="4"/>
+              <w:right w:val="single" w:color="A6A6A6" w:sz="4"/>
+            </w:tcBorders>
+            <w:tcMar>
+              <w:top w:type="dxa" w:w="80"/>
+              <w:left w:type="dxa" w:w="120"/>
+              <w:bottom w:type="dxa" w:w="80"/>
+              <w:right w:type="dxa" w:w="120"/>
+            </w:tcMar>
+          </w:tcPr>
+          <w:p>
+            <w:r>
+              <w:t>docs/README.md lists every document in docs/, what it is for and when to read it. It is kept current as part of the session routine. Source: chat, 23 October 2026.</w:t>
+            </w:r>
+          </w:p>
+        </w:tc>
+        <w:tc>
+          <w:tcPr>
+            <w:tcW w:type="dxa" w:w="1534"/>
+            <w:tcBorders>
+              <w:top w:val="single" w:color="A6A6A6" w:sz="4"/>
+              <w:left w:val="single" w:color="A6A6A6" w:sz="4"/>
+              <w:bottom w:val="single" w:color="A6A6A6" w:sz="4"/>
+              <w:right w:val="single" w:color="A6A6A6" w:sz="4"/>
+            </w:tcBorders>
+            <w:tcMar>
+              <w:top w:type="dxa" w:w="80"/>
+              <w:left w:type="dxa" w:w="120"/>
+              <w:bottom w:type="dxa" w:w="80"/>
+              <w:right w:type="dxa" w:w="120"/>
+            </w:tcMar>
+          </w:tcPr>
+          <w:p>
+            <w:r>
+              <w:t>23 Oct 2026</w:t>
+            </w:r>
+          </w:p>
+        </w:tc>
+      </w:tr>
+      <w:tr>
+        <w:tc>
+          <w:tcPr>
+            <w:tcW w:type="dxa" w:w="632"/>
+            <w:tcBorders>
+              <w:top w:val="single" w:color="A6A6A6" w:sz="4"/>
+              <w:left w:val="single" w:color="A6A6A6" w:sz="4"/>
+              <w:bottom w:val="single" w:color="A6A6A6" w:sz="4"/>
+              <w:right w:val="single" w:color="A6A6A6" w:sz="4"/>
+            </w:tcBorders>
+            <w:tcMar>
+              <w:top w:type="dxa" w:w="80"/>
+              <w:left w:type="dxa" w:w="120"/>
+              <w:bottom w:type="dxa" w:w="80"/>
+              <w:right w:type="dxa" w:w="120"/>
+            </w:tcMar>
+          </w:tcPr>
+          <w:p>
+            <w:r>
+              <w:t>63</w:t>
+            </w:r>
+          </w:p>
+        </w:tc>
+        <w:tc>
+          <w:tcPr>
+            <w:tcW w:type="dxa" w:w="1625"/>
+            <w:tcBorders>
+              <w:top w:val="single" w:color="A6A6A6" w:sz="4"/>
+              <w:left w:val="single" w:color="A6A6A6" w:sz="4"/>
+              <w:bottom w:val="single" w:color="A6A6A6" w:sz="4"/>
+              <w:right w:val="single" w:color="A6A6A6" w:sz="4"/>
+            </w:tcBorders>
+            <w:tcMar>
+              <w:top w:type="dxa" w:w="80"/>
+              <w:left w:type="dxa" w:w="120"/>
+              <w:bottom w:type="dxa" w:w="80"/>
+              <w:right w:type="dxa" w:w="120"/>
+            </w:tcMar>
+          </w:tcPr>
+          <w:p>
+            <w:r>
+              <w:t>Decision procedure</w:t>
+            </w:r>
+          </w:p>
+        </w:tc>
+        <w:tc>
+          <w:tcPr>
+            <w:tcW w:type="dxa" w:w="5235"/>
+            <w:tcBorders>
+              <w:top w:val="single" w:color="A6A6A6" w:sz="4"/>
+              <w:left w:val="single" w:color="A6A6A6" w:sz="4"/>
+              <w:bottom w:val="single" w:color="A6A6A6" w:sz="4"/>
+              <w:right w:val="single" w:color="A6A6A6" w:sz="4"/>
+            </w:tcBorders>
+            <w:tcMar>
+              <w:top w:type="dxa" w:w="80"/>
+              <w:left w:type="dxa" w:w="120"/>
+              <w:bottom w:type="dxa" w:w="80"/>
+              <w:right w:type="dxa" w:w="120"/>
+            </w:tcMar>
+          </w:tcPr>
+          <w:p>
+            <w:r>
+              <w:t>A decision is anything the Managing Director settles about what the platform does or how it is built, whether it comes from chat, a "Waiting for Emmanuel" item, a pull request, a review report or a message relaying decisions made elsewhere. It is repeated back to him in plain words, then recorded here with the next number, date, wording and source. An old decision is never edited: a change is a new entry marked "replaces decision N", and any open point it settles is closed in this log. In the same pull request, everything the decision affects is updated (Product Specification, ADRs, API design, DEPLOYMENT.md, review report, STATUS.md, docs/README.md), before any code that depends on it is written, and the pull request lists it under "Decisions recorded". A decision takes effect when he merges the pull request. Source: chat, 23 October 2026.</w:t>
             </w:r>
           </w:p>
         </w:tc>
@@ -6809,7 +7169,7 @@
           </w:tcPr>
           <w:p>
             <w:r>
-              <w:t xml:space="preserve">1.3, 22 October 2026</w:t>
+              <w:t>1.4, 23 October 2026</w:t>
             </w:r>
           </w:p>
         </w:tc>

--- a/docs/specs/FindHouseQuick_Decisions_Log.docx
+++ b/docs/specs/FindHouseQuick_Decisions_Log.docx
@@ -5965,6 +5965,96 @@
           </w:p>
         </w:tc>
       </w:tr>
+      <w:tr>
+        <w:tc>
+          <w:tcPr>
+            <w:tcW w:type="dxa" w:w="632"/>
+            <w:tcBorders>
+              <w:top w:val="single" w:color="A6A6A6" w:sz="4"/>
+              <w:left w:val="single" w:color="A6A6A6" w:sz="4"/>
+              <w:bottom w:val="single" w:color="A6A6A6" w:sz="4"/>
+              <w:right w:val="single" w:color="A6A6A6" w:sz="4"/>
+            </w:tcBorders>
+            <w:tcMar>
+              <w:top w:type="dxa" w:w="80"/>
+              <w:left w:type="dxa" w:w="120"/>
+              <w:bottom w:type="dxa" w:w="80"/>
+              <w:right w:type="dxa" w:w="120"/>
+            </w:tcMar>
+          </w:tcPr>
+          <w:p>
+            <w:r>
+              <w:t>64</w:t>
+            </w:r>
+          </w:p>
+        </w:tc>
+        <w:tc>
+          <w:tcPr>
+            <w:tcW w:type="dxa" w:w="1625"/>
+            <w:tcBorders>
+              <w:top w:val="single" w:color="A6A6A6" w:sz="4"/>
+              <w:left w:val="single" w:color="A6A6A6" w:sz="4"/>
+              <w:bottom w:val="single" w:color="A6A6A6" w:sz="4"/>
+              <w:right w:val="single" w:color="A6A6A6" w:sz="4"/>
+            </w:tcBorders>
+            <w:tcMar>
+              <w:top w:type="dxa" w:w="80"/>
+              <w:left w:type="dxa" w:w="120"/>
+              <w:bottom w:type="dxa" w:w="80"/>
+              <w:right w:type="dxa" w:w="120"/>
+            </w:tcMar>
+          </w:tcPr>
+          <w:p>
+            <w:r>
+              <w:t>Actions need level 1</w:t>
+            </w:r>
+          </w:p>
+        </w:tc>
+        <w:tc>
+          <w:tcPr>
+            <w:tcW w:type="dxa" w:w="5235"/>
+            <w:tcBorders>
+              <w:top w:val="single" w:color="A6A6A6" w:sz="4"/>
+              <w:left w:val="single" w:color="A6A6A6" w:sz="4"/>
+              <w:bottom w:val="single" w:color="A6A6A6" w:sz="4"/>
+              <w:right w:val="single" w:color="A6A6A6" w:sz="4"/>
+            </w:tcBorders>
+            <w:tcMar>
+              <w:top w:type="dxa" w:w="80"/>
+              <w:left w:type="dxa" w:w="120"/>
+              <w:bottom w:type="dxa" w:w="80"/>
+              <w:right w:type="dxa" w:w="120"/>
+            </w:tcMar>
+          </w:tcPr>
+          <w:p>
+            <w:r>
+              <w:t>Every action beyond browsing needs verification level 1, which means both the phone number and the email address are confirmed. Confirms the reading of decisions 35 and 37 in ADR 0006, point 1. Source: chat, 23 October 2026 (confirmed earlier; restated in chat).</w:t>
+            </w:r>
+          </w:p>
+        </w:tc>
+        <w:tc>
+          <w:tcPr>
+            <w:tcW w:type="dxa" w:w="1534"/>
+            <w:tcBorders>
+              <w:top w:val="single" w:color="A6A6A6" w:sz="4"/>
+              <w:left w:val="single" w:color="A6A6A6" w:sz="4"/>
+              <w:bottom w:val="single" w:color="A6A6A6" w:sz="4"/>
+              <w:right w:val="single" w:color="A6A6A6" w:sz="4"/>
+            </w:tcBorders>
+            <w:tcMar>
+              <w:top w:type="dxa" w:w="80"/>
+              <w:left w:type="dxa" w:w="120"/>
+              <w:bottom w:type="dxa" w:w="80"/>
+              <w:right w:type="dxa" w:w="120"/>
+            </w:tcMar>
+          </w:tcPr>
+          <w:p>
+            <w:r>
+              <w:t>23 Oct 2026</w:t>
+            </w:r>
+          </w:p>
+        </w:tc>
+      </w:tr>
     </w:tbl>
     <w:p>
       <w:pPr>
@@ -7169,7 +7259,7 @@
           </w:tcPr>
           <w:p>
             <w:r>
-              <w:t>1.4, 23 October 2026</w:t>
+              <w:t>1.5, 23 October 2026</w:t>
             </w:r>
           </w:p>
         </w:tc>

--- a/docs/specs/FindHouseQuick_Decisions_Log.docx
+++ b/docs/specs/FindHouseQuick_Decisions_Log.docx
@@ -6029,6 +6029,186 @@
           <w:p>
             <w:r>
               <w:t>Every action beyond browsing needs verification level 1, which means both the phone number and the email address are confirmed. Confirms the reading of decisions 35 and 37 in ADR 0006, point 1. Source: chat, 23 October 2026 (confirmed earlier; restated in chat).</w:t>
+            </w:r>
+          </w:p>
+        </w:tc>
+        <w:tc>
+          <w:tcPr>
+            <w:tcW w:type="dxa" w:w="1534"/>
+            <w:tcBorders>
+              <w:top w:val="single" w:color="A6A6A6" w:sz="4"/>
+              <w:left w:val="single" w:color="A6A6A6" w:sz="4"/>
+              <w:bottom w:val="single" w:color="A6A6A6" w:sz="4"/>
+              <w:right w:val="single" w:color="A6A6A6" w:sz="4"/>
+            </w:tcBorders>
+            <w:tcMar>
+              <w:top w:type="dxa" w:w="80"/>
+              <w:left w:type="dxa" w:w="120"/>
+              <w:bottom w:type="dxa" w:w="80"/>
+              <w:right w:type="dxa" w:w="120"/>
+            </w:tcMar>
+          </w:tcPr>
+          <w:p>
+            <w:r>
+              <w:t>23 Oct 2026</w:t>
+            </w:r>
+          </w:p>
+        </w:tc>
+      </w:tr>
+      <w:tr>
+        <w:tc>
+          <w:tcPr>
+            <w:tcW w:type="dxa" w:w="632"/>
+            <w:tcBorders>
+              <w:top w:val="single" w:color="A6A6A6" w:sz="4"/>
+              <w:left w:val="single" w:color="A6A6A6" w:sz="4"/>
+              <w:bottom w:val="single" w:color="A6A6A6" w:sz="4"/>
+              <w:right w:val="single" w:color="A6A6A6" w:sz="4"/>
+            </w:tcBorders>
+            <w:tcMar>
+              <w:top w:type="dxa" w:w="80"/>
+              <w:left w:type="dxa" w:w="120"/>
+              <w:bottom w:type="dxa" w:w="80"/>
+              <w:right w:type="dxa" w:w="120"/>
+            </w:tcMar>
+          </w:tcPr>
+          <w:p>
+            <w:r>
+              <w:t>65</w:t>
+            </w:r>
+          </w:p>
+        </w:tc>
+        <w:tc>
+          <w:tcPr>
+            <w:tcW w:type="dxa" w:w="1625"/>
+            <w:tcBorders>
+              <w:top w:val="single" w:color="A6A6A6" w:sz="4"/>
+              <w:left w:val="single" w:color="A6A6A6" w:sz="4"/>
+              <w:bottom w:val="single" w:color="A6A6A6" w:sz="4"/>
+              <w:right w:val="single" w:color="A6A6A6" w:sz="4"/>
+            </w:tcBorders>
+            <w:tcMar>
+              <w:top w:type="dxa" w:w="80"/>
+              <w:left w:type="dxa" w:w="120"/>
+              <w:bottom w:type="dxa" w:w="80"/>
+              <w:right w:type="dxa" w:w="120"/>
+            </w:tcMar>
+          </w:tcPr>
+          <w:p>
+            <w:r>
+              <w:t>Password rules</w:t>
+            </w:r>
+          </w:p>
+        </w:tc>
+        <w:tc>
+          <w:tcPr>
+            <w:tcW w:type="dxa" w:w="5235"/>
+            <w:tcBorders>
+              <w:top w:val="single" w:color="A6A6A6" w:sz="4"/>
+              <w:left w:val="single" w:color="A6A6A6" w:sz="4"/>
+              <w:bottom w:val="single" w:color="A6A6A6" w:sz="4"/>
+              <w:right w:val="single" w:color="A6A6A6" w:sz="4"/>
+            </w:tcBorders>
+            <w:tcMar>
+              <w:top w:type="dxa" w:w="80"/>
+              <w:left w:type="dxa" w:w="120"/>
+              <w:bottom w:type="dxa" w:w="80"/>
+              <w:right w:type="dxa" w:w="120"/>
+            </w:tcMar>
+          </w:tcPr>
+          <w:p>
+            <w:r>
+              <w:t>Passwords keep the minimum of 8 characters (ADR 0004). Source: chat, 23 October 2026.</w:t>
+            </w:r>
+          </w:p>
+        </w:tc>
+        <w:tc>
+          <w:tcPr>
+            <w:tcW w:type="dxa" w:w="1534"/>
+            <w:tcBorders>
+              <w:top w:val="single" w:color="A6A6A6" w:sz="4"/>
+              <w:left w:val="single" w:color="A6A6A6" w:sz="4"/>
+              <w:bottom w:val="single" w:color="A6A6A6" w:sz="4"/>
+              <w:right w:val="single" w:color="A6A6A6" w:sz="4"/>
+            </w:tcBorders>
+            <w:tcMar>
+              <w:top w:type="dxa" w:w="80"/>
+              <w:left w:type="dxa" w:w="120"/>
+              <w:bottom w:type="dxa" w:w="80"/>
+              <w:right w:type="dxa" w:w="120"/>
+            </w:tcMar>
+          </w:tcPr>
+          <w:p>
+            <w:r>
+              <w:t>23 Oct 2026</w:t>
+            </w:r>
+          </w:p>
+        </w:tc>
+      </w:tr>
+      <w:tr>
+        <w:tc>
+          <w:tcPr>
+            <w:tcW w:type="dxa" w:w="632"/>
+            <w:tcBorders>
+              <w:top w:val="single" w:color="A6A6A6" w:sz="4"/>
+              <w:left w:val="single" w:color="A6A6A6" w:sz="4"/>
+              <w:bottom w:val="single" w:color="A6A6A6" w:sz="4"/>
+              <w:right w:val="single" w:color="A6A6A6" w:sz="4"/>
+            </w:tcBorders>
+            <w:tcMar>
+              <w:top w:type="dxa" w:w="80"/>
+              <w:left w:type="dxa" w:w="120"/>
+              <w:bottom w:type="dxa" w:w="80"/>
+              <w:right w:type="dxa" w:w="120"/>
+            </w:tcMar>
+          </w:tcPr>
+          <w:p>
+            <w:r>
+              <w:t>66</w:t>
+            </w:r>
+          </w:p>
+        </w:tc>
+        <w:tc>
+          <w:tcPr>
+            <w:tcW w:type="dxa" w:w="1625"/>
+            <w:tcBorders>
+              <w:top w:val="single" w:color="A6A6A6" w:sz="4"/>
+              <w:left w:val="single" w:color="A6A6A6" w:sz="4"/>
+              <w:bottom w:val="single" w:color="A6A6A6" w:sz="4"/>
+              <w:right w:val="single" w:color="A6A6A6" w:sz="4"/>
+            </w:tcBorders>
+            <w:tcMar>
+              <w:top w:type="dxa" w:w="80"/>
+              <w:left w:type="dxa" w:w="120"/>
+              <w:bottom w:type="dxa" w:w="80"/>
+              <w:right w:type="dxa" w:w="120"/>
+            </w:tcMar>
+          </w:tcPr>
+          <w:p>
+            <w:r>
+              <w:t>Sign in with Google and Apple</w:t>
+            </w:r>
+          </w:p>
+        </w:tc>
+        <w:tc>
+          <w:tcPr>
+            <w:tcW w:type="dxa" w:w="5235"/>
+            <w:tcBorders>
+              <w:top w:val="single" w:color="A6A6A6" w:sz="4"/>
+              <w:left w:val="single" w:color="A6A6A6" w:sz="4"/>
+              <w:bottom w:val="single" w:color="A6A6A6" w:sz="4"/>
+              <w:right w:val="single" w:color="A6A6A6" w:sz="4"/>
+            </w:tcBorders>
+            <w:tcMar>
+              <w:top w:type="dxa" w:w="80"/>
+              <w:left w:type="dxa" w:w="120"/>
+              <w:bottom w:type="dxa" w:w="80"/>
+              <w:right w:type="dxa" w:w="120"/>
+            </w:tcMar>
+          </w:tcPr>
+          <w:p>
+            <w:r>
+              <w:t>Sign in with Google and Sign in with Apple are built in a later release, not Release 1. Source: chat, 23 October 2026.</w:t>
             </w:r>
           </w:p>
         </w:tc>

--- a/docs/specs/FindHouseQuick_Decisions_Log.docx
+++ b/docs/specs/FindHouseQuick_Decisions_Log.docx
@@ -6209,6 +6209,96 @@
           <w:p>
             <w:r>
               <w:t>Sign in with Google and Sign in with Apple are built in a later release, not Release 1. Source: chat, 23 October 2026.</w:t>
+            </w:r>
+          </w:p>
+        </w:tc>
+        <w:tc>
+          <w:tcPr>
+            <w:tcW w:type="dxa" w:w="1534"/>
+            <w:tcBorders>
+              <w:top w:val="single" w:color="A6A6A6" w:sz="4"/>
+              <w:left w:val="single" w:color="A6A6A6" w:sz="4"/>
+              <w:bottom w:val="single" w:color="A6A6A6" w:sz="4"/>
+              <w:right w:val="single" w:color="A6A6A6" w:sz="4"/>
+            </w:tcBorders>
+            <w:tcMar>
+              <w:top w:type="dxa" w:w="80"/>
+              <w:left w:type="dxa" w:w="120"/>
+              <w:bottom w:type="dxa" w:w="80"/>
+              <w:right w:type="dxa" w:w="120"/>
+            </w:tcMar>
+          </w:tcPr>
+          <w:p>
+            <w:r>
+              <w:t>23 Oct 2026</w:t>
+            </w:r>
+          </w:p>
+        </w:tc>
+      </w:tr>
+      <w:tr>
+        <w:tc>
+          <w:tcPr>
+            <w:tcW w:type="dxa" w:w="632"/>
+            <w:tcBorders>
+              <w:top w:val="single" w:color="A6A6A6" w:sz="4"/>
+              <w:left w:val="single" w:color="A6A6A6" w:sz="4"/>
+              <w:bottom w:val="single" w:color="A6A6A6" w:sz="4"/>
+              <w:right w:val="single" w:color="A6A6A6" w:sz="4"/>
+            </w:tcBorders>
+            <w:tcMar>
+              <w:top w:type="dxa" w:w="80"/>
+              <w:left w:type="dxa" w:w="120"/>
+              <w:bottom w:type="dxa" w:w="80"/>
+              <w:right w:type="dxa" w:w="120"/>
+            </w:tcMar>
+          </w:tcPr>
+          <w:p>
+            <w:r>
+              <w:t>67</w:t>
+            </w:r>
+          </w:p>
+        </w:tc>
+        <w:tc>
+          <w:tcPr>
+            <w:tcW w:type="dxa" w:w="1625"/>
+            <w:tcBorders>
+              <w:top w:val="single" w:color="A6A6A6" w:sz="4"/>
+              <w:left w:val="single" w:color="A6A6A6" w:sz="4"/>
+              <w:bottom w:val="single" w:color="A6A6A6" w:sz="4"/>
+              <w:right w:val="single" w:color="A6A6A6" w:sz="4"/>
+            </w:tcBorders>
+            <w:tcMar>
+              <w:top w:type="dxa" w:w="80"/>
+              <w:left w:type="dxa" w:w="120"/>
+              <w:bottom w:type="dxa" w:w="80"/>
+              <w:right w:type="dxa" w:w="120"/>
+            </w:tcMar>
+          </w:tcPr>
+          <w:p>
+            <w:r>
+              <w:t>Screen design tool</w:t>
+            </w:r>
+          </w:p>
+        </w:tc>
+        <w:tc>
+          <w:tcPr>
+            <w:tcW w:type="dxa" w:w="5235"/>
+            <w:tcBorders>
+              <w:top w:val="single" w:color="A6A6A6" w:sz="4"/>
+              <w:left w:val="single" w:color="A6A6A6" w:sz="4"/>
+              <w:bottom w:val="single" w:color="A6A6A6" w:sz="4"/>
+              <w:right w:val="single" w:color="A6A6A6" w:sz="4"/>
+            </w:tcBorders>
+            <w:tcMar>
+              <w:top w:type="dxa" w:w="80"/>
+              <w:left w:type="dxa" w:w="120"/>
+              <w:bottom w:type="dxa" w:w="80"/>
+              <w:right w:type="dxa" w:w="120"/>
+            </w:tcMar>
+          </w:tcPr>
+          <w:p>
+            <w:r>
+              <w:t>The screen designs are made in Penpot (free and open source) through its connector, instead of Figma, because Figma's AI connector needs a paid seat the company cannot pay for yet. If the Penpot connector does not work reliably, the designs are made with Claude's Design artifact type instead, and the Managing Director is told. The rest of decision 42 stays: there is no human designer; the Managing Director reviews and approves the designs; and no app screen is built until its design is approved. Replaces decision 42 in part (the Figma connector). Source: chat, 23 October 2026.</w:t>
             </w:r>
           </w:p>
         </w:tc>

--- a/docs/specs/FindHouseQuick_Decisions_Log.docx
+++ b/docs/specs/FindHouseQuick_Decisions_Log.docx
@@ -6299,6 +6299,96 @@
           <w:p>
             <w:r>
               <w:t>The screen designs are made in Penpot (free and open source) through its connector, instead of Figma, because Figma's AI connector needs a paid seat the company cannot pay for yet. If the Penpot connector does not work reliably, the designs are made with Claude's Design artifact type instead, and the Managing Director is told. The rest of decision 42 stays: there is no human designer; the Managing Director reviews and approves the designs; and no app screen is built until its design is approved. Replaces decision 42 in part (the Figma connector). Source: chat, 23 October 2026.</w:t>
+            </w:r>
+          </w:p>
+        </w:tc>
+        <w:tc>
+          <w:tcPr>
+            <w:tcW w:type="dxa" w:w="1534"/>
+            <w:tcBorders>
+              <w:top w:val="single" w:color="A6A6A6" w:sz="4"/>
+              <w:left w:val="single" w:color="A6A6A6" w:sz="4"/>
+              <w:bottom w:val="single" w:color="A6A6A6" w:sz="4"/>
+              <w:right w:val="single" w:color="A6A6A6" w:sz="4"/>
+            </w:tcBorders>
+            <w:tcMar>
+              <w:top w:type="dxa" w:w="80"/>
+              <w:left w:type="dxa" w:w="120"/>
+              <w:bottom w:type="dxa" w:w="80"/>
+              <w:right w:type="dxa" w:w="120"/>
+            </w:tcMar>
+          </w:tcPr>
+          <w:p>
+            <w:r>
+              <w:t>23 Oct 2026</w:t>
+            </w:r>
+          </w:p>
+        </w:tc>
+      </w:tr>
+      <w:tr>
+        <w:tc>
+          <w:tcPr>
+            <w:tcW w:type="dxa" w:w="632"/>
+            <w:tcBorders>
+              <w:top w:val="single" w:color="A6A6A6" w:sz="4"/>
+              <w:left w:val="single" w:color="A6A6A6" w:sz="4"/>
+              <w:bottom w:val="single" w:color="A6A6A6" w:sz="4"/>
+              <w:right w:val="single" w:color="A6A6A6" w:sz="4"/>
+            </w:tcBorders>
+            <w:tcMar>
+              <w:top w:type="dxa" w:w="80"/>
+              <w:left w:type="dxa" w:w="120"/>
+              <w:bottom w:type="dxa" w:w="80"/>
+              <w:right w:type="dxa" w:w="120"/>
+            </w:tcMar>
+          </w:tcPr>
+          <w:p>
+            <w:r>
+              <w:t>68</w:t>
+            </w:r>
+          </w:p>
+        </w:tc>
+        <w:tc>
+          <w:tcPr>
+            <w:tcW w:type="dxa" w:w="1625"/>
+            <w:tcBorders>
+              <w:top w:val="single" w:color="A6A6A6" w:sz="4"/>
+              <w:left w:val="single" w:color="A6A6A6" w:sz="4"/>
+              <w:bottom w:val="single" w:color="A6A6A6" w:sz="4"/>
+              <w:right w:val="single" w:color="A6A6A6" w:sz="4"/>
+            </w:tcBorders>
+            <w:tcMar>
+              <w:top w:type="dxa" w:w="80"/>
+              <w:left w:type="dxa" w:w="120"/>
+              <w:bottom w:type="dxa" w:w="80"/>
+              <w:right w:type="dxa" w:w="120"/>
+            </w:tcMar>
+          </w:tcPr>
+          <w:p>
+            <w:r>
+              <w:t>Icons</w:t>
+            </w:r>
+          </w:p>
+        </w:tc>
+        <w:tc>
+          <w:tcPr>
+            <w:tcW w:type="dxa" w:w="5235"/>
+            <w:tcBorders>
+              <w:top w:val="single" w:color="A6A6A6" w:sz="4"/>
+              <w:left w:val="single" w:color="A6A6A6" w:sz="4"/>
+              <w:bottom w:val="single" w:color="A6A6A6" w:sz="4"/>
+              <w:right w:val="single" w:color="A6A6A6" w:sz="4"/>
+            </w:tcBorders>
+            <w:tcMar>
+              <w:top w:type="dxa" w:w="80"/>
+              <w:left w:type="dxa" w:w="120"/>
+              <w:bottom w:type="dxa" w:w="80"/>
+              <w:right w:type="dxa" w:w="120"/>
+            </w:tcMar>
+          </w:tcPr>
+          <w:p>
+            <w:r>
+              <w:t>FindHouseQuick uses its own icon set, drawn for it in the design sessions and held to a standard above Font Awesome's paid (Pro) set. No outside icon set, free or paid, is used. The set has two matching styles: outline for normal use and filled for selected states. Source: chat, 23 October 2026.</w:t>
             </w:r>
           </w:p>
         </w:tc>

--- a/docs/specs/FindHouseQuick_Decisions_Log.docx
+++ b/docs/specs/FindHouseQuick_Decisions_Log.docx
@@ -6389,6 +6389,96 @@
           <w:p>
             <w:r>
               <w:t>FindHouseQuick uses its own icon set, drawn for it in the design sessions and held to a standard above Font Awesome's paid (Pro) set. No outside icon set, free or paid, is used. The set has two matching styles: outline for normal use and filled for selected states. Source: chat, 23 October 2026.</w:t>
+            </w:r>
+          </w:p>
+        </w:tc>
+        <w:tc>
+          <w:tcPr>
+            <w:tcW w:type="dxa" w:w="1534"/>
+            <w:tcBorders>
+              <w:top w:val="single" w:color="A6A6A6" w:sz="4"/>
+              <w:left w:val="single" w:color="A6A6A6" w:sz="4"/>
+              <w:bottom w:val="single" w:color="A6A6A6" w:sz="4"/>
+              <w:right w:val="single" w:color="A6A6A6" w:sz="4"/>
+            </w:tcBorders>
+            <w:tcMar>
+              <w:top w:type="dxa" w:w="80"/>
+              <w:left w:type="dxa" w:w="120"/>
+              <w:bottom w:type="dxa" w:w="80"/>
+              <w:right w:type="dxa" w:w="120"/>
+            </w:tcMar>
+          </w:tcPr>
+          <w:p>
+            <w:r>
+              <w:t>23 Oct 2026</w:t>
+            </w:r>
+          </w:p>
+        </w:tc>
+      </w:tr>
+      <w:tr>
+        <w:tc>
+          <w:tcPr>
+            <w:tcW w:type="dxa" w:w="632"/>
+            <w:tcBorders>
+              <w:top w:val="single" w:color="A6A6A6" w:sz="4"/>
+              <w:left w:val="single" w:color="A6A6A6" w:sz="4"/>
+              <w:bottom w:val="single" w:color="A6A6A6" w:sz="4"/>
+              <w:right w:val="single" w:color="A6A6A6" w:sz="4"/>
+            </w:tcBorders>
+            <w:tcMar>
+              <w:top w:type="dxa" w:w="80"/>
+              <w:left w:type="dxa" w:w="120"/>
+              <w:bottom w:type="dxa" w:w="80"/>
+              <w:right w:type="dxa" w:w="120"/>
+            </w:tcMar>
+          </w:tcPr>
+          <w:p>
+            <w:r>
+              <w:t>69</w:t>
+            </w:r>
+          </w:p>
+        </w:tc>
+        <w:tc>
+          <w:tcPr>
+            <w:tcW w:type="dxa" w:w="1625"/>
+            <w:tcBorders>
+              <w:top w:val="single" w:color="A6A6A6" w:sz="4"/>
+              <w:left w:val="single" w:color="A6A6A6" w:sz="4"/>
+              <w:bottom w:val="single" w:color="A6A6A6" w:sz="4"/>
+              <w:right w:val="single" w:color="A6A6A6" w:sz="4"/>
+            </w:tcBorders>
+            <w:tcMar>
+              <w:top w:type="dxa" w:w="80"/>
+              <w:left w:type="dxa" w:w="120"/>
+              <w:bottom w:type="dxa" w:w="80"/>
+              <w:right w:type="dxa" w:w="120"/>
+            </w:tcMar>
+          </w:tcPr>
+          <w:p>
+            <w:r>
+              <w:t>Font</w:t>
+            </w:r>
+          </w:p>
+        </w:tc>
+        <w:tc>
+          <w:tcPr>
+            <w:tcW w:type="dxa" w:w="5235"/>
+            <w:tcBorders>
+              <w:top w:val="single" w:color="A6A6A6" w:sz="4"/>
+              <w:left w:val="single" w:color="A6A6A6" w:sz="4"/>
+              <w:bottom w:val="single" w:color="A6A6A6" w:sz="4"/>
+              <w:right w:val="single" w:color="A6A6A6" w:sz="4"/>
+            </w:tcBorders>
+            <w:tcMar>
+              <w:top w:type="dxa" w:w="80"/>
+              <w:left w:type="dxa" w:w="120"/>
+              <w:bottom w:type="dxa" w:w="80"/>
+              <w:right w:type="dxa" w:w="120"/>
+            </w:tcMar>
+          </w:tcPr>
+          <w:p>
+            <w:r>
+              <w:t>The app and website font is Source Sans 3 (free, open font licence), replacing Roboto in the design system. It was chosen from fonts checked to include the Naira sign and the dotted letters Yoruba and Igbo need; Roboto lacks the Yoruba letter ṣ. Source: chat, 23 October 2026.</w:t>
             </w:r>
           </w:p>
         </w:tc>

--- a/docs/specs/FindHouseQuick_Decisions_Log.docx
+++ b/docs/specs/FindHouseQuick_Decisions_Log.docx
@@ -67,7 +67,7 @@
           <w:sz w:val="22"/>
           <w:szCs w:val="22"/>
         </w:rPr>
-        <w:t>Updated 23 October 2026</w:t>
+        <w:t>Updated 24 October 2026</w:t>
       </w:r>
     </w:p>
     <w:p>
@@ -6505,6 +6505,96 @@
           </w:p>
         </w:tc>
       </w:tr>
+      <w:tr>
+        <w:tc>
+          <w:tcPr>
+            <w:tcW w:type="dxa" w:w="632"/>
+            <w:tcBorders>
+              <w:top w:val="single" w:color="A6A6A6" w:sz="4"/>
+              <w:left w:val="single" w:color="A6A6A6" w:sz="4"/>
+              <w:bottom w:val="single" w:color="A6A6A6" w:sz="4"/>
+              <w:right w:val="single" w:color="A6A6A6" w:sz="4"/>
+            </w:tcBorders>
+            <w:tcMar>
+              <w:top w:type="dxa" w:w="80"/>
+              <w:left w:type="dxa" w:w="120"/>
+              <w:bottom w:type="dxa" w:w="80"/>
+              <w:right w:type="dxa" w:w="120"/>
+            </w:tcMar>
+          </w:tcPr>
+          <w:p>
+            <w:r>
+              <w:t>70</w:t>
+            </w:r>
+          </w:p>
+        </w:tc>
+        <w:tc>
+          <w:tcPr>
+            <w:tcW w:type="dxa" w:w="1625"/>
+            <w:tcBorders>
+              <w:top w:val="single" w:color="A6A6A6" w:sz="4"/>
+              <w:left w:val="single" w:color="A6A6A6" w:sz="4"/>
+              <w:bottom w:val="single" w:color="A6A6A6" w:sz="4"/>
+              <w:right w:val="single" w:color="A6A6A6" w:sz="4"/>
+            </w:tcBorders>
+            <w:tcMar>
+              <w:top w:type="dxa" w:w="80"/>
+              <w:left w:type="dxa" w:w="120"/>
+              <w:bottom w:type="dxa" w:w="80"/>
+              <w:right w:type="dxa" w:w="120"/>
+            </w:tcMar>
+          </w:tcPr>
+          <w:p>
+            <w:r>
+              <w:t>Scouts and referral reward</w:t>
+            </w:r>
+          </w:p>
+        </w:tc>
+        <w:tc>
+          <w:tcPr>
+            <w:tcW w:type="dxa" w:w="5235"/>
+            <w:tcBorders>
+              <w:top w:val="single" w:color="A6A6A6" w:sz="4"/>
+              <w:left w:val="single" w:color="A6A6A6" w:sz="4"/>
+              <w:bottom w:val="single" w:color="A6A6A6" w:sz="4"/>
+              <w:right w:val="single" w:color="A6A6A6" w:sz="4"/>
+            </w:tcBorders>
+            <w:tcMar>
+              <w:top w:type="dxa" w:w="80"/>
+              <w:left w:type="dxa" w:w="120"/>
+              <w:bottom w:type="dxa" w:w="80"/>
+              <w:right w:type="dxa" w:w="120"/>
+            </w:tcMar>
+          </w:tcPr>
+          <w:p>
+            <w:r>
+              <w:t>Since decision 43 there is no field team capturing properties. Scouts are ordinary users who spot vacant properties and bring their landlords onto the app, which brings in listings and gives people a reason to talk about the app. Any user can opt in to be a scout; as with every action beyond browsing, they must be verified first, and verification is unchanged. A scout is not an agent and never lists, manages or speaks for a property. The scout reports a vacant property in the app and invites the landlord, either with an invitation link or by helping the landlord sign up on the landlord's own phone. The landlord enters his own details, accepts the terms himself, gets verified and lists the property himself (decision 43); if an agent is involved, the agent goes through the normal authority process (decision 7). The app records which scout brought in which landlord and property. Projectiles pays the scout a fixed referral reward from its own money, into the scout's verified bank account in their own name; it is never an extra charge on the tenant or landlord. It is paid once, for the first rental of that property only, and only when that rental is completed through the 2% completed rental fee and Projectiles has received the fee; a rental through escrow earns no referral reward. Checks: one scout per property, and the first valid invitation wins; no reward for a landlord or property already on the app; invitations expire after a set period; no reward where the scout is the landlord, the agent or the tenant of that property, or shares their phone, bank account or device. It is built behind its own feature switch, off by default; the reward amount (in minor units, kobo in Nigeria) and the invitation expiry are country settings; reward payouts are kept apart from the escrow ledger, since they are Projectiles' own money, and carry an idempotency key like every payout. The reward amount, the release, and the legal and tax questions are open points 16 to 19. Source: chat, 24 October 2026.</w:t>
+            </w:r>
+          </w:p>
+        </w:tc>
+        <w:tc>
+          <w:tcPr>
+            <w:tcW w:type="dxa" w:w="1534"/>
+            <w:tcBorders>
+              <w:top w:val="single" w:color="A6A6A6" w:sz="4"/>
+              <w:left w:val="single" w:color="A6A6A6" w:sz="4"/>
+              <w:bottom w:val="single" w:color="A6A6A6" w:sz="4"/>
+              <w:right w:val="single" w:color="A6A6A6" w:sz="4"/>
+            </w:tcBorders>
+            <w:tcMar>
+              <w:top w:type="dxa" w:w="80"/>
+              <w:left w:type="dxa" w:w="120"/>
+              <w:bottom w:type="dxa" w:w="80"/>
+              <w:right w:type="dxa" w:w="120"/>
+            </w:tcMar>
+          </w:tcPr>
+          <w:p>
+            <w:r>
+              <w:t>24 Oct 2026</w:t>
+            </w:r>
+          </w:p>
+        </w:tc>
+      </w:tr>
     </w:tbl>
     <w:p>
       <w:pPr>
@@ -7577,6 +7667,278 @@
           </w:p>
         </w:tc>
       </w:tr>
+      <w:tr>
+        <w:tc>
+          <w:tcPr>
+            <w:tcW w:type="dxa" w:w="632"/>
+            <w:tcBorders>
+              <w:top w:val="single" w:color="A6A6A6" w:sz="4"/>
+              <w:left w:val="single" w:color="A6A6A6" w:sz="4"/>
+              <w:bottom w:val="single" w:color="A6A6A6" w:sz="4"/>
+              <w:right w:val="single" w:color="A6A6A6" w:sz="4"/>
+            </w:tcBorders>
+            <w:tcMar>
+              <w:top w:type="dxa" w:w="80"/>
+              <w:left w:type="dxa" w:w="120"/>
+              <w:bottom w:type="dxa" w:w="80"/>
+              <w:right w:type="dxa" w:w="120"/>
+            </w:tcMar>
+          </w:tcPr>
+          <w:p>
+            <w:r>
+              <w:t>16</w:t>
+            </w:r>
+          </w:p>
+        </w:tc>
+        <w:tc>
+          <w:tcPr>
+            <w:tcW w:type="dxa" w:w="4784"/>
+            <w:tcBorders>
+              <w:top w:val="single" w:color="A6A6A6" w:sz="4"/>
+              <w:left w:val="single" w:color="A6A6A6" w:sz="4"/>
+              <w:bottom w:val="single" w:color="A6A6A6" w:sz="4"/>
+              <w:right w:val="single" w:color="A6A6A6" w:sz="4"/>
+            </w:tcBorders>
+            <w:tcMar>
+              <w:top w:type="dxa" w:w="80"/>
+              <w:left w:type="dxa" w:w="120"/>
+              <w:bottom w:type="dxa" w:w="80"/>
+              <w:right w:type="dxa" w:w="120"/>
+            </w:tcMar>
+          </w:tcPr>
+          <w:p>
+            <w:r>
+              <w:t>The scout referral reward amount (decision 70)</w:t>
+            </w:r>
+          </w:p>
+        </w:tc>
+        <w:tc>
+          <w:tcPr>
+            <w:tcW w:type="dxa" w:w="3610"/>
+            <w:tcBorders>
+              <w:top w:val="single" w:color="A6A6A6" w:sz="4"/>
+              <w:left w:val="single" w:color="A6A6A6" w:sz="4"/>
+              <w:bottom w:val="single" w:color="A6A6A6" w:sz="4"/>
+              <w:right w:val="single" w:color="A6A6A6" w:sz="4"/>
+            </w:tcBorders>
+            <w:tcMar>
+              <w:top w:type="dxa" w:w="80"/>
+              <w:left w:type="dxa" w:w="120"/>
+              <w:bottom w:type="dxa" w:w="80"/>
+              <w:right w:type="dxa" w:w="120"/>
+            </w:tcMar>
+          </w:tcPr>
+          <w:p>
+            <w:r>
+              <w:t>To be decided; held in the country settings</w:t>
+            </w:r>
+          </w:p>
+        </w:tc>
+      </w:tr>
+      <w:tr>
+        <w:tc>
+          <w:tcPr>
+            <w:tcW w:type="dxa" w:w="632"/>
+            <w:tcBorders>
+              <w:top w:val="single" w:color="A6A6A6" w:sz="4"/>
+              <w:left w:val="single" w:color="A6A6A6" w:sz="4"/>
+              <w:bottom w:val="single" w:color="A6A6A6" w:sz="4"/>
+              <w:right w:val="single" w:color="A6A6A6" w:sz="4"/>
+            </w:tcBorders>
+            <w:tcMar>
+              <w:top w:type="dxa" w:w="80"/>
+              <w:left w:type="dxa" w:w="120"/>
+              <w:bottom w:type="dxa" w:w="80"/>
+              <w:right w:type="dxa" w:w="120"/>
+            </w:tcMar>
+          </w:tcPr>
+          <w:p>
+            <w:r>
+              <w:t>17</w:t>
+            </w:r>
+          </w:p>
+        </w:tc>
+        <w:tc>
+          <w:tcPr>
+            <w:tcW w:type="dxa" w:w="4784"/>
+            <w:tcBorders>
+              <w:top w:val="single" w:color="A6A6A6" w:sz="4"/>
+              <w:left w:val="single" w:color="A6A6A6" w:sz="4"/>
+              <w:bottom w:val="single" w:color="A6A6A6" w:sz="4"/>
+              <w:right w:val="single" w:color="A6A6A6" w:sz="4"/>
+            </w:tcBorders>
+            <w:tcMar>
+              <w:top w:type="dxa" w:w="80"/>
+              <w:left w:type="dxa" w:w="120"/>
+              <w:bottom w:type="dxa" w:w="80"/>
+              <w:right w:type="dxa" w:w="120"/>
+            </w:tcMar>
+          </w:tcPr>
+          <w:p>
+            <w:r>
+              <w:t>Which release scouts and the referral reward go in (decision 70)</w:t>
+            </w:r>
+          </w:p>
+        </w:tc>
+        <w:tc>
+          <w:tcPr>
+            <w:tcW w:type="dxa" w:w="3610"/>
+            <w:tcBorders>
+              <w:top w:val="single" w:color="A6A6A6" w:sz="4"/>
+              <w:left w:val="single" w:color="A6A6A6" w:sz="4"/>
+              <w:bottom w:val="single" w:color="A6A6A6" w:sz="4"/>
+              <w:right w:val="single" w:color="A6A6A6" w:sz="4"/>
+            </w:tcBorders>
+            <w:tcMar>
+              <w:top w:type="dxa" w:w="80"/>
+              <w:left w:type="dxa" w:w="120"/>
+              <w:bottom w:type="dxa" w:w="80"/>
+              <w:right w:type="dxa" w:w="120"/>
+            </w:tcMar>
+          </w:tcPr>
+          <w:p>
+            <w:r>
+              <w:t>To be decided</w:t>
+            </w:r>
+          </w:p>
+        </w:tc>
+      </w:tr>
+      <w:tr>
+        <w:tc>
+          <w:tcPr>
+            <w:tcW w:type="dxa" w:w="632"/>
+            <w:tcBorders>
+              <w:top w:val="single" w:color="A6A6A6" w:sz="4"/>
+              <w:left w:val="single" w:color="A6A6A6" w:sz="4"/>
+              <w:bottom w:val="single" w:color="A6A6A6" w:sz="4"/>
+              <w:right w:val="single" w:color="A6A6A6" w:sz="4"/>
+            </w:tcBorders>
+            <w:tcMar>
+              <w:top w:type="dxa" w:w="80"/>
+              <w:left w:type="dxa" w:w="120"/>
+              <w:bottom w:type="dxa" w:w="80"/>
+              <w:right w:type="dxa" w:w="120"/>
+            </w:tcMar>
+          </w:tcPr>
+          <w:p>
+            <w:r>
+              <w:t>18</w:t>
+            </w:r>
+          </w:p>
+        </w:tc>
+        <w:tc>
+          <w:tcPr>
+            <w:tcW w:type="dxa" w:w="4784"/>
+            <w:tcBorders>
+              <w:top w:val="single" w:color="A6A6A6" w:sz="4"/>
+              <w:left w:val="single" w:color="A6A6A6" w:sz="4"/>
+              <w:bottom w:val="single" w:color="A6A6A6" w:sz="4"/>
+              <w:right w:val="single" w:color="A6A6A6" w:sz="4"/>
+            </w:tcBorders>
+            <w:tcMar>
+              <w:top w:type="dxa" w:w="80"/>
+              <w:left w:type="dxa" w:w="120"/>
+              <w:bottom w:type="dxa" w:w="80"/>
+              <w:right w:type="dxa" w:w="120"/>
+            </w:tcMar>
+          </w:tcPr>
+          <w:p>
+            <w:r>
+              <w:t>Whether paying for property introductions needs registration under state estate agency rules (decision 70)</w:t>
+            </w:r>
+          </w:p>
+        </w:tc>
+        <w:tc>
+          <w:tcPr>
+            <w:tcW w:type="dxa" w:w="3610"/>
+            <w:tcBorders>
+              <w:top w:val="single" w:color="A6A6A6" w:sz="4"/>
+              <w:left w:val="single" w:color="A6A6A6" w:sz="4"/>
+              <w:bottom w:val="single" w:color="A6A6A6" w:sz="4"/>
+              <w:right w:val="single" w:color="A6A6A6" w:sz="4"/>
+            </w:tcBorders>
+            <w:tcMar>
+              <w:top w:type="dxa" w:w="80"/>
+              <w:left w:type="dxa" w:w="120"/>
+              <w:bottom w:type="dxa" w:w="80"/>
+              <w:right w:type="dxa" w:w="120"/>
+            </w:tcMar>
+          </w:tcPr>
+          <w:p>
+            <w:r>
+              <w:t>To be confirmed with a lawyer before it goes live</w:t>
+            </w:r>
+          </w:p>
+        </w:tc>
+      </w:tr>
+      <w:tr>
+        <w:tc>
+          <w:tcPr>
+            <w:tcW w:type="dxa" w:w="632"/>
+            <w:tcBorders>
+              <w:top w:val="single" w:color="A6A6A6" w:sz="4"/>
+              <w:left w:val="single" w:color="A6A6A6" w:sz="4"/>
+              <w:bottom w:val="single" w:color="A6A6A6" w:sz="4"/>
+              <w:right w:val="single" w:color="A6A6A6" w:sz="4"/>
+            </w:tcBorders>
+            <w:tcMar>
+              <w:top w:type="dxa" w:w="80"/>
+              <w:left w:type="dxa" w:w="120"/>
+              <w:bottom w:type="dxa" w:w="80"/>
+              <w:right w:type="dxa" w:w="120"/>
+            </w:tcMar>
+          </w:tcPr>
+          <w:p>
+            <w:r>
+              <w:t>19</w:t>
+            </w:r>
+          </w:p>
+        </w:tc>
+        <w:tc>
+          <w:tcPr>
+            <w:tcW w:type="dxa" w:w="4784"/>
+            <w:tcBorders>
+              <w:top w:val="single" w:color="A6A6A6" w:sz="4"/>
+              <w:left w:val="single" w:color="A6A6A6" w:sz="4"/>
+              <w:bottom w:val="single" w:color="A6A6A6" w:sz="4"/>
+              <w:right w:val="single" w:color="A6A6A6" w:sz="4"/>
+            </w:tcBorders>
+            <w:tcMar>
+              <w:top w:type="dxa" w:w="80"/>
+              <w:left w:type="dxa" w:w="120"/>
+              <w:bottom w:type="dxa" w:w="80"/>
+              <w:right w:type="dxa" w:w="120"/>
+            </w:tcMar>
+          </w:tcPr>
+          <w:p>
+            <w:r>
+              <w:t>How withholding tax applies to scout referral rewards (decision 70)</w:t>
+            </w:r>
+          </w:p>
+        </w:tc>
+        <w:tc>
+          <w:tcPr>
+            <w:tcW w:type="dxa" w:w="3610"/>
+            <w:tcBorders>
+              <w:top w:val="single" w:color="A6A6A6" w:sz="4"/>
+              <w:left w:val="single" w:color="A6A6A6" w:sz="4"/>
+              <w:bottom w:val="single" w:color="A6A6A6" w:sz="4"/>
+              <w:right w:val="single" w:color="A6A6A6" w:sz="4"/>
+            </w:tcBorders>
+            <w:tcMar>
+              <w:top w:type="dxa" w:w="80"/>
+              <w:left w:type="dxa" w:w="120"/>
+              <w:bottom w:type="dxa" w:w="80"/>
+              <w:right w:type="dxa" w:w="120"/>
+            </w:tcMar>
+          </w:tcPr>
+          <w:p>
+            <w:r>
+              <w:t>To be confirmed with a tax adviser before it goes live</w:t>
+            </w:r>
+          </w:p>
+        </w:tc>
+      </w:tr>
     </w:tbl>
     <w:p>
       <w:pPr>
@@ -7709,7 +8071,7 @@
           </w:tcPr>
           <w:p>
             <w:r>
-              <w:t>1.5, 23 October 2026</w:t>
+              <w:t>1.6, 24 October 2026</w:t>
             </w:r>
           </w:p>
         </w:tc>

--- a/docs/specs/FindHouseQuick_Decisions_Log.docx
+++ b/docs/specs/FindHouseQuick_Decisions_Log.docx
@@ -6595,6 +6595,96 @@
           </w:p>
         </w:tc>
       </w:tr>
+      <w:tr>
+        <w:tc>
+          <w:tcPr>
+            <w:tcW w:type="dxa" w:w="632"/>
+            <w:tcBorders>
+              <w:top w:val="single" w:color="A6A6A6" w:sz="4"/>
+              <w:left w:val="single" w:color="A6A6A6" w:sz="4"/>
+              <w:bottom w:val="single" w:color="A6A6A6" w:sz="4"/>
+              <w:right w:val="single" w:color="A6A6A6" w:sz="4"/>
+            </w:tcBorders>
+            <w:tcMar>
+              <w:top w:type="dxa" w:w="80"/>
+              <w:left w:type="dxa" w:w="120"/>
+              <w:bottom w:type="dxa" w:w="80"/>
+              <w:right w:type="dxa" w:w="120"/>
+            </w:tcMar>
+          </w:tcPr>
+          <w:p>
+            <w:r>
+              <w:t>71</w:t>
+            </w:r>
+          </w:p>
+        </w:tc>
+        <w:tc>
+          <w:tcPr>
+            <w:tcW w:type="dxa" w:w="1625"/>
+            <w:tcBorders>
+              <w:top w:val="single" w:color="A6A6A6" w:sz="4"/>
+              <w:left w:val="single" w:color="A6A6A6" w:sz="4"/>
+              <w:bottom w:val="single" w:color="A6A6A6" w:sz="4"/>
+              <w:right w:val="single" w:color="A6A6A6" w:sz="4"/>
+            </w:tcBorders>
+            <w:tcMar>
+              <w:top w:type="dxa" w:w="80"/>
+              <w:left w:type="dxa" w:w="120"/>
+              <w:bottom w:type="dxa" w:w="80"/>
+              <w:right w:type="dxa" w:w="120"/>
+            </w:tcMar>
+          </w:tcPr>
+          <w:p>
+            <w:r>
+              <w:t>Scouts: details</w:t>
+            </w:r>
+          </w:p>
+        </w:tc>
+        <w:tc>
+          <w:tcPr>
+            <w:tcW w:type="dxa" w:w="5235"/>
+            <w:tcBorders>
+              <w:top w:val="single" w:color="A6A6A6" w:sz="4"/>
+              <w:left w:val="single" w:color="A6A6A6" w:sz="4"/>
+              <w:bottom w:val="single" w:color="A6A6A6" w:sz="4"/>
+              <w:right w:val="single" w:color="A6A6A6" w:sz="4"/>
+            </w:tcBorders>
+            <w:tcMar>
+              <w:top w:type="dxa" w:w="80"/>
+              <w:left w:type="dxa" w:w="120"/>
+              <w:bottom w:type="dxa" w:w="80"/>
+              <w:right w:type="dxa" w:w="120"/>
+            </w:tcMar>
+          </w:tcPr>
+          <w:p>
+            <w:r>
+              <w:t>Level 1 is enough to opt in as a scout, report a property and invite a landlord; withdrawing a reward needs the further verification for payouts: identity checked and a bank account confirmed in the scout's own name. For scout rewards only, every unit that can be rented and paid for counts as one property, so a building with four flats earns up to four rewards, one for the first rental of each flat. Invitations do not expire, so there is no invitation expiry setting. Every reward payout is approved by staff before it is paid. Replaces decision 70 in part (the invitation expiry). Source: chat, 24 October 2026.</w:t>
+            </w:r>
+          </w:p>
+        </w:tc>
+        <w:tc>
+          <w:tcPr>
+            <w:tcW w:type="dxa" w:w="1534"/>
+            <w:tcBorders>
+              <w:top w:val="single" w:color="A6A6A6" w:sz="4"/>
+              <w:left w:val="single" w:color="A6A6A6" w:sz="4"/>
+              <w:bottom w:val="single" w:color="A6A6A6" w:sz="4"/>
+              <w:right w:val="single" w:color="A6A6A6" w:sz="4"/>
+            </w:tcBorders>
+            <w:tcMar>
+              <w:top w:type="dxa" w:w="80"/>
+              <w:left w:type="dxa" w:w="120"/>
+              <w:bottom w:type="dxa" w:w="80"/>
+              <w:right w:type="dxa" w:w="120"/>
+            </w:tcMar>
+          </w:tcPr>
+          <w:p>
+            <w:r>
+              <w:t>24 Oct 2026</w:t>
+            </w:r>
+          </w:p>
+        </w:tc>
+      </w:tr>
     </w:tbl>
     <w:p>
       <w:pPr>
@@ -7935,6 +8025,74 @@
           <w:p>
             <w:r>
               <w:t>To be confirmed with a tax adviser before it goes live</w:t>
+            </w:r>
+          </w:p>
+        </w:tc>
+      </w:tr>
+      <w:tr>
+        <w:tc>
+          <w:tcPr>
+            <w:tcW w:type="dxa" w:w="632"/>
+            <w:tcBorders>
+              <w:top w:val="single" w:color="A6A6A6" w:sz="4"/>
+              <w:left w:val="single" w:color="A6A6A6" w:sz="4"/>
+              <w:bottom w:val="single" w:color="A6A6A6" w:sz="4"/>
+              <w:right w:val="single" w:color="A6A6A6" w:sz="4"/>
+            </w:tcBorders>
+            <w:tcMar>
+              <w:top w:type="dxa" w:w="80"/>
+              <w:left w:type="dxa" w:w="120"/>
+              <w:bottom w:type="dxa" w:w="80"/>
+              <w:right w:type="dxa" w:w="120"/>
+            </w:tcMar>
+          </w:tcPr>
+          <w:p>
+            <w:r>
+              <w:t>20</w:t>
+            </w:r>
+          </w:p>
+        </w:tc>
+        <w:tc>
+          <w:tcPr>
+            <w:tcW w:type="dxa" w:w="4784"/>
+            <w:tcBorders>
+              <w:top w:val="single" w:color="A6A6A6" w:sz="4"/>
+              <w:left w:val="single" w:color="A6A6A6" w:sz="4"/>
+              <w:bottom w:val="single" w:color="A6A6A6" w:sz="4"/>
+              <w:right w:val="single" w:color="A6A6A6" w:sz="4"/>
+            </w:tcBorders>
+            <w:tcMar>
+              <w:top w:type="dxa" w:w="80"/>
+              <w:left w:type="dxa" w:w="120"/>
+              <w:bottom w:type="dxa" w:w="80"/>
+              <w:right w:type="dxa" w:w="120"/>
+            </w:tcMar>
+          </w:tcPr>
+          <w:p>
+            <w:r>
+              <w:t>Whether the scout reward is due once both the tenant's and the landlord's completed rental fees are received, or once either is (decision 70)</w:t>
+            </w:r>
+          </w:p>
+        </w:tc>
+        <w:tc>
+          <w:tcPr>
+            <w:tcW w:type="dxa" w:w="3610"/>
+            <w:tcBorders>
+              <w:top w:val="single" w:color="A6A6A6" w:sz="4"/>
+              <w:left w:val="single" w:color="A6A6A6" w:sz="4"/>
+              <w:bottom w:val="single" w:color="A6A6A6" w:sz="4"/>
+              <w:right w:val="single" w:color="A6A6A6" w:sz="4"/>
+            </w:tcBorders>
+            <w:tcMar>
+              <w:top w:type="dxa" w:w="80"/>
+              <w:left w:type="dxa" w:w="120"/>
+              <w:bottom w:type="dxa" w:w="80"/>
+              <w:right w:type="dxa" w:w="120"/>
+            </w:tcMar>
+          </w:tcPr>
+          <w:p>
+            <w:r>
+              <w:t>To be decided before payouts are built</w:t>
             </w:r>
           </w:p>
         </w:tc>

--- a/docs/specs/FindHouseQuick_Decisions_Log.docx
+++ b/docs/specs/FindHouseQuick_Decisions_Log.docx
@@ -8025,74 +8025,6 @@
           <w:p>
             <w:r>
               <w:t>To be confirmed with a tax adviser before it goes live</w:t>
-            </w:r>
-          </w:p>
-        </w:tc>
-      </w:tr>
-      <w:tr>
-        <w:tc>
-          <w:tcPr>
-            <w:tcW w:type="dxa" w:w="632"/>
-            <w:tcBorders>
-              <w:top w:val="single" w:color="A6A6A6" w:sz="4"/>
-              <w:left w:val="single" w:color="A6A6A6" w:sz="4"/>
-              <w:bottom w:val="single" w:color="A6A6A6" w:sz="4"/>
-              <w:right w:val="single" w:color="A6A6A6" w:sz="4"/>
-            </w:tcBorders>
-            <w:tcMar>
-              <w:top w:type="dxa" w:w="80"/>
-              <w:left w:type="dxa" w:w="120"/>
-              <w:bottom w:type="dxa" w:w="80"/>
-              <w:right w:type="dxa" w:w="120"/>
-            </w:tcMar>
-          </w:tcPr>
-          <w:p>
-            <w:r>
-              <w:t>20</w:t>
-            </w:r>
-          </w:p>
-        </w:tc>
-        <w:tc>
-          <w:tcPr>
-            <w:tcW w:type="dxa" w:w="4784"/>
-            <w:tcBorders>
-              <w:top w:val="single" w:color="A6A6A6" w:sz="4"/>
-              <w:left w:val="single" w:color="A6A6A6" w:sz="4"/>
-              <w:bottom w:val="single" w:color="A6A6A6" w:sz="4"/>
-              <w:right w:val="single" w:color="A6A6A6" w:sz="4"/>
-            </w:tcBorders>
-            <w:tcMar>
-              <w:top w:type="dxa" w:w="80"/>
-              <w:left w:type="dxa" w:w="120"/>
-              <w:bottom w:type="dxa" w:w="80"/>
-              <w:right w:type="dxa" w:w="120"/>
-            </w:tcMar>
-          </w:tcPr>
-          <w:p>
-            <w:r>
-              <w:t>Whether the scout reward is due once both the tenant's and the landlord's completed rental fees are received, or once either is (decision 70)</w:t>
-            </w:r>
-          </w:p>
-        </w:tc>
-        <w:tc>
-          <w:tcPr>
-            <w:tcW w:type="dxa" w:w="3610"/>
-            <w:tcBorders>
-              <w:top w:val="single" w:color="A6A6A6" w:sz="4"/>
-              <w:left w:val="single" w:color="A6A6A6" w:sz="4"/>
-              <w:bottom w:val="single" w:color="A6A6A6" w:sz="4"/>
-              <w:right w:val="single" w:color="A6A6A6" w:sz="4"/>
-            </w:tcBorders>
-            <w:tcMar>
-              <w:top w:type="dxa" w:w="80"/>
-              <w:left w:type="dxa" w:w="120"/>
-              <w:bottom w:type="dxa" w:w="80"/>
-              <w:right w:type="dxa" w:w="120"/>
-            </w:tcMar>
-          </w:tcPr>
-          <w:p>
-            <w:r>
-              <w:t>To be decided before payouts are built</w:t>
             </w:r>
           </w:p>
         </w:tc>

--- a/docs/specs/FindHouseQuick_Decisions_Log.docx
+++ b/docs/specs/FindHouseQuick_Decisions_Log.docx
@@ -6685,6 +6685,186 @@
           </w:p>
         </w:tc>
       </w:tr>
+      <w:tr>
+        <w:tc>
+          <w:tcPr>
+            <w:tcW w:type="dxa" w:w="632"/>
+            <w:tcBorders>
+              <w:top w:val="single" w:color="A6A6A6" w:sz="4"/>
+              <w:left w:val="single" w:color="A6A6A6" w:sz="4"/>
+              <w:bottom w:val="single" w:color="A6A6A6" w:sz="4"/>
+              <w:right w:val="single" w:color="A6A6A6" w:sz="4"/>
+            </w:tcBorders>
+            <w:tcMar>
+              <w:top w:type="dxa" w:w="80"/>
+              <w:left w:type="dxa" w:w="120"/>
+              <w:bottom w:type="dxa" w:w="80"/>
+              <w:right w:type="dxa" w:w="120"/>
+            </w:tcMar>
+          </w:tcPr>
+          <w:p>
+            <w:r>
+              <w:t>72</w:t>
+            </w:r>
+          </w:p>
+        </w:tc>
+        <w:tc>
+          <w:tcPr>
+            <w:tcW w:type="dxa" w:w="1625"/>
+            <w:tcBorders>
+              <w:top w:val="single" w:color="A6A6A6" w:sz="4"/>
+              <w:left w:val="single" w:color="A6A6A6" w:sz="4"/>
+              <w:bottom w:val="single" w:color="A6A6A6" w:sz="4"/>
+              <w:right w:val="single" w:color="A6A6A6" w:sz="4"/>
+            </w:tcBorders>
+            <w:tcMar>
+              <w:top w:type="dxa" w:w="80"/>
+              <w:left w:type="dxa" w:w="120"/>
+              <w:bottom w:type="dxa" w:w="80"/>
+              <w:right w:type="dxa" w:w="120"/>
+            </w:tcMar>
+          </w:tcPr>
+          <w:p>
+            <w:r>
+              <w:t>Scouts: release</w:t>
+            </w:r>
+          </w:p>
+        </w:tc>
+        <w:tc>
+          <w:tcPr>
+            <w:tcW w:type="dxa" w:w="5235"/>
+            <w:tcBorders>
+              <w:top w:val="single" w:color="A6A6A6" w:sz="4"/>
+              <w:left w:val="single" w:color="A6A6A6" w:sz="4"/>
+              <w:bottom w:val="single" w:color="A6A6A6" w:sz="4"/>
+              <w:right w:val="single" w:color="A6A6A6" w:sz="4"/>
+            </w:tcBorders>
+            <w:tcMar>
+              <w:top w:type="dxa" w:w="80"/>
+              <w:left w:type="dxa" w:w="120"/>
+              <w:bottom w:type="dxa" w:w="80"/>
+              <w:right w:type="dxa" w:w="120"/>
+            </w:tcMar>
+          </w:tcPr>
+          <w:p>
+            <w:r>
+              <w:t>Scouts and the referral reward (decisions 70 and 71) are built in Release 1, alongside the other Release 1 features: opting in as a scout, reporting vacant properties, inviting landlords, the referral record and the staff screens for referrals. The reward itself can only be paid once the completed rental fee and payouts exist (Release 2); until then each reward is recorded as waiting for a rental. Settles open point 17. Source: chat, 24 October 2026.</w:t>
+            </w:r>
+          </w:p>
+        </w:tc>
+        <w:tc>
+          <w:tcPr>
+            <w:tcW w:type="dxa" w:w="1534"/>
+            <w:tcBorders>
+              <w:top w:val="single" w:color="A6A6A6" w:sz="4"/>
+              <w:left w:val="single" w:color="A6A6A6" w:sz="4"/>
+              <w:bottom w:val="single" w:color="A6A6A6" w:sz="4"/>
+              <w:right w:val="single" w:color="A6A6A6" w:sz="4"/>
+            </w:tcBorders>
+            <w:tcMar>
+              <w:top w:type="dxa" w:w="80"/>
+              <w:left w:type="dxa" w:w="120"/>
+              <w:bottom w:type="dxa" w:w="80"/>
+              <w:right w:type="dxa" w:w="120"/>
+            </w:tcMar>
+          </w:tcPr>
+          <w:p>
+            <w:r>
+              <w:t>24 Oct 2026</w:t>
+            </w:r>
+          </w:p>
+        </w:tc>
+      </w:tr>
+      <w:tr>
+        <w:tc>
+          <w:tcPr>
+            <w:tcW w:type="dxa" w:w="632"/>
+            <w:tcBorders>
+              <w:top w:val="single" w:color="A6A6A6" w:sz="4"/>
+              <w:left w:val="single" w:color="A6A6A6" w:sz="4"/>
+              <w:bottom w:val="single" w:color="A6A6A6" w:sz="4"/>
+              <w:right w:val="single" w:color="A6A6A6" w:sz="4"/>
+            </w:tcBorders>
+            <w:tcMar>
+              <w:top w:type="dxa" w:w="80"/>
+              <w:left w:type="dxa" w:w="120"/>
+              <w:bottom w:type="dxa" w:w="80"/>
+              <w:right w:type="dxa" w:w="120"/>
+            </w:tcMar>
+          </w:tcPr>
+          <w:p>
+            <w:r>
+              <w:t>73</w:t>
+            </w:r>
+          </w:p>
+        </w:tc>
+        <w:tc>
+          <w:tcPr>
+            <w:tcW w:type="dxa" w:w="1625"/>
+            <w:tcBorders>
+              <w:top w:val="single" w:color="A6A6A6" w:sz="4"/>
+              <w:left w:val="single" w:color="A6A6A6" w:sz="4"/>
+              <w:bottom w:val="single" w:color="A6A6A6" w:sz="4"/>
+              <w:right w:val="single" w:color="A6A6A6" w:sz="4"/>
+            </w:tcBorders>
+            <w:tcMar>
+              <w:top w:type="dxa" w:w="80"/>
+              <w:left w:type="dxa" w:w="120"/>
+              <w:bottom w:type="dxa" w:w="80"/>
+              <w:right w:type="dxa" w:w="120"/>
+            </w:tcMar>
+          </w:tcPr>
+          <w:p>
+            <w:r>
+              <w:t>Screens to be designed</w:t>
+            </w:r>
+          </w:p>
+        </w:tc>
+        <w:tc>
+          <w:tcPr>
+            <w:tcW w:type="dxa" w:w="5235"/>
+            <w:tcBorders>
+              <w:top w:val="single" w:color="A6A6A6" w:sz="4"/>
+              <w:left w:val="single" w:color="A6A6A6" w:sz="4"/>
+              <w:bottom w:val="single" w:color="A6A6A6" w:sz="4"/>
+              <w:right w:val="single" w:color="A6A6A6" w:sz="4"/>
+            </w:tcBorders>
+            <w:tcMar>
+              <w:top w:type="dxa" w:w="80"/>
+              <w:left w:type="dxa" w:w="120"/>
+              <w:bottom w:type="dxa" w:w="80"/>
+              <w:right w:type="dxa" w:w="120"/>
+            </w:tcMar>
+          </w:tcPr>
+          <w:p>
+            <w:r>
+              <w:t>The screens to be designed are fixed in docs/designs.md: 112 screens. The website does everything the app does, so it has every user screen, not only common pages. Phone app: the 87 screens for every user type (tenants, landlords, agents and scouts). Website: the same 87 user screens laid out for a wide screen, the 18 staff screens and 7 public pages, 112 in all. Desktop software: the 87 user screens and the 18 staff screens, 105 in all. That is 304 designs. Adding a building, taking photos of each part and recording the walkthrough video are done on site with the phone's camera and GPS (Specification Sections 5.3 and 6.2), so on the website and desktop those three screens send the user to the phone. The screen designs (Release 0, step 2c) are complete only when all 304 are approved. New screens are added to the list only by a recorded decision. Source: chat, 24 October 2026.</w:t>
+            </w:r>
+          </w:p>
+        </w:tc>
+        <w:tc>
+          <w:tcPr>
+            <w:tcW w:type="dxa" w:w="1534"/>
+            <w:tcBorders>
+              <w:top w:val="single" w:color="A6A6A6" w:sz="4"/>
+              <w:left w:val="single" w:color="A6A6A6" w:sz="4"/>
+              <w:bottom w:val="single" w:color="A6A6A6" w:sz="4"/>
+              <w:right w:val="single" w:color="A6A6A6" w:sz="4"/>
+            </w:tcBorders>
+            <w:tcMar>
+              <w:top w:type="dxa" w:w="80"/>
+              <w:left w:type="dxa" w:w="120"/>
+              <w:bottom w:type="dxa" w:w="80"/>
+              <w:right w:type="dxa" w:w="120"/>
+            </w:tcMar>
+          </w:tcPr>
+          <w:p>
+            <w:r>
+              <w:t>24 Oct 2026</w:t>
+            </w:r>
+          </w:p>
+        </w:tc>
+      </w:tr>
     </w:tbl>
     <w:p>
       <w:pPr>
@@ -7844,74 +8024,6 @@
           </w:tcPr>
           <w:p>
             <w:r>
-              <w:t>17</w:t>
-            </w:r>
-          </w:p>
-        </w:tc>
-        <w:tc>
-          <w:tcPr>
-            <w:tcW w:type="dxa" w:w="4784"/>
-            <w:tcBorders>
-              <w:top w:val="single" w:color="A6A6A6" w:sz="4"/>
-              <w:left w:val="single" w:color="A6A6A6" w:sz="4"/>
-              <w:bottom w:val="single" w:color="A6A6A6" w:sz="4"/>
-              <w:right w:val="single" w:color="A6A6A6" w:sz="4"/>
-            </w:tcBorders>
-            <w:tcMar>
-              <w:top w:type="dxa" w:w="80"/>
-              <w:left w:type="dxa" w:w="120"/>
-              <w:bottom w:type="dxa" w:w="80"/>
-              <w:right w:type="dxa" w:w="120"/>
-            </w:tcMar>
-          </w:tcPr>
-          <w:p>
-            <w:r>
-              <w:t>Which release scouts and the referral reward go in (decision 70)</w:t>
-            </w:r>
-          </w:p>
-        </w:tc>
-        <w:tc>
-          <w:tcPr>
-            <w:tcW w:type="dxa" w:w="3610"/>
-            <w:tcBorders>
-              <w:top w:val="single" w:color="A6A6A6" w:sz="4"/>
-              <w:left w:val="single" w:color="A6A6A6" w:sz="4"/>
-              <w:bottom w:val="single" w:color="A6A6A6" w:sz="4"/>
-              <w:right w:val="single" w:color="A6A6A6" w:sz="4"/>
-            </w:tcBorders>
-            <w:tcMar>
-              <w:top w:type="dxa" w:w="80"/>
-              <w:left w:type="dxa" w:w="120"/>
-              <w:bottom w:type="dxa" w:w="80"/>
-              <w:right w:type="dxa" w:w="120"/>
-            </w:tcMar>
-          </w:tcPr>
-          <w:p>
-            <w:r>
-              <w:t>To be decided</w:t>
-            </w:r>
-          </w:p>
-        </w:tc>
-      </w:tr>
-      <w:tr>
-        <w:tc>
-          <w:tcPr>
-            <w:tcW w:type="dxa" w:w="632"/>
-            <w:tcBorders>
-              <w:top w:val="single" w:color="A6A6A6" w:sz="4"/>
-              <w:left w:val="single" w:color="A6A6A6" w:sz="4"/>
-              <w:bottom w:val="single" w:color="A6A6A6" w:sz="4"/>
-              <w:right w:val="single" w:color="A6A6A6" w:sz="4"/>
-            </w:tcBorders>
-            <w:tcMar>
-              <w:top w:type="dxa" w:w="80"/>
-              <w:left w:type="dxa" w:w="120"/>
-              <w:bottom w:type="dxa" w:w="80"/>
-              <w:right w:type="dxa" w:w="120"/>
-            </w:tcMar>
-          </w:tcPr>
-          <w:p>
-            <w:r>
               <w:t>18</w:t>
             </w:r>
           </w:p>
@@ -8161,7 +8273,7 @@
           </w:tcPr>
           <w:p>
             <w:r>
-              <w:t>1.6, 24 October 2026</w:t>
+              <w:t>1.7, 24 October 2026</w:t>
             </w:r>
           </w:p>
         </w:tc>
@@ -8207,7 +8319,7 @@
           </w:tcPr>
           <w:p>
             <w:r>
-              <w:t xml:space="preserve">1.0, 22 October 2026</w:t>
+              <w:t>1.1, 24 October 2026</w:t>
             </w:r>
           </w:p>
         </w:tc>

--- a/docs/specs/FindHouseQuick_Decisions_Log.docx
+++ b/docs/specs/FindHouseQuick_Decisions_Log.docx
@@ -67,7 +67,7 @@
           <w:sz w:val="22"/>
           <w:szCs w:val="22"/>
         </w:rPr>
-        <w:t>Updated 24 October 2026</w:t>
+        <w:t>Updated 25 October 2026</w:t>
       </w:r>
     </w:p>
     <w:p>
@@ -6861,6 +6861,96 @@
           <w:p>
             <w:r>
               <w:t>24 Oct 2026</w:t>
+            </w:r>
+          </w:p>
+        </w:tc>
+      </w:tr>
+      <w:tr>
+        <w:tc>
+          <w:tcPr>
+            <w:tcW w:type="dxa" w:w="632"/>
+            <w:tcBorders>
+              <w:top w:val="single" w:color="A6A6A6" w:sz="4"/>
+              <w:left w:val="single" w:color="A6A6A6" w:sz="4"/>
+              <w:bottom w:val="single" w:color="A6A6A6" w:sz="4"/>
+              <w:right w:val="single" w:color="A6A6A6" w:sz="4"/>
+            </w:tcBorders>
+            <w:tcMar>
+              <w:top w:type="dxa" w:w="80"/>
+              <w:left w:type="dxa" w:w="120"/>
+              <w:bottom w:type="dxa" w:w="80"/>
+              <w:right w:type="dxa" w:w="120"/>
+            </w:tcMar>
+          </w:tcPr>
+          <w:p>
+            <w:r>
+              <w:t>74</w:t>
+            </w:r>
+          </w:p>
+        </w:tc>
+        <w:tc>
+          <w:tcPr>
+            <w:tcW w:type="dxa" w:w="1625"/>
+            <w:tcBorders>
+              <w:top w:val="single" w:color="A6A6A6" w:sz="4"/>
+              <w:left w:val="single" w:color="A6A6A6" w:sz="4"/>
+              <w:bottom w:val="single" w:color="A6A6A6" w:sz="4"/>
+              <w:right w:val="single" w:color="A6A6A6" w:sz="4"/>
+            </w:tcBorders>
+            <w:tcMar>
+              <w:top w:type="dxa" w:w="80"/>
+              <w:left w:type="dxa" w:w="120"/>
+              <w:bottom w:type="dxa" w:w="80"/>
+              <w:right w:type="dxa" w:w="120"/>
+            </w:tcMar>
+          </w:tcPr>
+          <w:p>
+            <w:r>
+              <w:t>Screen widths</w:t>
+            </w:r>
+          </w:p>
+        </w:tc>
+        <w:tc>
+          <w:tcPr>
+            <w:tcW w:type="dxa" w:w="5235"/>
+            <w:tcBorders>
+              <w:top w:val="single" w:color="A6A6A6" w:sz="4"/>
+              <w:left w:val="single" w:color="A6A6A6" w:sz="4"/>
+              <w:bottom w:val="single" w:color="A6A6A6" w:sz="4"/>
+              <w:right w:val="single" w:color="A6A6A6" w:sz="4"/>
+            </w:tcBorders>
+            <w:tcMar>
+              <w:top w:type="dxa" w:w="80"/>
+              <w:left w:type="dxa" w:w="120"/>
+              <w:bottom w:type="dxa" w:w="80"/>
+              <w:right w:type="dxa" w:w="120"/>
+            </w:tcMar>
+          </w:tcPr>
+          <w:p>
+            <w:r>
+              <w:t>The website is responsive and must work on every screen size without breaking. Each website design is drawn at the desktop width of 1366 pixels, with its tablet layout at 768; at phone width (360), the user screens follow the approved phone screens, and the public pages are drawn at that width too. Above 1366 the layout stretches, with the content kept to a comfortable width. The desktop software is designed for computers and laptops at 1366 by 768, in a window the user can resize, as most software allows. A website design includes its tablet and phone layouts, so the count of 304 designs in decision 73 is unchanged. Adds to decision 73. Source: chat, 25 October 2026.</w:t>
+            </w:r>
+          </w:p>
+        </w:tc>
+        <w:tc>
+          <w:tcPr>
+            <w:tcW w:type="dxa" w:w="1534"/>
+            <w:tcBorders>
+              <w:top w:val="single" w:color="A6A6A6" w:sz="4"/>
+              <w:left w:val="single" w:color="A6A6A6" w:sz="4"/>
+              <w:bottom w:val="single" w:color="A6A6A6" w:sz="4"/>
+              <w:right w:val="single" w:color="A6A6A6" w:sz="4"/>
+            </w:tcBorders>
+            <w:tcMar>
+              <w:top w:type="dxa" w:w="80"/>
+              <w:left w:type="dxa" w:w="120"/>
+              <w:bottom w:type="dxa" w:w="80"/>
+              <w:right w:type="dxa" w:w="120"/>
+            </w:tcMar>
+          </w:tcPr>
+          <w:p>
+            <w:r>
+              <w:t>25 Oct 2026</w:t>
             </w:r>
           </w:p>
         </w:tc>

--- a/docs/specs/FindHouseQuick_Decisions_Log.docx
+++ b/docs/specs/FindHouseQuick_Decisions_Log.docx
@@ -67,7 +67,7 @@
           <w:sz w:val="22"/>
           <w:szCs w:val="22"/>
         </w:rPr>
-        <w:t>Updated 25 October 2026</w:t>
+        <w:t>Updated 27 October 2026</w:t>
       </w:r>
     </w:p>
     <w:p>
@@ -6838,7 +6838,7 @@
           </w:tcPr>
           <w:p>
             <w:r>
-              <w:t>The screens to be designed are fixed in docs/designs.md: 112 screens. The website does everything the app does, so it has every user screen, not only common pages. Phone app: the 87 screens for every user type (tenants, landlords, agents and scouts). Website: the same 87 user screens laid out for a wide screen, the 18 staff screens and 7 public pages, 112 in all. Desktop software: the 87 user screens and the 18 staff screens, 105 in all. That is 304 designs. Adding a building, taking photos of each part and recording the walkthrough video are done on site with the phone's camera and GPS (Specification Sections 5.3 and 6.2), so on the website and desktop those three screens send the user to the phone. The screen designs (Release 0, step 2c) are complete only when all 304 are approved. New screens are added to the list only by a recorded decision. Source: chat, 24 October 2026.</w:t>
+              <w:t>The screens to be designed are fixed in docs/designs.md: 112 screens. The website does everything the app does, so it has every user screen, not only common pages. Phone app: the 87 screens for every user type (tenants, landlords, agents and scouts). Website: the same 87 user screens laid out for a wide screen, the 18 staff screens and 7 public pages, 112 in all. Desktop software: the 18 staff screens only; tenants, landlords, agents and scouts use the phone app and the website. That is 217 designs. Adding a building, taking photos of each part and recording the walkthrough video are done on site with the phone's camera and GPS (Specification Sections 5.3 and 6.2), so on the website those three screens send the user to the phone. The screen designs (Release 0, step 2c) are complete only when all 217 are approved. New screens are added to the list only by a recorded decision. Source: chat, 24 October 2026.</w:t>
             </w:r>
           </w:p>
         </w:tc>
@@ -6928,7 +6928,7 @@
           </w:tcPr>
           <w:p>
             <w:r>
-              <w:t>The website is responsive and must work on every screen size without breaking. Each website design is drawn at the desktop width of 1366 pixels, with its tablet layout at 768; at phone width (360), the user screens follow the approved phone screens, and the public pages are drawn at that width too. Above 1366 the layout stretches, with the content kept to a comfortable width. The desktop software is designed for computers and laptops at 1366 by 768, in a window the user can resize, as most software allows. A website design includes its tablet and phone layouts, so the count of 304 designs in decision 73 is unchanged. Adds to decision 73. Source: chat, 25 October 2026.</w:t>
+              <w:t>The website is responsive and must work on every screen size without breaking. Each website design is drawn at the desktop width of 1366 pixels, with its tablet layout at 768; at phone width (360), the user screens follow the approved phone screens, and the public pages are drawn at that width too. Above 1366 the layout stretches, with the content kept to a comfortable width. The desktop software, for staff only, is designed for computers and laptops at 1366 by 768, in a window the user can resize, as most software allows. A website design includes its tablet and phone layouts, so the count of 217 designs in decision 73 is unchanged. Adds to decision 73. Source: chat, 25 October 2026.</w:t>
             </w:r>
           </w:p>
         </w:tc>

--- a/docs/specs/FindHouseQuick_Decisions_Log.docx
+++ b/docs/specs/FindHouseQuick_Decisions_Log.docx
@@ -6951,6 +6951,96 @@
           <w:p>
             <w:r>
               <w:t>25 Oct 2026</w:t>
+            </w:r>
+          </w:p>
+        </w:tc>
+      </w:tr>
+      <w:tr>
+        <w:tc>
+          <w:tcPr>
+            <w:tcW w:type="dxa" w:w="632"/>
+            <w:tcBorders>
+              <w:top w:val="single" w:color="A6A6A6" w:sz="4"/>
+              <w:left w:val="single" w:color="A6A6A6" w:sz="4"/>
+              <w:bottom w:val="single" w:color="A6A6A6" w:sz="4"/>
+              <w:right w:val="single" w:color="A6A6A6" w:sz="4"/>
+            </w:tcBorders>
+            <w:tcMar>
+              <w:top w:type="dxa" w:w="80"/>
+              <w:left w:type="dxa" w:w="120"/>
+              <w:bottom w:type="dxa" w:w="80"/>
+              <w:right w:type="dxa" w:w="120"/>
+            </w:tcMar>
+          </w:tcPr>
+          <w:p>
+            <w:r>
+              <w:t>75</w:t>
+            </w:r>
+          </w:p>
+        </w:tc>
+        <w:tc>
+          <w:tcPr>
+            <w:tcW w:type="dxa" w:w="1625"/>
+            <w:tcBorders>
+              <w:top w:val="single" w:color="A6A6A6" w:sz="4"/>
+              <w:left w:val="single" w:color="A6A6A6" w:sz="4"/>
+              <w:bottom w:val="single" w:color="A6A6A6" w:sz="4"/>
+              <w:right w:val="single" w:color="A6A6A6" w:sz="4"/>
+            </w:tcBorders>
+            <w:tcMar>
+              <w:top w:type="dxa" w:w="80"/>
+              <w:left w:type="dxa" w:w="120"/>
+              <w:bottom w:type="dxa" w:w="80"/>
+              <w:right w:type="dxa" w:w="120"/>
+            </w:tcMar>
+          </w:tcPr>
+          <w:p>
+            <w:r>
+              <w:t>Admin screens added</w:t>
+            </w:r>
+          </w:p>
+        </w:tc>
+        <w:tc>
+          <w:tcPr>
+            <w:tcW w:type="dxa" w:w="5235"/>
+            <w:tcBorders>
+              <w:top w:val="single" w:color="A6A6A6" w:sz="4"/>
+              <w:left w:val="single" w:color="A6A6A6" w:sz="4"/>
+              <w:bottom w:val="single" w:color="A6A6A6" w:sz="4"/>
+              <w:right w:val="single" w:color="A6A6A6" w:sz="4"/>
+            </w:tcBorders>
+            <w:tcMar>
+              <w:top w:type="dxa" w:w="80"/>
+              <w:left w:type="dxa" w:w="120"/>
+              <w:bottom w:type="dxa" w:w="80"/>
+              <w:right w:type="dxa" w:w="120"/>
+            </w:tcMar>
+          </w:tcPr>
+          <w:p>
+            <w:r>
+              <w:t>Three staff screens are added to the list of screens to be designed (decision 73): 113 Regions and cities (switching states and cities on or off), 114 Property types and photo checklists, and 115 Document types, each on the website (at 1366 and 768) and in the desktop software. Screen 100 (Country controls) also shows the country's languages, its on/off switch and the choices for unit details, and screen 56 (Parts checklist) gets a note on each part (decision 56). The list becomes 115 screens: 87 on the phone app, 115 on the website and 21 in the desktop software, 223 designs. Adds to decision 73. Source: chat, 29 October 2026.</w:t>
+            </w:r>
+          </w:p>
+        </w:tc>
+        <w:tc>
+          <w:tcPr>
+            <w:tcW w:type="dxa" w:w="1534"/>
+            <w:tcBorders>
+              <w:top w:val="single" w:color="A6A6A6" w:sz="4"/>
+              <w:left w:val="single" w:color="A6A6A6" w:sz="4"/>
+              <w:bottom w:val="single" w:color="A6A6A6" w:sz="4"/>
+              <w:right w:val="single" w:color="A6A6A6" w:sz="4"/>
+            </w:tcBorders>
+            <w:tcMar>
+              <w:top w:type="dxa" w:w="80"/>
+              <w:left w:type="dxa" w:w="120"/>
+              <w:bottom w:type="dxa" w:w="80"/>
+              <w:right w:type="dxa" w:w="120"/>
+            </w:tcMar>
+          </w:tcPr>
+          <w:p>
+            <w:r>
+              <w:t>29 Oct 2026</w:t>
             </w:r>
           </w:p>
         </w:tc>
